--- a/Informe_Etiquetador_EdgardFernandezMartinez.docx
+++ b/Informe_Etiquetador_EdgardFernandezMartinez.docx
@@ -187,7 +187,7 @@
         <w:pStyle w:val="ListParagraph"/>
         <w:numPr>
           <w:ilvl w:val="0"/>
-          <w:numId w:val="3"/>
+          <w:numId w:val="4"/>
         </w:numPr>
         <w:spacing w:before="0" w:after="120"/>
         <w:rPr/>
@@ -202,7 +202,7 @@
         <w:pStyle w:val="ListParagraph"/>
         <w:numPr>
           <w:ilvl w:val="0"/>
-          <w:numId w:val="3"/>
+          <w:numId w:val="4"/>
         </w:numPr>
         <w:spacing w:before="0" w:after="120"/>
         <w:rPr/>
@@ -217,7 +217,7 @@
         <w:pStyle w:val="ListParagraph"/>
         <w:numPr>
           <w:ilvl w:val="0"/>
-          <w:numId w:val="3"/>
+          <w:numId w:val="4"/>
         </w:numPr>
         <w:spacing w:before="0" w:after="120"/>
         <w:rPr/>
@@ -232,7 +232,7 @@
         <w:pStyle w:val="ListParagraph"/>
         <w:numPr>
           <w:ilvl w:val="0"/>
-          <w:numId w:val="3"/>
+          <w:numId w:val="4"/>
         </w:numPr>
         <w:spacing w:before="0" w:after="120"/>
         <w:rPr/>
@@ -286,7 +286,7 @@
         <w:pStyle w:val="ListParagraph"/>
         <w:numPr>
           <w:ilvl w:val="0"/>
-          <w:numId w:val="3"/>
+          <w:numId w:val="4"/>
         </w:numPr>
         <w:spacing w:before="0" w:after="120"/>
         <w:rPr/>
@@ -301,7 +301,7 @@
         <w:pStyle w:val="ListParagraph"/>
         <w:numPr>
           <w:ilvl w:val="0"/>
-          <w:numId w:val="3"/>
+          <w:numId w:val="4"/>
         </w:numPr>
         <w:spacing w:before="0" w:after="120"/>
         <w:rPr/>
@@ -316,7 +316,7 @@
         <w:pStyle w:val="ListParagraph"/>
         <w:numPr>
           <w:ilvl w:val="0"/>
-          <w:numId w:val="3"/>
+          <w:numId w:val="4"/>
         </w:numPr>
         <w:spacing w:before="0" w:after="120"/>
         <w:rPr/>
@@ -331,7 +331,7 @@
         <w:pStyle w:val="ListParagraph"/>
         <w:numPr>
           <w:ilvl w:val="0"/>
-          <w:numId w:val="3"/>
+          <w:numId w:val="4"/>
         </w:numPr>
         <w:spacing w:before="0" w:after="120"/>
         <w:rPr/>
@@ -447,14 +447,14 @@
         <w:tblLook w:firstRow="1" w:noVBand="1" w:lastRow="0" w:firstColumn="1" w:lastColumn="0" w:noHBand="0" w:val="04a0"/>
       </w:tblPr>
       <w:tblGrid>
-        <w:gridCol w:w="2198"/>
-        <w:gridCol w:w="6828"/>
+        <w:gridCol w:w="2197"/>
+        <w:gridCol w:w="6829"/>
       </w:tblGrid>
       <w:tr>
         <w:trPr/>
         <w:tc>
           <w:tcPr>
-            <w:tcW w:w="2198" w:type="dxa"/>
+            <w:tcW w:w="2197" w:type="dxa"/>
             <w:tcBorders>
               <w:top w:val="single" w:sz="2" w:space="0" w:color="AAAAAA"/>
               <w:start w:val="single" w:sz="2" w:space="0" w:color="AAAAAA"/>
@@ -479,7 +479,7 @@
         </w:tc>
         <w:tc>
           <w:tcPr>
-            <w:tcW w:w="6828" w:type="dxa"/>
+            <w:tcW w:w="6829" w:type="dxa"/>
             <w:tcBorders>
               <w:top w:val="single" w:sz="2" w:space="0" w:color="AAAAAA"/>
               <w:start w:val="single" w:sz="2" w:space="0" w:color="AAAAAA"/>
@@ -507,7 +507,7 @@
         <w:trPr/>
         <w:tc>
           <w:tcPr>
-            <w:tcW w:w="2198" w:type="dxa"/>
+            <w:tcW w:w="2197" w:type="dxa"/>
             <w:tcBorders>
               <w:top w:val="single" w:sz="2" w:space="0" w:color="CCCCCC"/>
               <w:start w:val="single" w:sz="2" w:space="0" w:color="CCCCCC"/>
@@ -534,7 +534,7 @@
         </w:tc>
         <w:tc>
           <w:tcPr>
-            <w:tcW w:w="6828" w:type="dxa"/>
+            <w:tcW w:w="6829" w:type="dxa"/>
             <w:tcBorders>
               <w:top w:val="single" w:sz="2" w:space="0" w:color="CCCCCC"/>
               <w:start w:val="single" w:sz="2" w:space="0" w:color="CCCCCC"/>
@@ -562,7 +562,7 @@
         <w:trPr/>
         <w:tc>
           <w:tcPr>
-            <w:tcW w:w="2198" w:type="dxa"/>
+            <w:tcW w:w="2197" w:type="dxa"/>
             <w:tcBorders>
               <w:top w:val="single" w:sz="2" w:space="0" w:color="CCCCCC"/>
               <w:start w:val="single" w:sz="2" w:space="0" w:color="CCCCCC"/>
@@ -589,7 +589,7 @@
         </w:tc>
         <w:tc>
           <w:tcPr>
-            <w:tcW w:w="6828" w:type="dxa"/>
+            <w:tcW w:w="6829" w:type="dxa"/>
             <w:tcBorders>
               <w:top w:val="single" w:sz="2" w:space="0" w:color="CCCCCC"/>
               <w:start w:val="single" w:sz="2" w:space="0" w:color="CCCCCC"/>
@@ -617,7 +617,7 @@
         <w:trPr/>
         <w:tc>
           <w:tcPr>
-            <w:tcW w:w="2198" w:type="dxa"/>
+            <w:tcW w:w="2197" w:type="dxa"/>
             <w:tcBorders>
               <w:top w:val="single" w:sz="2" w:space="0" w:color="CCCCCC"/>
               <w:start w:val="single" w:sz="2" w:space="0" w:color="CCCCCC"/>
@@ -644,7 +644,7 @@
         </w:tc>
         <w:tc>
           <w:tcPr>
-            <w:tcW w:w="6828" w:type="dxa"/>
+            <w:tcW w:w="6829" w:type="dxa"/>
             <w:tcBorders>
               <w:top w:val="single" w:sz="2" w:space="0" w:color="CCCCCC"/>
               <w:start w:val="single" w:sz="2" w:space="0" w:color="CCCCCC"/>
@@ -672,7 +672,7 @@
         <w:trPr/>
         <w:tc>
           <w:tcPr>
-            <w:tcW w:w="2198" w:type="dxa"/>
+            <w:tcW w:w="2197" w:type="dxa"/>
             <w:tcBorders>
               <w:top w:val="single" w:sz="2" w:space="0" w:color="CCCCCC"/>
               <w:start w:val="single" w:sz="2" w:space="0" w:color="CCCCCC"/>
@@ -699,7 +699,7 @@
         </w:tc>
         <w:tc>
           <w:tcPr>
-            <w:tcW w:w="6828" w:type="dxa"/>
+            <w:tcW w:w="6829" w:type="dxa"/>
             <w:tcBorders>
               <w:top w:val="single" w:sz="2" w:space="0" w:color="CCCCCC"/>
               <w:start w:val="single" w:sz="2" w:space="0" w:color="CCCCCC"/>
@@ -727,7 +727,7 @@
         <w:trPr/>
         <w:tc>
           <w:tcPr>
-            <w:tcW w:w="2198" w:type="dxa"/>
+            <w:tcW w:w="2197" w:type="dxa"/>
             <w:tcBorders>
               <w:top w:val="single" w:sz="2" w:space="0" w:color="CCCCCC"/>
               <w:start w:val="single" w:sz="2" w:space="0" w:color="CCCCCC"/>
@@ -754,7 +754,7 @@
         </w:tc>
         <w:tc>
           <w:tcPr>
-            <w:tcW w:w="6828" w:type="dxa"/>
+            <w:tcW w:w="6829" w:type="dxa"/>
             <w:tcBorders>
               <w:top w:val="single" w:sz="2" w:space="0" w:color="CCCCCC"/>
               <w:start w:val="single" w:sz="2" w:space="0" w:color="CCCCCC"/>
@@ -782,7 +782,7 @@
         <w:trPr/>
         <w:tc>
           <w:tcPr>
-            <w:tcW w:w="2198" w:type="dxa"/>
+            <w:tcW w:w="2197" w:type="dxa"/>
             <w:tcBorders>
               <w:top w:val="single" w:sz="2" w:space="0" w:color="CCCCCC"/>
               <w:start w:val="single" w:sz="2" w:space="0" w:color="CCCCCC"/>
@@ -809,7 +809,7 @@
         </w:tc>
         <w:tc>
           <w:tcPr>
-            <w:tcW w:w="6828" w:type="dxa"/>
+            <w:tcW w:w="6829" w:type="dxa"/>
             <w:tcBorders>
               <w:top w:val="single" w:sz="2" w:space="0" w:color="CCCCCC"/>
               <w:start w:val="single" w:sz="2" w:space="0" w:color="CCCCCC"/>
@@ -837,7 +837,7 @@
         <w:trPr/>
         <w:tc>
           <w:tcPr>
-            <w:tcW w:w="2198" w:type="dxa"/>
+            <w:tcW w:w="2197" w:type="dxa"/>
             <w:tcBorders>
               <w:top w:val="single" w:sz="2" w:space="0" w:color="CCCCCC"/>
               <w:start w:val="single" w:sz="2" w:space="0" w:color="CCCCCC"/>
@@ -864,7 +864,7 @@
         </w:tc>
         <w:tc>
           <w:tcPr>
-            <w:tcW w:w="6828" w:type="dxa"/>
+            <w:tcW w:w="6829" w:type="dxa"/>
             <w:tcBorders>
               <w:top w:val="single" w:sz="2" w:space="0" w:color="CCCCCC"/>
               <w:start w:val="single" w:sz="2" w:space="0" w:color="CCCCCC"/>
@@ -990,7 +990,7 @@
         <w:pStyle w:val="ListParagraph"/>
         <w:numPr>
           <w:ilvl w:val="0"/>
-          <w:numId w:val="4"/>
+          <w:numId w:val="5"/>
         </w:numPr>
         <w:spacing w:before="0" w:after="120"/>
         <w:rPr/>
@@ -1083,7 +1083,7 @@
         <w:pStyle w:val="ListParagraph"/>
         <w:numPr>
           <w:ilvl w:val="0"/>
-          <w:numId w:val="4"/>
+          <w:numId w:val="5"/>
         </w:numPr>
         <w:spacing w:before="0" w:after="120"/>
         <w:rPr/>
@@ -1098,7 +1098,7 @@
         <w:pStyle w:val="ListParagraph"/>
         <w:numPr>
           <w:ilvl w:val="0"/>
-          <w:numId w:val="4"/>
+          <w:numId w:val="5"/>
         </w:numPr>
         <w:spacing w:before="0" w:after="120"/>
         <w:rPr/>
@@ -1113,7 +1113,7 @@
         <w:pStyle w:val="ListParagraph"/>
         <w:numPr>
           <w:ilvl w:val="0"/>
-          <w:numId w:val="4"/>
+          <w:numId w:val="5"/>
         </w:numPr>
         <w:spacing w:before="0" w:after="120"/>
         <w:rPr/>
@@ -1128,7 +1128,7 @@
         <w:pStyle w:val="ListParagraph"/>
         <w:numPr>
           <w:ilvl w:val="0"/>
-          <w:numId w:val="4"/>
+          <w:numId w:val="5"/>
         </w:numPr>
         <w:spacing w:before="0" w:after="120"/>
         <w:rPr/>
@@ -2099,8 +2099,8 @@
         <w:tblLook w:firstRow="1" w:noVBand="1" w:lastRow="0" w:firstColumn="1" w:lastColumn="0" w:noHBand="0" w:val="04a0"/>
       </w:tblPr>
       <w:tblGrid>
-        <w:gridCol w:w="1198"/>
-        <w:gridCol w:w="2101"/>
+        <w:gridCol w:w="1197"/>
+        <w:gridCol w:w="2102"/>
         <w:gridCol w:w="2400"/>
         <w:gridCol w:w="3327"/>
       </w:tblGrid>
@@ -2108,7 +2108,7 @@
         <w:trPr/>
         <w:tc>
           <w:tcPr>
-            <w:tcW w:w="1198" w:type="dxa"/>
+            <w:tcW w:w="1197" w:type="dxa"/>
             <w:tcBorders>
               <w:top w:val="single" w:sz="2" w:space="0" w:color="AAAAAA"/>
               <w:start w:val="single" w:sz="2" w:space="0" w:color="AAAAAA"/>
@@ -2133,7 +2133,7 @@
         </w:tc>
         <w:tc>
           <w:tcPr>
-            <w:tcW w:w="2101" w:type="dxa"/>
+            <w:tcW w:w="2102" w:type="dxa"/>
             <w:tcBorders>
               <w:top w:val="single" w:sz="2" w:space="0" w:color="AAAAAA"/>
               <w:start w:val="single" w:sz="2" w:space="0" w:color="AAAAAA"/>
@@ -2211,7 +2211,7 @@
         <w:trPr/>
         <w:tc>
           <w:tcPr>
-            <w:tcW w:w="1198" w:type="dxa"/>
+            <w:tcW w:w="1197" w:type="dxa"/>
             <w:tcBorders>
               <w:top w:val="single" w:sz="2" w:space="0" w:color="CCCCCC"/>
               <w:start w:val="single" w:sz="2" w:space="0" w:color="CCCCCC"/>
@@ -2236,7 +2236,7 @@
         </w:tc>
         <w:tc>
           <w:tcPr>
-            <w:tcW w:w="2101" w:type="dxa"/>
+            <w:tcW w:w="2102" w:type="dxa"/>
             <w:tcBorders>
               <w:top w:val="single" w:sz="2" w:space="0" w:color="CCCCCC"/>
               <w:start w:val="single" w:sz="2" w:space="0" w:color="CCCCCC"/>
@@ -2314,7 +2314,7 @@
         <w:trPr/>
         <w:tc>
           <w:tcPr>
-            <w:tcW w:w="1198" w:type="dxa"/>
+            <w:tcW w:w="1197" w:type="dxa"/>
             <w:tcBorders>
               <w:top w:val="single" w:sz="2" w:space="0" w:color="CCCCCC"/>
               <w:start w:val="single" w:sz="2" w:space="0" w:color="CCCCCC"/>
@@ -2339,7 +2339,7 @@
         </w:tc>
         <w:tc>
           <w:tcPr>
-            <w:tcW w:w="2101" w:type="dxa"/>
+            <w:tcW w:w="2102" w:type="dxa"/>
             <w:tcBorders>
               <w:top w:val="single" w:sz="2" w:space="0" w:color="CCCCCC"/>
               <w:start w:val="single" w:sz="2" w:space="0" w:color="CCCCCC"/>
@@ -2417,7 +2417,7 @@
         <w:trPr/>
         <w:tc>
           <w:tcPr>
-            <w:tcW w:w="1198" w:type="dxa"/>
+            <w:tcW w:w="1197" w:type="dxa"/>
             <w:tcBorders>
               <w:top w:val="single" w:sz="2" w:space="0" w:color="CCCCCC"/>
               <w:start w:val="single" w:sz="2" w:space="0" w:color="CCCCCC"/>
@@ -2444,7 +2444,7 @@
         </w:tc>
         <w:tc>
           <w:tcPr>
-            <w:tcW w:w="2101" w:type="dxa"/>
+            <w:tcW w:w="2102" w:type="dxa"/>
             <w:tcBorders>
               <w:top w:val="single" w:sz="2" w:space="0" w:color="CCCCCC"/>
               <w:start w:val="single" w:sz="2" w:space="0" w:color="CCCCCC"/>
@@ -2642,7 +2642,7 @@
         <w:pStyle w:val="ListParagraph"/>
         <w:numPr>
           <w:ilvl w:val="0"/>
-          <w:numId w:val="4"/>
+          <w:numId w:val="5"/>
         </w:numPr>
         <w:spacing w:before="0" w:after="120"/>
         <w:rPr/>
@@ -2664,7 +2664,7 @@
         <w:pStyle w:val="ListParagraph"/>
         <w:numPr>
           <w:ilvl w:val="0"/>
-          <w:numId w:val="4"/>
+          <w:numId w:val="5"/>
         </w:numPr>
         <w:spacing w:before="0" w:after="120"/>
         <w:rPr/>
@@ -2686,7 +2686,7 @@
         <w:pStyle w:val="ListParagraph"/>
         <w:numPr>
           <w:ilvl w:val="0"/>
-          <w:numId w:val="4"/>
+          <w:numId w:val="5"/>
         </w:numPr>
         <w:spacing w:before="0" w:after="120"/>
         <w:rPr/>
@@ -2743,7 +2743,7 @@
         <w:pStyle w:val="ListParagraph"/>
         <w:numPr>
           <w:ilvl w:val="0"/>
-          <w:numId w:val="4"/>
+          <w:numId w:val="5"/>
         </w:numPr>
         <w:spacing w:before="0" w:after="120"/>
         <w:rPr/>
@@ -2765,7 +2765,7 @@
         <w:pStyle w:val="ListParagraph"/>
         <w:numPr>
           <w:ilvl w:val="0"/>
-          <w:numId w:val="4"/>
+          <w:numId w:val="5"/>
         </w:numPr>
         <w:spacing w:before="0" w:after="120"/>
         <w:rPr/>
@@ -2787,7 +2787,7 @@
         <w:pStyle w:val="ListParagraph"/>
         <w:numPr>
           <w:ilvl w:val="0"/>
-          <w:numId w:val="4"/>
+          <w:numId w:val="5"/>
         </w:numPr>
         <w:spacing w:before="0" w:after="120"/>
         <w:rPr/>
@@ -2916,7 +2916,7 @@
         <w:pStyle w:val="ListParagraph"/>
         <w:numPr>
           <w:ilvl w:val="0"/>
-          <w:numId w:val="4"/>
+          <w:numId w:val="5"/>
         </w:numPr>
         <w:spacing w:before="0" w:after="120"/>
         <w:rPr/>
@@ -2931,7 +2931,7 @@
         <w:pStyle w:val="ListParagraph"/>
         <w:numPr>
           <w:ilvl w:val="0"/>
-          <w:numId w:val="4"/>
+          <w:numId w:val="5"/>
         </w:numPr>
         <w:spacing w:before="0" w:after="120"/>
         <w:rPr/>
@@ -2946,7 +2946,7 @@
         <w:pStyle w:val="ListParagraph"/>
         <w:numPr>
           <w:ilvl w:val="0"/>
-          <w:numId w:val="4"/>
+          <w:numId w:val="5"/>
         </w:numPr>
         <w:spacing w:before="0" w:after="120"/>
         <w:rPr/>
@@ -2961,7 +2961,7 @@
         <w:pStyle w:val="ListParagraph"/>
         <w:numPr>
           <w:ilvl w:val="0"/>
-          <w:numId w:val="4"/>
+          <w:numId w:val="5"/>
         </w:numPr>
         <w:spacing w:before="0" w:after="120"/>
         <w:rPr/>
@@ -3057,7 +3057,7 @@
         <w:pStyle w:val="ListParagraph"/>
         <w:numPr>
           <w:ilvl w:val="0"/>
-          <w:numId w:val="4"/>
+          <w:numId w:val="5"/>
         </w:numPr>
         <w:spacing w:before="0" w:after="120"/>
         <w:rPr/>
@@ -3079,7 +3079,7 @@
         <w:pStyle w:val="ListParagraph"/>
         <w:numPr>
           <w:ilvl w:val="0"/>
-          <w:numId w:val="4"/>
+          <w:numId w:val="5"/>
         </w:numPr>
         <w:spacing w:before="0" w:after="120"/>
         <w:rPr/>
@@ -3101,7 +3101,7 @@
         <w:pStyle w:val="ListParagraph"/>
         <w:numPr>
           <w:ilvl w:val="0"/>
-          <w:numId w:val="4"/>
+          <w:numId w:val="5"/>
         </w:numPr>
         <w:spacing w:before="0" w:after="120"/>
         <w:rPr/>
@@ -3148,7 +3148,7 @@
         <w:pStyle w:val="ListParagraph"/>
         <w:numPr>
           <w:ilvl w:val="0"/>
-          <w:numId w:val="4"/>
+          <w:numId w:val="5"/>
         </w:numPr>
         <w:spacing w:before="0" w:after="120"/>
         <w:rPr/>
@@ -3170,7 +3170,7 @@
         <w:pStyle w:val="ListParagraph"/>
         <w:numPr>
           <w:ilvl w:val="0"/>
-          <w:numId w:val="4"/>
+          <w:numId w:val="5"/>
         </w:numPr>
         <w:spacing w:before="0" w:after="120"/>
         <w:rPr/>
@@ -3788,7 +3788,14 @@
                 <w:sz w:val="22"/>
                 <w:szCs w:val="22"/>
               </w:rPr>
-              <w:t>82.00%</w:t>
+              <w:t>93</w:t>
+            </w:r>
+            <w:r>
+              <w:rPr>
+                <w:sz w:val="22"/>
+                <w:szCs w:val="22"/>
+              </w:rPr>
+              <w:t>.00%</w:t>
             </w:r>
           </w:p>
         </w:tc>
@@ -3845,7 +3852,16 @@
                 <w:sz w:val="22"/>
                 <w:szCs w:val="22"/>
               </w:rPr>
-              <w:t>70.00%</w:t>
+              <w:t>81</w:t>
+            </w:r>
+            <w:r>
+              <w:rPr>
+                <w:b/>
+                <w:bCs/>
+                <w:sz w:val="22"/>
+                <w:szCs w:val="22"/>
+              </w:rPr>
+              <w:t>.00%</w:t>
             </w:r>
           </w:p>
         </w:tc>
@@ -3913,7 +3929,7 @@
         <w:pStyle w:val="Normal"/>
         <w:numPr>
           <w:ilvl w:val="0"/>
-          <w:numId w:val="5"/>
+          <w:numId w:val="3"/>
         </w:numPr>
         <w:spacing w:before="0" w:after="160"/>
         <w:rPr/>
@@ -3928,7 +3944,7 @@
         <w:pStyle w:val="Normal"/>
         <w:numPr>
           <w:ilvl w:val="0"/>
-          <w:numId w:val="5"/>
+          <w:numId w:val="3"/>
         </w:numPr>
         <w:spacing w:before="0" w:after="160"/>
         <w:rPr/>
@@ -3953,7 +3969,7 @@
         <w:pStyle w:val="Normal"/>
         <w:numPr>
           <w:ilvl w:val="0"/>
-          <w:numId w:val="5"/>
+          <w:numId w:val="3"/>
         </w:numPr>
         <w:spacing w:before="0" w:after="160"/>
         <w:rPr/>
@@ -3968,7 +3984,7 @@
         <w:pStyle w:val="Normal"/>
         <w:numPr>
           <w:ilvl w:val="0"/>
-          <w:numId w:val="5"/>
+          <w:numId w:val="3"/>
         </w:numPr>
         <w:spacing w:before="0" w:after="160"/>
         <w:rPr/>
@@ -3983,7 +3999,7 @@
         <w:pStyle w:val="Normal"/>
         <w:numPr>
           <w:ilvl w:val="0"/>
-          <w:numId w:val="5"/>
+          <w:numId w:val="3"/>
         </w:numPr>
         <w:spacing w:before="0" w:after="160"/>
         <w:rPr/>
@@ -3998,7 +4014,7 @@
         <w:pStyle w:val="Normal"/>
         <w:numPr>
           <w:ilvl w:val="0"/>
-          <w:numId w:val="5"/>
+          <w:numId w:val="3"/>
         </w:numPr>
         <w:spacing w:before="0" w:after="160"/>
         <w:rPr/>
@@ -4013,7 +4029,7 @@
         <w:pStyle w:val="Normal"/>
         <w:numPr>
           <w:ilvl w:val="0"/>
-          <w:numId w:val="5"/>
+          <w:numId w:val="3"/>
         </w:numPr>
         <w:spacing w:before="0" w:after="160"/>
         <w:rPr/>
@@ -4291,246 +4307,6 @@
   <w:abstractNum w:abstractNumId="3">
     <w:lvl w:ilvl="0">
       <w:start w:val="1"/>
-      <w:numFmt w:val="decimal"/>
-      <w:lvlText w:val="%1."/>
-      <w:lvlJc w:val="start"/>
-      <w:pPr>
-        <w:tabs>
-          <w:tab w:val="num" w:pos="0"/>
-        </w:tabs>
-        <w:ind w:start="720" w:hanging="360"/>
-      </w:pPr>
-      <w:rPr/>
-    </w:lvl>
-    <w:lvl w:ilvl="1">
-      <w:start w:val="1"/>
-      <w:numFmt w:val="decimal"/>
-      <w:lvlText w:val="%2."/>
-      <w:lvlJc w:val="start"/>
-      <w:pPr>
-        <w:tabs>
-          <w:tab w:val="num" w:pos="1080"/>
-        </w:tabs>
-        <w:ind w:start="1080" w:hanging="360"/>
-      </w:pPr>
-      <w:rPr/>
-    </w:lvl>
-    <w:lvl w:ilvl="2">
-      <w:start w:val="1"/>
-      <w:numFmt w:val="decimal"/>
-      <w:lvlText w:val="%3."/>
-      <w:lvlJc w:val="start"/>
-      <w:pPr>
-        <w:tabs>
-          <w:tab w:val="num" w:pos="1440"/>
-        </w:tabs>
-        <w:ind w:start="1440" w:hanging="360"/>
-      </w:pPr>
-      <w:rPr/>
-    </w:lvl>
-    <w:lvl w:ilvl="3">
-      <w:start w:val="1"/>
-      <w:numFmt w:val="decimal"/>
-      <w:lvlText w:val="%4."/>
-      <w:lvlJc w:val="start"/>
-      <w:pPr>
-        <w:tabs>
-          <w:tab w:val="num" w:pos="1800"/>
-        </w:tabs>
-        <w:ind w:start="1800" w:hanging="360"/>
-      </w:pPr>
-      <w:rPr/>
-    </w:lvl>
-    <w:lvl w:ilvl="4">
-      <w:start w:val="1"/>
-      <w:numFmt w:val="decimal"/>
-      <w:lvlText w:val="%5."/>
-      <w:lvlJc w:val="start"/>
-      <w:pPr>
-        <w:tabs>
-          <w:tab w:val="num" w:pos="2160"/>
-        </w:tabs>
-        <w:ind w:start="2160" w:hanging="360"/>
-      </w:pPr>
-      <w:rPr/>
-    </w:lvl>
-    <w:lvl w:ilvl="5">
-      <w:start w:val="1"/>
-      <w:numFmt w:val="decimal"/>
-      <w:lvlText w:val="%6."/>
-      <w:lvlJc w:val="start"/>
-      <w:pPr>
-        <w:tabs>
-          <w:tab w:val="num" w:pos="2520"/>
-        </w:tabs>
-        <w:ind w:start="2520" w:hanging="360"/>
-      </w:pPr>
-      <w:rPr/>
-    </w:lvl>
-    <w:lvl w:ilvl="6">
-      <w:start w:val="1"/>
-      <w:numFmt w:val="decimal"/>
-      <w:lvlText w:val="%7."/>
-      <w:lvlJc w:val="start"/>
-      <w:pPr>
-        <w:tabs>
-          <w:tab w:val="num" w:pos="2880"/>
-        </w:tabs>
-        <w:ind w:start="2880" w:hanging="360"/>
-      </w:pPr>
-      <w:rPr/>
-    </w:lvl>
-    <w:lvl w:ilvl="7">
-      <w:start w:val="1"/>
-      <w:numFmt w:val="decimal"/>
-      <w:lvlText w:val="%8."/>
-      <w:lvlJc w:val="start"/>
-      <w:pPr>
-        <w:tabs>
-          <w:tab w:val="num" w:pos="3240"/>
-        </w:tabs>
-        <w:ind w:start="3240" w:hanging="360"/>
-      </w:pPr>
-      <w:rPr/>
-    </w:lvl>
-    <w:lvl w:ilvl="8">
-      <w:start w:val="1"/>
-      <w:numFmt w:val="decimal"/>
-      <w:lvlText w:val="%9."/>
-      <w:lvlJc w:val="start"/>
-      <w:pPr>
-        <w:tabs>
-          <w:tab w:val="num" w:pos="3600"/>
-        </w:tabs>
-        <w:ind w:start="3600" w:hanging="360"/>
-      </w:pPr>
-      <w:rPr/>
-    </w:lvl>
-  </w:abstractNum>
-  <w:abstractNum w:abstractNumId="4">
-    <w:lvl w:ilvl="0">
-      <w:start w:val="1"/>
-      <w:numFmt w:val="bullet"/>
-      <w:lvlText w:val=""/>
-      <w:lvlJc w:val="start"/>
-      <w:pPr>
-        <w:tabs>
-          <w:tab w:val="num" w:pos="0"/>
-        </w:tabs>
-        <w:ind w:start="720" w:hanging="360"/>
-      </w:pPr>
-      <w:rPr>
-        <w:rFonts w:ascii="Symbol" w:hAnsi="Symbol" w:cs="Symbol" w:hint="default"/>
-      </w:rPr>
-    </w:lvl>
-    <w:lvl w:ilvl="1">
-      <w:start w:val="1"/>
-      <w:numFmt w:val="decimal"/>
-      <w:lvlText w:val="%2."/>
-      <w:lvlJc w:val="start"/>
-      <w:pPr>
-        <w:tabs>
-          <w:tab w:val="num" w:pos="1080"/>
-        </w:tabs>
-        <w:ind w:start="1080" w:hanging="360"/>
-      </w:pPr>
-      <w:rPr/>
-    </w:lvl>
-    <w:lvl w:ilvl="2">
-      <w:start w:val="1"/>
-      <w:numFmt w:val="decimal"/>
-      <w:lvlText w:val="%3."/>
-      <w:lvlJc w:val="start"/>
-      <w:pPr>
-        <w:tabs>
-          <w:tab w:val="num" w:pos="1440"/>
-        </w:tabs>
-        <w:ind w:start="1440" w:hanging="360"/>
-      </w:pPr>
-      <w:rPr/>
-    </w:lvl>
-    <w:lvl w:ilvl="3">
-      <w:start w:val="1"/>
-      <w:numFmt w:val="decimal"/>
-      <w:lvlText w:val="%4."/>
-      <w:lvlJc w:val="start"/>
-      <w:pPr>
-        <w:tabs>
-          <w:tab w:val="num" w:pos="1800"/>
-        </w:tabs>
-        <w:ind w:start="1800" w:hanging="360"/>
-      </w:pPr>
-      <w:rPr/>
-    </w:lvl>
-    <w:lvl w:ilvl="4">
-      <w:start w:val="1"/>
-      <w:numFmt w:val="decimal"/>
-      <w:lvlText w:val="%5."/>
-      <w:lvlJc w:val="start"/>
-      <w:pPr>
-        <w:tabs>
-          <w:tab w:val="num" w:pos="2160"/>
-        </w:tabs>
-        <w:ind w:start="2160" w:hanging="360"/>
-      </w:pPr>
-      <w:rPr/>
-    </w:lvl>
-    <w:lvl w:ilvl="5">
-      <w:start w:val="1"/>
-      <w:numFmt w:val="decimal"/>
-      <w:lvlText w:val="%6."/>
-      <w:lvlJc w:val="start"/>
-      <w:pPr>
-        <w:tabs>
-          <w:tab w:val="num" w:pos="2520"/>
-        </w:tabs>
-        <w:ind w:start="2520" w:hanging="360"/>
-      </w:pPr>
-      <w:rPr/>
-    </w:lvl>
-    <w:lvl w:ilvl="6">
-      <w:start w:val="1"/>
-      <w:numFmt w:val="decimal"/>
-      <w:lvlText w:val="%7."/>
-      <w:lvlJc w:val="start"/>
-      <w:pPr>
-        <w:tabs>
-          <w:tab w:val="num" w:pos="2880"/>
-        </w:tabs>
-        <w:ind w:start="2880" w:hanging="360"/>
-      </w:pPr>
-      <w:rPr/>
-    </w:lvl>
-    <w:lvl w:ilvl="7">
-      <w:start w:val="1"/>
-      <w:numFmt w:val="decimal"/>
-      <w:lvlText w:val="%8."/>
-      <w:lvlJc w:val="start"/>
-      <w:pPr>
-        <w:tabs>
-          <w:tab w:val="num" w:pos="3240"/>
-        </w:tabs>
-        <w:ind w:start="3240" w:hanging="360"/>
-      </w:pPr>
-      <w:rPr/>
-    </w:lvl>
-    <w:lvl w:ilvl="8">
-      <w:start w:val="1"/>
-      <w:numFmt w:val="decimal"/>
-      <w:lvlText w:val="%9."/>
-      <w:lvlJc w:val="start"/>
-      <w:pPr>
-        <w:tabs>
-          <w:tab w:val="num" w:pos="3600"/>
-        </w:tabs>
-        <w:ind w:start="3600" w:hanging="360"/>
-      </w:pPr>
-      <w:rPr/>
-    </w:lvl>
-  </w:abstractNum>
-  <w:abstractNum w:abstractNumId="5">
-    <w:lvl w:ilvl="0">
-      <w:start w:val="1"/>
       <w:numFmt w:val="bullet"/>
       <w:lvlText w:val=""/>
       <w:lvlJc w:val="start"/>
@@ -4672,6 +4448,246 @@
         <w:rFonts w:ascii="Wingdings" w:hAnsi="Wingdings" w:cs="Wingdings" w:hint="default"/>
         <w:sz w:val="20"/>
       </w:rPr>
+    </w:lvl>
+  </w:abstractNum>
+  <w:abstractNum w:abstractNumId="4">
+    <w:lvl w:ilvl="0">
+      <w:start w:val="1"/>
+      <w:numFmt w:val="decimal"/>
+      <w:lvlText w:val="%1."/>
+      <w:lvlJc w:val="start"/>
+      <w:pPr>
+        <w:tabs>
+          <w:tab w:val="num" w:pos="0"/>
+        </w:tabs>
+        <w:ind w:start="720" w:hanging="360"/>
+      </w:pPr>
+      <w:rPr/>
+    </w:lvl>
+    <w:lvl w:ilvl="1">
+      <w:start w:val="1"/>
+      <w:numFmt w:val="decimal"/>
+      <w:lvlText w:val="%2."/>
+      <w:lvlJc w:val="start"/>
+      <w:pPr>
+        <w:tabs>
+          <w:tab w:val="num" w:pos="1080"/>
+        </w:tabs>
+        <w:ind w:start="1080" w:hanging="360"/>
+      </w:pPr>
+      <w:rPr/>
+    </w:lvl>
+    <w:lvl w:ilvl="2">
+      <w:start w:val="1"/>
+      <w:numFmt w:val="decimal"/>
+      <w:lvlText w:val="%3."/>
+      <w:lvlJc w:val="start"/>
+      <w:pPr>
+        <w:tabs>
+          <w:tab w:val="num" w:pos="1440"/>
+        </w:tabs>
+        <w:ind w:start="1440" w:hanging="360"/>
+      </w:pPr>
+      <w:rPr/>
+    </w:lvl>
+    <w:lvl w:ilvl="3">
+      <w:start w:val="1"/>
+      <w:numFmt w:val="decimal"/>
+      <w:lvlText w:val="%4."/>
+      <w:lvlJc w:val="start"/>
+      <w:pPr>
+        <w:tabs>
+          <w:tab w:val="num" w:pos="1800"/>
+        </w:tabs>
+        <w:ind w:start="1800" w:hanging="360"/>
+      </w:pPr>
+      <w:rPr/>
+    </w:lvl>
+    <w:lvl w:ilvl="4">
+      <w:start w:val="1"/>
+      <w:numFmt w:val="decimal"/>
+      <w:lvlText w:val="%5."/>
+      <w:lvlJc w:val="start"/>
+      <w:pPr>
+        <w:tabs>
+          <w:tab w:val="num" w:pos="2160"/>
+        </w:tabs>
+        <w:ind w:start="2160" w:hanging="360"/>
+      </w:pPr>
+      <w:rPr/>
+    </w:lvl>
+    <w:lvl w:ilvl="5">
+      <w:start w:val="1"/>
+      <w:numFmt w:val="decimal"/>
+      <w:lvlText w:val="%6."/>
+      <w:lvlJc w:val="start"/>
+      <w:pPr>
+        <w:tabs>
+          <w:tab w:val="num" w:pos="2520"/>
+        </w:tabs>
+        <w:ind w:start="2520" w:hanging="360"/>
+      </w:pPr>
+      <w:rPr/>
+    </w:lvl>
+    <w:lvl w:ilvl="6">
+      <w:start w:val="1"/>
+      <w:numFmt w:val="decimal"/>
+      <w:lvlText w:val="%7."/>
+      <w:lvlJc w:val="start"/>
+      <w:pPr>
+        <w:tabs>
+          <w:tab w:val="num" w:pos="2880"/>
+        </w:tabs>
+        <w:ind w:start="2880" w:hanging="360"/>
+      </w:pPr>
+      <w:rPr/>
+    </w:lvl>
+    <w:lvl w:ilvl="7">
+      <w:start w:val="1"/>
+      <w:numFmt w:val="decimal"/>
+      <w:lvlText w:val="%8."/>
+      <w:lvlJc w:val="start"/>
+      <w:pPr>
+        <w:tabs>
+          <w:tab w:val="num" w:pos="3240"/>
+        </w:tabs>
+        <w:ind w:start="3240" w:hanging="360"/>
+      </w:pPr>
+      <w:rPr/>
+    </w:lvl>
+    <w:lvl w:ilvl="8">
+      <w:start w:val="1"/>
+      <w:numFmt w:val="decimal"/>
+      <w:lvlText w:val="%9."/>
+      <w:lvlJc w:val="start"/>
+      <w:pPr>
+        <w:tabs>
+          <w:tab w:val="num" w:pos="3600"/>
+        </w:tabs>
+        <w:ind w:start="3600" w:hanging="360"/>
+      </w:pPr>
+      <w:rPr/>
+    </w:lvl>
+  </w:abstractNum>
+  <w:abstractNum w:abstractNumId="5">
+    <w:lvl w:ilvl="0">
+      <w:start w:val="1"/>
+      <w:numFmt w:val="bullet"/>
+      <w:lvlText w:val=""/>
+      <w:lvlJc w:val="start"/>
+      <w:pPr>
+        <w:tabs>
+          <w:tab w:val="num" w:pos="0"/>
+        </w:tabs>
+        <w:ind w:start="720" w:hanging="360"/>
+      </w:pPr>
+      <w:rPr>
+        <w:rFonts w:ascii="Symbol" w:hAnsi="Symbol" w:cs="Symbol" w:hint="default"/>
+      </w:rPr>
+    </w:lvl>
+    <w:lvl w:ilvl="1">
+      <w:start w:val="1"/>
+      <w:numFmt w:val="decimal"/>
+      <w:lvlText w:val="%2."/>
+      <w:lvlJc w:val="start"/>
+      <w:pPr>
+        <w:tabs>
+          <w:tab w:val="num" w:pos="1080"/>
+        </w:tabs>
+        <w:ind w:start="1080" w:hanging="360"/>
+      </w:pPr>
+      <w:rPr/>
+    </w:lvl>
+    <w:lvl w:ilvl="2">
+      <w:start w:val="1"/>
+      <w:numFmt w:val="decimal"/>
+      <w:lvlText w:val="%3."/>
+      <w:lvlJc w:val="start"/>
+      <w:pPr>
+        <w:tabs>
+          <w:tab w:val="num" w:pos="1440"/>
+        </w:tabs>
+        <w:ind w:start="1440" w:hanging="360"/>
+      </w:pPr>
+      <w:rPr/>
+    </w:lvl>
+    <w:lvl w:ilvl="3">
+      <w:start w:val="1"/>
+      <w:numFmt w:val="decimal"/>
+      <w:lvlText w:val="%4."/>
+      <w:lvlJc w:val="start"/>
+      <w:pPr>
+        <w:tabs>
+          <w:tab w:val="num" w:pos="1800"/>
+        </w:tabs>
+        <w:ind w:start="1800" w:hanging="360"/>
+      </w:pPr>
+      <w:rPr/>
+    </w:lvl>
+    <w:lvl w:ilvl="4">
+      <w:start w:val="1"/>
+      <w:numFmt w:val="decimal"/>
+      <w:lvlText w:val="%5."/>
+      <w:lvlJc w:val="start"/>
+      <w:pPr>
+        <w:tabs>
+          <w:tab w:val="num" w:pos="2160"/>
+        </w:tabs>
+        <w:ind w:start="2160" w:hanging="360"/>
+      </w:pPr>
+      <w:rPr/>
+    </w:lvl>
+    <w:lvl w:ilvl="5">
+      <w:start w:val="1"/>
+      <w:numFmt w:val="decimal"/>
+      <w:lvlText w:val="%6."/>
+      <w:lvlJc w:val="start"/>
+      <w:pPr>
+        <w:tabs>
+          <w:tab w:val="num" w:pos="2520"/>
+        </w:tabs>
+        <w:ind w:start="2520" w:hanging="360"/>
+      </w:pPr>
+      <w:rPr/>
+    </w:lvl>
+    <w:lvl w:ilvl="6">
+      <w:start w:val="1"/>
+      <w:numFmt w:val="decimal"/>
+      <w:lvlText w:val="%7."/>
+      <w:lvlJc w:val="start"/>
+      <w:pPr>
+        <w:tabs>
+          <w:tab w:val="num" w:pos="2880"/>
+        </w:tabs>
+        <w:ind w:start="2880" w:hanging="360"/>
+      </w:pPr>
+      <w:rPr/>
+    </w:lvl>
+    <w:lvl w:ilvl="7">
+      <w:start w:val="1"/>
+      <w:numFmt w:val="decimal"/>
+      <w:lvlText w:val="%8."/>
+      <w:lvlJc w:val="start"/>
+      <w:pPr>
+        <w:tabs>
+          <w:tab w:val="num" w:pos="3240"/>
+        </w:tabs>
+        <w:ind w:start="3240" w:hanging="360"/>
+      </w:pPr>
+      <w:rPr/>
+    </w:lvl>
+    <w:lvl w:ilvl="8">
+      <w:start w:val="1"/>
+      <w:numFmt w:val="decimal"/>
+      <w:lvlText w:val="%9."/>
+      <w:lvlJc w:val="start"/>
+      <w:pPr>
+        <w:tabs>
+          <w:tab w:val="num" w:pos="3600"/>
+        </w:tabs>
+        <w:ind w:start="3600" w:hanging="360"/>
+      </w:pPr>
+      <w:rPr/>
     </w:lvl>
   </w:abstractNum>
   <w:abstractNum w:abstractNumId="6">
@@ -4812,13 +4828,13 @@
     <w:abstractNumId w:val="6"/>
   </w:num>
   <w:num w:numId="7">
-    <w:abstractNumId w:val="3"/>
+    <w:abstractNumId w:val="4"/>
     <w:lvlOverride w:ilvl="0">
       <w:startOverride w:val="1"/>
     </w:lvlOverride>
   </w:num>
   <w:num w:numId="8">
-    <w:abstractNumId w:val="4"/>
+    <w:abstractNumId w:val="5"/>
     <w:lvlOverride w:ilvl="0">
       <w:startOverride w:val="1"/>
     </w:lvlOverride>
@@ -5242,7 +5258,7 @@
   </w:style>
   <w:style w:type="paragraph" w:styleId="Heading1">
     <w:name w:val="heading 1"/>
-    <w:basedOn w:val="Ttulouser"/>
+    <w:basedOn w:val="Ttulo"/>
     <w:uiPriority w:val="9"/>
     <w:qFormat/>
     <w:pPr>
@@ -5260,7 +5276,7 @@
   </w:style>
   <w:style w:type="paragraph" w:styleId="Heading2">
     <w:name w:val="heading 2"/>
-    <w:basedOn w:val="Ttulouser"/>
+    <w:basedOn w:val="Ttulo"/>
     <w:uiPriority w:val="9"/>
     <w:unhideWhenUsed/>
     <w:qFormat/>
@@ -5277,7 +5293,7 @@
   </w:style>
   <w:style w:type="paragraph" w:styleId="Heading3">
     <w:name w:val="heading 3"/>
-    <w:basedOn w:val="Ttulouser"/>
+    <w:basedOn w:val="Ttulo"/>
     <w:uiPriority w:val="9"/>
     <w:unhideWhenUsed/>
     <w:qFormat/>
@@ -5296,7 +5312,7 @@
   </w:style>
   <w:style w:type="paragraph" w:styleId="Heading4">
     <w:name w:val="heading 4"/>
-    <w:basedOn w:val="Ttulouser"/>
+    <w:basedOn w:val="Ttulo"/>
     <w:uiPriority w:val="9"/>
     <w:semiHidden/>
     <w:unhideWhenUsed/>
@@ -5312,7 +5328,7 @@
   </w:style>
   <w:style w:type="paragraph" w:styleId="Heading5">
     <w:name w:val="heading 5"/>
-    <w:basedOn w:val="Ttulouser"/>
+    <w:basedOn w:val="Ttulo"/>
     <w:uiPriority w:val="9"/>
     <w:semiHidden/>
     <w:unhideWhenUsed/>
@@ -5326,7 +5342,7 @@
   </w:style>
   <w:style w:type="paragraph" w:styleId="Heading6">
     <w:name w:val="heading 6"/>
-    <w:basedOn w:val="Ttulouser"/>
+    <w:basedOn w:val="Ttulo"/>
     <w:uiPriority w:val="9"/>
     <w:semiHidden/>
     <w:unhideWhenUsed/>
@@ -5354,8 +5370,8 @@
       <w:u w:val="single"/>
     </w:rPr>
   </w:style>
-  <w:style w:type="character" w:styleId="Caracteresdenotaalpieuser" w:customStyle="1">
-    <w:name w:val="Caracteres de nota al pie (user)"/>
+  <w:style w:type="character" w:styleId="Caracteresdenotaalpie" w:customStyle="1">
+    <w:name w:val="Caracteres de nota al pie"/>
     <w:uiPriority w:val="99"/>
     <w:semiHidden/>
     <w:unhideWhenUsed/>
@@ -5364,8 +5380,8 @@
       <w:vertAlign w:val="superscript"/>
     </w:rPr>
   </w:style>
-  <w:style w:type="character" w:styleId="Caracteresdenotaalpie">
-    <w:name w:val="Caracteres de nota al pie"/>
+  <w:style w:type="character" w:styleId="Caracteresdenotaalpieuser">
+    <w:name w:val="Caracteres de nota al pie (user)"/>
     <w:qFormat/>
     <w:rPr>
       <w:vertAlign w:val="superscript"/>
@@ -5388,8 +5404,8 @@
       <w:szCs w:val="20"/>
     </w:rPr>
   </w:style>
-  <w:style w:type="character" w:styleId="Caracteresdenotafinaluser" w:customStyle="1">
-    <w:name w:val="Caracteres de nota final (user)"/>
+  <w:style w:type="character" w:styleId="Caracteresdenotafinal" w:customStyle="1">
+    <w:name w:val="Caracteres de nota final"/>
     <w:uiPriority w:val="99"/>
     <w:semiHidden/>
     <w:unhideWhenUsed/>
@@ -5398,8 +5414,8 @@
       <w:vertAlign w:val="superscript"/>
     </w:rPr>
   </w:style>
-  <w:style w:type="character" w:styleId="Caracteresdenotafinal">
-    <w:name w:val="Caracteres de nota final"/>
+  <w:style w:type="character" w:styleId="Caracteresdenotafinaluser">
+    <w:name w:val="Caracteres de nota final (user)"/>
     <w:qFormat/>
     <w:rPr>
       <w:vertAlign w:val="superscript"/>
@@ -5422,7 +5438,7 @@
       <w:szCs w:val="20"/>
     </w:rPr>
   </w:style>
-  <w:style w:type="paragraph" w:styleId="Ttulo">
+  <w:style w:type="paragraph" w:styleId="Ttulo" w:customStyle="1">
     <w:name w:val="Título"/>
     <w:basedOn w:val="Normal"/>
     <w:next w:val="BodyText"/>
@@ -5432,7 +5448,7 @@
       <w:spacing w:before="240" w:after="120"/>
     </w:pPr>
     <w:rPr>
-      <w:rFonts w:ascii="Liberation Sans" w:hAnsi="Liberation Sans" w:eastAsia="Microsoft YaHei" w:cs="Arial"/>
+      <w:rFonts w:ascii="Liberation Sans" w:hAnsi="Liberation Sans" w:eastAsia="Microsoft YaHei"/>
       <w:sz w:val="28"/>
       <w:szCs w:val="28"/>
     </w:rPr>
@@ -5464,8 +5480,32 @@
       <w:iCs/>
     </w:rPr>
   </w:style>
-  <w:style w:type="paragraph" w:styleId="ndice">
+  <w:style w:type="paragraph" w:styleId="ndice" w:customStyle="1">
     <w:name w:val="Índice"/>
+    <w:basedOn w:val="Normal"/>
+    <w:qFormat/>
+    <w:pPr>
+      <w:suppressLineNumbers/>
+    </w:pPr>
+    <w:rPr/>
+  </w:style>
+  <w:style w:type="paragraph" w:styleId="Ttulouser">
+    <w:name w:val="Título (user)"/>
+    <w:basedOn w:val="Normal"/>
+    <w:next w:val="BodyText"/>
+    <w:qFormat/>
+    <w:pPr>
+      <w:keepNext w:val="true"/>
+      <w:spacing w:before="240" w:after="120"/>
+    </w:pPr>
+    <w:rPr>
+      <w:rFonts w:ascii="Liberation Sans" w:hAnsi="Liberation Sans" w:eastAsia="Microsoft YaHei" w:cs="Arial"/>
+      <w:sz w:val="28"/>
+      <w:szCs w:val="28"/>
+    </w:rPr>
+  </w:style>
+  <w:style w:type="paragraph" w:styleId="ndiceuser">
+    <w:name w:val="Índice (user)"/>
     <w:basedOn w:val="Normal"/>
     <w:qFormat/>
     <w:pPr>
@@ -5475,33 +5515,9 @@
       <w:rFonts w:cs="Arial"/>
     </w:rPr>
   </w:style>
-  <w:style w:type="paragraph" w:styleId="Ttulouser" w:customStyle="1">
-    <w:name w:val="Título (user)"/>
-    <w:basedOn w:val="Normal"/>
-    <w:next w:val="BodyText"/>
-    <w:qFormat/>
-    <w:pPr>
-      <w:keepNext w:val="true"/>
-      <w:spacing w:before="240" w:after="120"/>
-    </w:pPr>
-    <w:rPr>
-      <w:rFonts w:ascii="Liberation Sans" w:hAnsi="Liberation Sans" w:eastAsia="Microsoft YaHei"/>
-      <w:sz w:val="28"/>
-      <w:szCs w:val="28"/>
-    </w:rPr>
-  </w:style>
-  <w:style w:type="paragraph" w:styleId="ndiceuser" w:customStyle="1">
-    <w:name w:val="Índice (user)"/>
-    <w:basedOn w:val="Normal"/>
-    <w:qFormat/>
-    <w:pPr>
-      <w:suppressLineNumbers/>
-    </w:pPr>
-    <w:rPr/>
-  </w:style>
   <w:style w:type="paragraph" w:styleId="Title">
     <w:name w:val="Title"/>
-    <w:basedOn w:val="Ttulouser"/>
+    <w:basedOn w:val="Ttulo"/>
     <w:uiPriority w:val="10"/>
     <w:qFormat/>
     <w:pPr/>
@@ -5576,8 +5592,8 @@
       <w:szCs w:val="20"/>
     </w:rPr>
   </w:style>
-  <w:style w:type="numbering" w:styleId="Ningunalista" w:default="1">
-    <w:name w:val="Ninguna lista"/>
+  <w:style w:type="numbering" w:styleId="Ningunalistauser" w:default="1">
+    <w:name w:val="Ninguna lista (user)"/>
     <w:uiPriority w:val="99"/>
     <w:semiHidden/>
     <w:unhideWhenUsed/>

--- a/Informe_Etiquetador_EdgardFernandezMartinez.docx
+++ b/Informe_Etiquetador_EdgardFernandezMartinez.docx
@@ -1,10 +1,9 @@
 
 <file path=word/document.xml><?xml version="1.0" encoding="utf-8"?>
-<w:document xmlns:o="urn:schemas-microsoft-com:office:office" xmlns:r="http://schemas.openxmlformats.org/officeDocument/2006/relationships" xmlns:v="urn:schemas-microsoft-com:vml" xmlns:w="http://schemas.openxmlformats.org/wordprocessingml/2006/main" xmlns:w10="urn:schemas-microsoft-com:office:word" xmlns:wp="http://schemas.openxmlformats.org/drawingml/2006/wordprocessingDrawing" xmlns:pic="http://schemas.openxmlformats.org/drawingml/2006/picture" xmlns:wps="http://schemas.microsoft.com/office/word/2010/wordprocessingShape" xmlns:wpg="http://schemas.microsoft.com/office/word/2010/wordprocessingGroup" xmlns:mc="http://schemas.openxmlformats.org/markup-compatibility/2006" xmlns:wp14="http://schemas.microsoft.com/office/word/2010/wordprocessingDrawing" xmlns:w14="http://schemas.microsoft.com/office/word/2010/wordml" xmlns:w15="http://schemas.microsoft.com/office/word/2012/wordml" mc:Ignorable="w14 wp14 w15">
+<w:document xmlns:wpc="http://schemas.microsoft.com/office/word/2010/wordprocessingCanvas" xmlns:cx="http://schemas.microsoft.com/office/drawing/2014/chartex" xmlns:cx1="http://schemas.microsoft.com/office/drawing/2015/9/8/chartex" xmlns:cx2="http://schemas.microsoft.com/office/drawing/2015/10/21/chartex" xmlns:cx3="http://schemas.microsoft.com/office/drawing/2016/5/9/chartex" xmlns:cx4="http://schemas.microsoft.com/office/drawing/2016/5/10/chartex" xmlns:cx5="http://schemas.microsoft.com/office/drawing/2016/5/11/chartex" xmlns:cx6="http://schemas.microsoft.com/office/drawing/2016/5/12/chartex" xmlns:cx7="http://schemas.microsoft.com/office/drawing/2016/5/13/chartex" xmlns:cx8="http://schemas.microsoft.com/office/drawing/2016/5/14/chartex" xmlns:mc="http://schemas.openxmlformats.org/markup-compatibility/2006" xmlns:aink="http://schemas.microsoft.com/office/drawing/2016/ink" xmlns:am3d="http://schemas.microsoft.com/office/drawing/2017/model3d" xmlns:o="urn:schemas-microsoft-com:office:office" xmlns:oel="http://schemas.microsoft.com/office/2019/extlst" xmlns:r="http://schemas.openxmlformats.org/officeDocument/2006/relationships" xmlns:m="http://schemas.openxmlformats.org/officeDocument/2006/math" xmlns:v="urn:schemas-microsoft-com:vml" xmlns:wp14="http://schemas.microsoft.com/office/word/2010/wordprocessingDrawing" xmlns:wp="http://schemas.openxmlformats.org/drawingml/2006/wordprocessingDrawing" xmlns:w10="urn:schemas-microsoft-com:office:word" xmlns:w="http://schemas.openxmlformats.org/wordprocessingml/2006/main" xmlns:w14="http://schemas.microsoft.com/office/word/2010/wordml" xmlns:w15="http://schemas.microsoft.com/office/word/2012/wordml" xmlns:w16cex="http://schemas.microsoft.com/office/word/2018/wordml/cex" xmlns:w16cid="http://schemas.microsoft.com/office/word/2016/wordml/cid" xmlns:w16="http://schemas.microsoft.com/office/word/2018/wordml" xmlns:w16du="http://schemas.microsoft.com/office/word/2023/wordml/word16du" xmlns:w16sdtdh="http://schemas.microsoft.com/office/word/2020/wordml/sdtdatahash" xmlns:w16sdtfl="http://schemas.microsoft.com/office/word/2024/wordml/sdtformatlock" xmlns:w16se="http://schemas.microsoft.com/office/word/2015/wordml/symex" xmlns:wpg="http://schemas.microsoft.com/office/word/2010/wordprocessingGroup" xmlns:wpi="http://schemas.microsoft.com/office/word/2010/wordprocessingInk" xmlns:wne="http://schemas.microsoft.com/office/word/2006/wordml" xmlns:wps="http://schemas.microsoft.com/office/word/2010/wordprocessingShape" mc:Ignorable="w14 w15 w16se w16cid w16 w16cex w16sdtdh w16sdtfl w16du wp14">
   <w:body>
     <w:p>
       <w:pPr>
-        <w:pStyle w:val="Normal"/>
         <w:spacing w:before="1440" w:after="240"/>
         <w:jc w:val="center"/>
         <w:rPr>
@@ -24,10 +23,8 @@
     </w:p>
     <w:p>
       <w:pPr>
-        <w:pStyle w:val="Normal"/>
-        <w:spacing w:before="0" w:after="120"/>
+        <w:spacing w:after="120"/>
         <w:jc w:val="center"/>
-        <w:rPr/>
       </w:pPr>
       <w:r>
         <w:rPr>
@@ -40,8 +37,7 @@
     </w:p>
     <w:p>
       <w:pPr>
-        <w:pStyle w:val="Normal"/>
-        <w:spacing w:before="0" w:after="720"/>
+        <w:spacing w:after="720"/>
         <w:jc w:val="center"/>
         <w:rPr>
           <w:i/>
@@ -51,25 +47,11 @@
           <w:szCs w:val="28"/>
         </w:rPr>
       </w:pPr>
-      <w:r>
-        <w:rPr>
-          <w:i/>
-          <w:iCs/>
-          <w:color w:val="666666"/>
-          <w:sz w:val="28"/>
-          <w:szCs w:val="28"/>
-        </w:rPr>
-      </w:r>
-    </w:p>
-    <w:p>
-      <w:pPr>
-        <w:pStyle w:val="Normal"/>
-        <w:spacing w:before="0" w:after="80"/>
-        <w:rPr/>
-      </w:pPr>
-      <w:r>
-        <w:rPr/>
-      </w:r>
+    </w:p>
+    <w:p>
+      <w:pPr>
+        <w:spacing w:after="80"/>
+      </w:pPr>
     </w:p>
     <w:p>
       <w:pPr>
@@ -87,46 +69,72 @@
     </w:p>
     <w:p>
       <w:pPr>
-        <w:pStyle w:val="Normal"/>
-        <w:spacing w:before="0" w:after="160"/>
-        <w:rPr/>
-      </w:pPr>
-      <w:r>
-        <w:rPr/>
+        <w:spacing w:after="160"/>
+      </w:pPr>
+      <w:r>
         <w:t>He construido un sistema que etiqueta automáticamente imágenes de prendas de ropa. Consiste en que el programa mira una imagen y nos dice dos cosas, qué tipo de prenda es y de qué color.</w:t>
       </w:r>
     </w:p>
     <w:p>
       <w:pPr>
-        <w:pStyle w:val="Normal"/>
-        <w:spacing w:before="0" w:after="160"/>
-        <w:rPr/>
-      </w:pPr>
-      <w:r>
-        <w:rPr/>
-        <w:t>Esto tiene una aplicación para tiendas online. Con estas etiquetas, el usuario puede buscar directamente cosas como "red shirt", "black sandals" o "pink dress" y encontrar lo que busca sin tener que revisar producto por producto. El resultado: mejor experiencia para quien compra, y un catálogo más organizado para la tienda con poco esfuerzo.</w:t>
-      </w:r>
-    </w:p>
-    <w:p>
-      <w:pPr>
-        <w:pStyle w:val="Normal"/>
-        <w:spacing w:before="0" w:after="160"/>
-        <w:rPr/>
-      </w:pPr>
-      <w:r>
-        <w:rPr/>
+        <w:spacing w:after="160"/>
+      </w:pPr>
+      <w:r>
+        <w:t xml:space="preserve">Esto tiene una aplicación para tiendas online. Con estas etiquetas, el usuario puede buscar directamente cosas como "red </w:t>
+      </w:r>
+      <w:proofErr w:type="spellStart"/>
+      <w:r>
+        <w:t>shirt</w:t>
+      </w:r>
+      <w:proofErr w:type="spellEnd"/>
+      <w:r>
+        <w:t>", "</w:t>
+      </w:r>
+      <w:proofErr w:type="spellStart"/>
+      <w:r>
+        <w:t>black</w:t>
+      </w:r>
+      <w:proofErr w:type="spellEnd"/>
+      <w:r>
+        <w:t xml:space="preserve"> </w:t>
+      </w:r>
+      <w:proofErr w:type="spellStart"/>
+      <w:r>
+        <w:t>sandals</w:t>
+      </w:r>
+      <w:proofErr w:type="spellEnd"/>
+      <w:r>
+        <w:t>" o "</w:t>
+      </w:r>
+      <w:proofErr w:type="spellStart"/>
+      <w:r>
+        <w:t>pink</w:t>
+      </w:r>
+      <w:proofErr w:type="spellEnd"/>
+      <w:r>
+        <w:t xml:space="preserve"> </w:t>
+      </w:r>
+      <w:proofErr w:type="spellStart"/>
+      <w:r>
+        <w:t>dress</w:t>
+      </w:r>
+      <w:proofErr w:type="spellEnd"/>
+      <w:r>
+        <w:t>" y encontrar lo que busca sin tener que revisar producto por producto. El resultado: mejor experiencia para quien compra, y un catálogo más organizado para la tienda con poco esfuerzo.</w:t>
+      </w:r>
+    </w:p>
+    <w:p>
+      <w:pPr>
+        <w:spacing w:after="160"/>
+      </w:pPr>
+      <w:r>
         <w:t>Para lograrlo hemos usado dos algoritmos clásicos: KNN, que identifica el tipo de prenda según su forma, y K-Means, que detecta los colores que más aparecen en la imagen. No son los métodos más avanzados del mundo, pero eso es precisamente lo interesante: permiten entender desde dentro cómo funciona un sistema básico de clasificación y etiquetado.</w:t>
       </w:r>
     </w:p>
     <w:p>
       <w:pPr>
-        <w:pStyle w:val="Normal"/>
-        <w:spacing w:before="0" w:after="80"/>
-        <w:rPr/>
-      </w:pPr>
-      <w:r>
-        <w:rPr/>
-      </w:r>
+        <w:spacing w:after="80"/>
+      </w:pPr>
     </w:p>
     <w:p>
       <w:pPr>
@@ -144,12 +152,9 @@
     </w:p>
     <w:p>
       <w:pPr>
-        <w:pStyle w:val="Normal"/>
-        <w:spacing w:before="0" w:after="160"/>
-        <w:rPr/>
-      </w:pPr>
-      <w:r>
-        <w:rPr/>
+        <w:spacing w:after="160"/>
+      </w:pPr>
+      <w:r>
         <w:t>El sistema se divide en tres bloques que trabajan en cadena: primero se clasifica la forma de la prenda, después se detectan sus colores y, con ambas etiquetas juntas, el usuario ya puede buscar productos de forma intuitiva.</w:t>
       </w:r>
     </w:p>
@@ -174,12 +179,18 @@
           <w:ilvl w:val="0"/>
           <w:numId w:val="7"/>
         </w:numPr>
-        <w:spacing w:before="0" w:after="120"/>
-        <w:rPr/>
-      </w:pPr>
-      <w:r>
-        <w:rPr/>
-        <w:t>Se suben las imágenes de entrenamiento y de prueba (train y test).</w:t>
+        <w:spacing w:after="120"/>
+      </w:pPr>
+      <w:r>
+        <w:t>Se suben las imágenes de entrenamiento y de prueba (</w:t>
+      </w:r>
+      <w:proofErr w:type="spellStart"/>
+      <w:r>
+        <w:t>train</w:t>
+      </w:r>
+      <w:proofErr w:type="spellEnd"/>
+      <w:r>
+        <w:t xml:space="preserve"> y test).</w:t>
       </w:r>
     </w:p>
     <w:p>
@@ -189,11 +200,9 @@
           <w:ilvl w:val="0"/>
           <w:numId w:val="4"/>
         </w:numPr>
-        <w:spacing w:before="0" w:after="120"/>
-        <w:rPr/>
-      </w:pPr>
-      <w:r>
-        <w:rPr/>
+        <w:spacing w:after="120"/>
+      </w:pPr>
+      <w:r>
         <w:t>Cada imagen se convierte a escala de grises para centrarse en la forma, no en el color.</w:t>
       </w:r>
     </w:p>
@@ -204,11 +213,9 @@
           <w:ilvl w:val="0"/>
           <w:numId w:val="4"/>
         </w:numPr>
-        <w:spacing w:before="0" w:after="120"/>
-        <w:rPr/>
-      </w:pPr>
-      <w:r>
-        <w:rPr/>
+        <w:spacing w:after="120"/>
+      </w:pPr>
+      <w:r>
         <w:t>La imagen se "aplana" en un vector de píxeles. Como las imágenes son de 60×80 píxeles, cada una queda representada por 4.800 valores.</w:t>
       </w:r>
     </w:p>
@@ -219,11 +226,10 @@
           <w:ilvl w:val="0"/>
           <w:numId w:val="4"/>
         </w:numPr>
-        <w:spacing w:before="0" w:after="120"/>
-        <w:rPr/>
-      </w:pPr>
-      <w:r>
-        <w:rPr/>
+        <w:spacing w:after="120"/>
+      </w:pPr>
+      <w:r>
+        <w:lastRenderedPageBreak/>
         <w:t>El algoritmo KNN compara esa imagen con las del conjunto de entrenamiento.</w:t>
       </w:r>
     </w:p>
@@ -234,28 +240,20 @@
           <w:ilvl w:val="0"/>
           <w:numId w:val="4"/>
         </w:numPr>
-        <w:spacing w:before="0" w:after="120"/>
-        <w:rPr/>
-      </w:pPr>
-      <w:r>
-        <w:rPr/>
+        <w:spacing w:after="120"/>
+      </w:pPr>
+      <w:r>
         <w:t>Finalmente, asigna la categoría de la prenda en función de las imágenes más parecidas (vecinos más cercanos).</w:t>
       </w:r>
     </w:p>
     <w:p>
       <w:pPr>
-        <w:pStyle w:val="Normal"/>
-        <w:spacing w:before="0" w:after="80"/>
-        <w:rPr/>
-      </w:pPr>
-      <w:r>
-        <w:rPr/>
-      </w:r>
-    </w:p>
-    <w:p>
-      <w:pPr>
-        <w:pStyle w:val="Normal"/>
-        <w:spacing w:before="0" w:after="160"/>
+        <w:spacing w:after="80"/>
+      </w:pPr>
+    </w:p>
+    <w:p>
+      <w:pPr>
+        <w:spacing w:after="160"/>
         <w:rPr>
           <w:lang w:val="en-GB"/>
         </w:rPr>
@@ -264,7 +262,35 @@
         <w:rPr>
           <w:lang w:val="en-GB"/>
         </w:rPr>
-        <w:t>Las categorías posibles son: Dresses, Shirts, Jeans, Shorts, Sandals, Flip Flops, Socks y Handbags.</w:t>
+        <w:t xml:space="preserve">Las </w:t>
+      </w:r>
+      <w:proofErr w:type="spellStart"/>
+      <w:r>
+        <w:rPr>
+          <w:lang w:val="en-GB"/>
+        </w:rPr>
+        <w:t>categorías</w:t>
+      </w:r>
+      <w:proofErr w:type="spellEnd"/>
+      <w:r>
+        <w:rPr>
+          <w:lang w:val="en-GB"/>
+        </w:rPr>
+        <w:t xml:space="preserve"> </w:t>
+      </w:r>
+      <w:proofErr w:type="spellStart"/>
+      <w:r>
+        <w:rPr>
+          <w:lang w:val="en-GB"/>
+        </w:rPr>
+        <w:t>posibles</w:t>
+      </w:r>
+      <w:proofErr w:type="spellEnd"/>
+      <w:r>
+        <w:rPr>
+          <w:lang w:val="en-GB"/>
+        </w:rPr>
+        <w:t xml:space="preserve"> son: Dresses, Shirts, Jeans, Shorts, Sandals, Flip Flops, Socks y Handbags.</w:t>
       </w:r>
     </w:p>
     <w:p>
@@ -288,11 +314,9 @@
           <w:ilvl w:val="0"/>
           <w:numId w:val="4"/>
         </w:numPr>
-        <w:spacing w:before="0" w:after="120"/>
-        <w:rPr/>
-      </w:pPr>
-      <w:r>
-        <w:rPr/>
+        <w:spacing w:after="120"/>
+      </w:pPr>
+      <w:r>
         <w:t>Se toman todos los píxeles de la imagen en formato RGB.</w:t>
       </w:r>
     </w:p>
@@ -303,11 +327,9 @@
           <w:ilvl w:val="0"/>
           <w:numId w:val="4"/>
         </w:numPr>
-        <w:spacing w:before="0" w:after="120"/>
-        <w:rPr/>
-      </w:pPr>
-      <w:r>
-        <w:rPr/>
+        <w:spacing w:after="120"/>
+      </w:pPr>
+      <w:r>
         <w:t>K-Means agrupa esos píxeles en varios conjuntos de colores similares.</w:t>
       </w:r>
     </w:p>
@@ -318,11 +340,9 @@
           <w:ilvl w:val="0"/>
           <w:numId w:val="4"/>
         </w:numPr>
-        <w:spacing w:before="0" w:after="120"/>
-        <w:rPr/>
-      </w:pPr>
-      <w:r>
-        <w:rPr/>
+        <w:spacing w:after="120"/>
+      </w:pPr>
+      <w:r>
         <w:t>Cada grupo tiene un "centro" (centroide) que representa un color dominante.</w:t>
       </w:r>
     </w:p>
@@ -333,32 +353,22 @@
           <w:ilvl w:val="0"/>
           <w:numId w:val="4"/>
         </w:numPr>
-        <w:spacing w:before="0" w:after="120"/>
-        <w:rPr/>
-      </w:pPr>
-      <w:r>
-        <w:rPr/>
+        <w:spacing w:after="120"/>
+      </w:pPr>
+      <w:r>
         <w:t>Ese color en RGB se traduce a un nombre reconocible: Red, Blue, Black, White, etc.</w:t>
       </w:r>
     </w:p>
     <w:p>
       <w:pPr>
-        <w:pStyle w:val="Normal"/>
-        <w:spacing w:before="0" w:after="80"/>
-        <w:rPr/>
-      </w:pPr>
-      <w:r>
-        <w:rPr/>
-      </w:r>
-    </w:p>
-    <w:p>
-      <w:pPr>
-        <w:pStyle w:val="Normal"/>
-        <w:spacing w:before="0" w:after="160"/>
-        <w:rPr/>
-      </w:pPr>
-      <w:r>
-        <w:rPr/>
+        <w:spacing w:after="80"/>
+      </w:pPr>
+    </w:p>
+    <w:p>
+      <w:pPr>
+        <w:spacing w:after="160"/>
+      </w:pPr>
+      <w:r>
         <w:t>Así, una imagen que antes era solo miles de píxeles pasa a describirse con unos pocos colores relevantes, que es exactamente lo que necesitamos para etiquetarla bien.</w:t>
       </w:r>
     </w:p>
@@ -378,24 +388,32 @@
     </w:p>
     <w:p>
       <w:pPr>
-        <w:pStyle w:val="Normal"/>
-        <w:spacing w:before="0" w:after="160"/>
-        <w:rPr/>
-      </w:pPr>
-      <w:r>
-        <w:rPr/>
-        <w:t>Una vez que cada imagen tiene su etiqueta de forma y de color, buscar combinaciones es inmediato. Si alguien escribe "pink dress", el sistema filtra las imágenes cuya categoría sea "Dress" y que además incluyan "Pink" entre sus colores detectados. Sin magia, pero con el resultado que el usuario espera.</w:t>
-      </w:r>
-    </w:p>
-    <w:p>
-      <w:pPr>
-        <w:pStyle w:val="Normal"/>
-        <w:spacing w:before="0" w:after="80"/>
-        <w:rPr/>
-      </w:pPr>
-      <w:r>
-        <w:rPr/>
-      </w:r>
+        <w:spacing w:after="160"/>
+      </w:pPr>
+      <w:r>
+        <w:t>Una vez que cada imagen tiene su etiqueta de forma y de color, buscar combinaciones es inmediato. Si alguien escribe "</w:t>
+      </w:r>
+      <w:proofErr w:type="spellStart"/>
+      <w:r>
+        <w:t>pink</w:t>
+      </w:r>
+      <w:proofErr w:type="spellEnd"/>
+      <w:r>
+        <w:t xml:space="preserve"> </w:t>
+      </w:r>
+      <w:proofErr w:type="spellStart"/>
+      <w:r>
+        <w:t>dress</w:t>
+      </w:r>
+      <w:proofErr w:type="spellEnd"/>
+      <w:r>
+        <w:t>", el sistema filtra las imágenes cuya categoría sea "Dress" y que además incluyan "Pink" entre sus colores detectados. Sin magia, pero con el resultado que el usuario espera.</w:t>
+      </w:r>
+    </w:p>
+    <w:p>
+      <w:pPr>
+        <w:spacing w:after="80"/>
+      </w:pPr>
     </w:p>
     <w:p>
       <w:pPr>
@@ -413,61 +431,46 @@
     </w:p>
     <w:p>
       <w:pPr>
-        <w:pStyle w:val="Normal"/>
-        <w:spacing w:before="0" w:after="160"/>
-        <w:rPr/>
-      </w:pPr>
-      <w:r>
-        <w:rPr/>
+        <w:spacing w:after="160"/>
+      </w:pPr>
+      <w:r>
         <w:t>El código del proyecto está dividido en varios archivos, cada uno con una función clara, para que sea fácil de entender y modificar:</w:t>
       </w:r>
     </w:p>
     <w:p>
       <w:pPr>
-        <w:pStyle w:val="Normal"/>
-        <w:spacing w:before="0" w:after="80"/>
-        <w:rPr/>
-      </w:pPr>
-      <w:r>
-        <w:rPr/>
-      </w:r>
+        <w:spacing w:after="80"/>
+      </w:pPr>
     </w:p>
     <w:tbl>
       <w:tblPr>
         <w:tblW w:w="9026" w:type="dxa"/>
-        <w:jc w:val="start"/>
-        <w:tblInd w:w="0" w:type="dxa"/>
         <w:tblLayout w:type="fixed"/>
         <w:tblCellMar>
           <w:top w:w="80" w:type="dxa"/>
-          <w:start w:w="120" w:type="dxa"/>
+          <w:left w:w="120" w:type="dxa"/>
           <w:bottom w:w="80" w:type="dxa"/>
-          <w:end w:w="120" w:type="dxa"/>
+          <w:right w:w="120" w:type="dxa"/>
         </w:tblCellMar>
-        <w:tblLook w:firstRow="1" w:noVBand="1" w:lastRow="0" w:firstColumn="1" w:lastColumn="0" w:noHBand="0" w:val="04a0"/>
+        <w:tblLook w:val="04A0" w:firstRow="1" w:lastRow="0" w:firstColumn="1" w:lastColumn="0" w:noHBand="0" w:noVBand="1"/>
       </w:tblPr>
       <w:tblGrid>
         <w:gridCol w:w="2197"/>
         <w:gridCol w:w="6829"/>
       </w:tblGrid>
       <w:tr>
-        <w:trPr/>
         <w:tc>
           <w:tcPr>
             <w:tcW w:w="2197" w:type="dxa"/>
             <w:tcBorders>
               <w:top w:val="single" w:sz="2" w:space="0" w:color="AAAAAA"/>
-              <w:start w:val="single" w:sz="2" w:space="0" w:color="AAAAAA"/>
+              <w:left w:val="single" w:sz="2" w:space="0" w:color="AAAAAA"/>
               <w:bottom w:val="single" w:sz="2" w:space="0" w:color="AAAAAA"/>
-              <w:end w:val="single" w:sz="2" w:space="0" w:color="AAAAAA"/>
-            </w:tcBorders>
-            <w:shd w:color="auto" w:fill="D5E8F0" w:val="clear"/>
-          </w:tcPr>
-          <w:p>
-            <w:pPr>
-              <w:pStyle w:val="Normal"/>
-              <w:rPr/>
-            </w:pPr>
+              <w:right w:val="single" w:sz="2" w:space="0" w:color="AAAAAA"/>
+            </w:tcBorders>
+            <w:shd w:val="clear" w:color="auto" w:fill="D5E8F0"/>
+          </w:tcPr>
+          <w:p>
             <w:r>
               <w:rPr>
                 <w:b/>
@@ -482,17 +485,13 @@
             <w:tcW w:w="6829" w:type="dxa"/>
             <w:tcBorders>
               <w:top w:val="single" w:sz="2" w:space="0" w:color="AAAAAA"/>
-              <w:start w:val="single" w:sz="2" w:space="0" w:color="AAAAAA"/>
+              <w:left w:val="single" w:sz="2" w:space="0" w:color="AAAAAA"/>
               <w:bottom w:val="single" w:sz="2" w:space="0" w:color="AAAAAA"/>
-              <w:end w:val="single" w:sz="2" w:space="0" w:color="AAAAAA"/>
-            </w:tcBorders>
-            <w:shd w:color="auto" w:fill="D5E8F0" w:val="clear"/>
-          </w:tcPr>
-          <w:p>
-            <w:pPr>
-              <w:pStyle w:val="Normal"/>
-              <w:rPr/>
-            </w:pPr>
+              <w:right w:val="single" w:sz="2" w:space="0" w:color="AAAAAA"/>
+            </w:tcBorders>
+            <w:shd w:val="clear" w:color="auto" w:fill="D5E8F0"/>
+          </w:tcPr>
+          <w:p>
             <w:r>
               <w:rPr>
                 <w:b/>
@@ -504,23 +503,18 @@
         </w:tc>
       </w:tr>
       <w:tr>
-        <w:trPr/>
         <w:tc>
           <w:tcPr>
             <w:tcW w:w="2197" w:type="dxa"/>
             <w:tcBorders>
               <w:top w:val="single" w:sz="2" w:space="0" w:color="CCCCCC"/>
-              <w:start w:val="single" w:sz="2" w:space="0" w:color="CCCCCC"/>
-              <w:bottom w:val="single" w:sz="2" w:space="0" w:color="CCCCCC"/>
-              <w:end w:val="single" w:sz="2" w:space="0" w:color="CCCCCC"/>
-            </w:tcBorders>
-            <w:shd w:color="auto" w:fill="FFFFFF" w:val="clear"/>
-          </w:tcPr>
-          <w:p>
-            <w:pPr>
-              <w:pStyle w:val="Normal"/>
-              <w:rPr/>
-            </w:pPr>
+              <w:left w:val="single" w:sz="2" w:space="0" w:color="CCCCCC"/>
+              <w:bottom w:val="single" w:sz="2" w:space="0" w:color="CCCCCC"/>
+              <w:right w:val="single" w:sz="2" w:space="0" w:color="CCCCCC"/>
+            </w:tcBorders>
+            <w:shd w:val="clear" w:color="auto" w:fill="FFFFFF"/>
+          </w:tcPr>
+          <w:p>
             <w:r>
               <w:rPr>
                 <w:b/>
@@ -537,17 +531,13 @@
             <w:tcW w:w="6829" w:type="dxa"/>
             <w:tcBorders>
               <w:top w:val="single" w:sz="2" w:space="0" w:color="CCCCCC"/>
-              <w:start w:val="single" w:sz="2" w:space="0" w:color="CCCCCC"/>
-              <w:bottom w:val="single" w:sz="2" w:space="0" w:color="CCCCCC"/>
-              <w:end w:val="single" w:sz="2" w:space="0" w:color="CCCCCC"/>
-            </w:tcBorders>
-            <w:shd w:color="auto" w:fill="FFFFFF" w:val="clear"/>
-          </w:tcPr>
-          <w:p>
-            <w:pPr>
-              <w:pStyle w:val="Normal"/>
-              <w:rPr/>
-            </w:pPr>
+              <w:left w:val="single" w:sz="2" w:space="0" w:color="CCCCCC"/>
+              <w:bottom w:val="single" w:sz="2" w:space="0" w:color="CCCCCC"/>
+              <w:right w:val="single" w:sz="2" w:space="0" w:color="CCCCCC"/>
+            </w:tcBorders>
+            <w:shd w:val="clear" w:color="auto" w:fill="FFFFFF"/>
+          </w:tcPr>
+          <w:p>
             <w:r>
               <w:rPr>
                 <w:sz w:val="22"/>
@@ -559,23 +549,18 @@
         </w:tc>
       </w:tr>
       <w:tr>
-        <w:trPr/>
         <w:tc>
           <w:tcPr>
             <w:tcW w:w="2197" w:type="dxa"/>
             <w:tcBorders>
               <w:top w:val="single" w:sz="2" w:space="0" w:color="CCCCCC"/>
-              <w:start w:val="single" w:sz="2" w:space="0" w:color="CCCCCC"/>
-              <w:bottom w:val="single" w:sz="2" w:space="0" w:color="CCCCCC"/>
-              <w:end w:val="single" w:sz="2" w:space="0" w:color="CCCCCC"/>
-            </w:tcBorders>
-            <w:shd w:color="auto" w:fill="FFFFFF" w:val="clear"/>
-          </w:tcPr>
-          <w:p>
-            <w:pPr>
-              <w:pStyle w:val="Normal"/>
-              <w:rPr/>
-            </w:pPr>
+              <w:left w:val="single" w:sz="2" w:space="0" w:color="CCCCCC"/>
+              <w:bottom w:val="single" w:sz="2" w:space="0" w:color="CCCCCC"/>
+              <w:right w:val="single" w:sz="2" w:space="0" w:color="CCCCCC"/>
+            </w:tcBorders>
+            <w:shd w:val="clear" w:color="auto" w:fill="FFFFFF"/>
+          </w:tcPr>
+          <w:p>
             <w:r>
               <w:rPr>
                 <w:b/>
@@ -592,17 +577,13 @@
             <w:tcW w:w="6829" w:type="dxa"/>
             <w:tcBorders>
               <w:top w:val="single" w:sz="2" w:space="0" w:color="CCCCCC"/>
-              <w:start w:val="single" w:sz="2" w:space="0" w:color="CCCCCC"/>
-              <w:bottom w:val="single" w:sz="2" w:space="0" w:color="CCCCCC"/>
-              <w:end w:val="single" w:sz="2" w:space="0" w:color="CCCCCC"/>
-            </w:tcBorders>
-            <w:shd w:color="auto" w:fill="FFFFFF" w:val="clear"/>
-          </w:tcPr>
-          <w:p>
-            <w:pPr>
-              <w:pStyle w:val="Normal"/>
-              <w:rPr/>
-            </w:pPr>
+              <w:left w:val="single" w:sz="2" w:space="0" w:color="CCCCCC"/>
+              <w:bottom w:val="single" w:sz="2" w:space="0" w:color="CCCCCC"/>
+              <w:right w:val="single" w:sz="2" w:space="0" w:color="CCCCCC"/>
+            </w:tcBorders>
+            <w:shd w:val="clear" w:color="auto" w:fill="FFFFFF"/>
+          </w:tcPr>
+          <w:p>
             <w:r>
               <w:rPr>
                 <w:sz w:val="22"/>
@@ -614,23 +595,18 @@
         </w:tc>
       </w:tr>
       <w:tr>
-        <w:trPr/>
         <w:tc>
           <w:tcPr>
             <w:tcW w:w="2197" w:type="dxa"/>
             <w:tcBorders>
               <w:top w:val="single" w:sz="2" w:space="0" w:color="CCCCCC"/>
-              <w:start w:val="single" w:sz="2" w:space="0" w:color="CCCCCC"/>
-              <w:bottom w:val="single" w:sz="2" w:space="0" w:color="CCCCCC"/>
-              <w:end w:val="single" w:sz="2" w:space="0" w:color="CCCCCC"/>
-            </w:tcBorders>
-            <w:shd w:color="auto" w:fill="FFFFFF" w:val="clear"/>
-          </w:tcPr>
-          <w:p>
-            <w:pPr>
-              <w:pStyle w:val="Normal"/>
-              <w:rPr/>
-            </w:pPr>
+              <w:left w:val="single" w:sz="2" w:space="0" w:color="CCCCCC"/>
+              <w:bottom w:val="single" w:sz="2" w:space="0" w:color="CCCCCC"/>
+              <w:right w:val="single" w:sz="2" w:space="0" w:color="CCCCCC"/>
+            </w:tcBorders>
+            <w:shd w:val="clear" w:color="auto" w:fill="FFFFFF"/>
+          </w:tcPr>
+          <w:p>
             <w:r>
               <w:rPr>
                 <w:b/>
@@ -647,45 +623,100 @@
             <w:tcW w:w="6829" w:type="dxa"/>
             <w:tcBorders>
               <w:top w:val="single" w:sz="2" w:space="0" w:color="CCCCCC"/>
-              <w:start w:val="single" w:sz="2" w:space="0" w:color="CCCCCC"/>
-              <w:bottom w:val="single" w:sz="2" w:space="0" w:color="CCCCCC"/>
-              <w:end w:val="single" w:sz="2" w:space="0" w:color="CCCCCC"/>
-            </w:tcBorders>
-            <w:shd w:color="auto" w:fill="FFFFFF" w:val="clear"/>
-          </w:tcPr>
-          <w:p>
-            <w:pPr>
-              <w:pStyle w:val="Normal"/>
-              <w:rPr/>
-            </w:pPr>
-            <w:r>
-              <w:rPr>
-                <w:sz w:val="22"/>
-                <w:szCs w:val="22"/>
-              </w:rPr>
-              <w:t>Extrae la silueta de la prenda: foreground_mask, garment_mask, skin_mask y extract_shape_features.</w:t>
+              <w:left w:val="single" w:sz="2" w:space="0" w:color="CCCCCC"/>
+              <w:bottom w:val="single" w:sz="2" w:space="0" w:color="CCCCCC"/>
+              <w:right w:val="single" w:sz="2" w:space="0" w:color="CCCCCC"/>
+            </w:tcBorders>
+            <w:shd w:val="clear" w:color="auto" w:fill="FFFFFF"/>
+          </w:tcPr>
+          <w:p>
+            <w:r>
+              <w:rPr>
+                <w:sz w:val="22"/>
+                <w:szCs w:val="22"/>
+              </w:rPr>
+              <w:t xml:space="preserve">Extrae la silueta de la prenda: </w:t>
+            </w:r>
+            <w:proofErr w:type="spellStart"/>
+            <w:r>
+              <w:rPr>
+                <w:sz w:val="22"/>
+                <w:szCs w:val="22"/>
+              </w:rPr>
+              <w:t>foreground_mask</w:t>
+            </w:r>
+            <w:proofErr w:type="spellEnd"/>
+            <w:r>
+              <w:rPr>
+                <w:sz w:val="22"/>
+                <w:szCs w:val="22"/>
+              </w:rPr>
+              <w:t xml:space="preserve">, </w:t>
+            </w:r>
+            <w:proofErr w:type="spellStart"/>
+            <w:r>
+              <w:rPr>
+                <w:sz w:val="22"/>
+                <w:szCs w:val="22"/>
+              </w:rPr>
+              <w:t>garment_mask</w:t>
+            </w:r>
+            <w:proofErr w:type="spellEnd"/>
+            <w:r>
+              <w:rPr>
+                <w:sz w:val="22"/>
+                <w:szCs w:val="22"/>
+              </w:rPr>
+              <w:t xml:space="preserve">, </w:t>
+            </w:r>
+            <w:proofErr w:type="spellStart"/>
+            <w:r>
+              <w:rPr>
+                <w:sz w:val="22"/>
+                <w:szCs w:val="22"/>
+              </w:rPr>
+              <w:t>skin_mask</w:t>
+            </w:r>
+            <w:proofErr w:type="spellEnd"/>
+            <w:r>
+              <w:rPr>
+                <w:sz w:val="22"/>
+                <w:szCs w:val="22"/>
+              </w:rPr>
+              <w:t xml:space="preserve"> y </w:t>
+            </w:r>
+            <w:proofErr w:type="spellStart"/>
+            <w:r>
+              <w:rPr>
+                <w:sz w:val="22"/>
+                <w:szCs w:val="22"/>
+              </w:rPr>
+              <w:t>extract_shape_features</w:t>
+            </w:r>
+            <w:proofErr w:type="spellEnd"/>
+            <w:r>
+              <w:rPr>
+                <w:sz w:val="22"/>
+                <w:szCs w:val="22"/>
+              </w:rPr>
+              <w:t>.</w:t>
             </w:r>
           </w:p>
         </w:tc>
       </w:tr>
       <w:tr>
-        <w:trPr/>
         <w:tc>
           <w:tcPr>
             <w:tcW w:w="2197" w:type="dxa"/>
             <w:tcBorders>
               <w:top w:val="single" w:sz="2" w:space="0" w:color="CCCCCC"/>
-              <w:start w:val="single" w:sz="2" w:space="0" w:color="CCCCCC"/>
-              <w:bottom w:val="single" w:sz="2" w:space="0" w:color="CCCCCC"/>
-              <w:end w:val="single" w:sz="2" w:space="0" w:color="CCCCCC"/>
-            </w:tcBorders>
-            <w:shd w:color="auto" w:fill="FFFFFF" w:val="clear"/>
-          </w:tcPr>
-          <w:p>
-            <w:pPr>
-              <w:pStyle w:val="Normal"/>
-              <w:rPr/>
-            </w:pPr>
+              <w:left w:val="single" w:sz="2" w:space="0" w:color="CCCCCC"/>
+              <w:bottom w:val="single" w:sz="2" w:space="0" w:color="CCCCCC"/>
+              <w:right w:val="single" w:sz="2" w:space="0" w:color="CCCCCC"/>
+            </w:tcBorders>
+            <w:shd w:val="clear" w:color="auto" w:fill="FFFFFF"/>
+          </w:tcPr>
+          <w:p>
             <w:r>
               <w:rPr>
                 <w:b/>
@@ -702,17 +733,13 @@
             <w:tcW w:w="6829" w:type="dxa"/>
             <w:tcBorders>
               <w:top w:val="single" w:sz="2" w:space="0" w:color="CCCCCC"/>
-              <w:start w:val="single" w:sz="2" w:space="0" w:color="CCCCCC"/>
-              <w:bottom w:val="single" w:sz="2" w:space="0" w:color="CCCCCC"/>
-              <w:end w:val="single" w:sz="2" w:space="0" w:color="CCCCCC"/>
-            </w:tcBorders>
-            <w:shd w:color="auto" w:fill="FFFFFF" w:val="clear"/>
-          </w:tcPr>
-          <w:p>
-            <w:pPr>
-              <w:pStyle w:val="Normal"/>
-              <w:rPr/>
-            </w:pPr>
+              <w:left w:val="single" w:sz="2" w:space="0" w:color="CCCCCC"/>
+              <w:bottom w:val="single" w:sz="2" w:space="0" w:color="CCCCCC"/>
+              <w:right w:val="single" w:sz="2" w:space="0" w:color="CCCCCC"/>
+            </w:tcBorders>
+            <w:shd w:val="clear" w:color="auto" w:fill="FFFFFF"/>
+          </w:tcPr>
+          <w:p>
             <w:r>
               <w:rPr>
                 <w:sz w:val="22"/>
@@ -724,23 +751,18 @@
         </w:tc>
       </w:tr>
       <w:tr>
-        <w:trPr/>
         <w:tc>
           <w:tcPr>
             <w:tcW w:w="2197" w:type="dxa"/>
             <w:tcBorders>
               <w:top w:val="single" w:sz="2" w:space="0" w:color="CCCCCC"/>
-              <w:start w:val="single" w:sz="2" w:space="0" w:color="CCCCCC"/>
-              <w:bottom w:val="single" w:sz="2" w:space="0" w:color="CCCCCC"/>
-              <w:end w:val="single" w:sz="2" w:space="0" w:color="CCCCCC"/>
-            </w:tcBorders>
-            <w:shd w:color="auto" w:fill="FFFFFF" w:val="clear"/>
-          </w:tcPr>
-          <w:p>
-            <w:pPr>
-              <w:pStyle w:val="Normal"/>
-              <w:rPr/>
-            </w:pPr>
+              <w:left w:val="single" w:sz="2" w:space="0" w:color="CCCCCC"/>
+              <w:bottom w:val="single" w:sz="2" w:space="0" w:color="CCCCCC"/>
+              <w:right w:val="single" w:sz="2" w:space="0" w:color="CCCCCC"/>
+            </w:tcBorders>
+            <w:shd w:val="clear" w:color="auto" w:fill="FFFFFF"/>
+          </w:tcPr>
+          <w:p>
             <w:r>
               <w:rPr>
                 <w:b/>
@@ -757,45 +779,52 @@
             <w:tcW w:w="6829" w:type="dxa"/>
             <w:tcBorders>
               <w:top w:val="single" w:sz="2" w:space="0" w:color="CCCCCC"/>
-              <w:start w:val="single" w:sz="2" w:space="0" w:color="CCCCCC"/>
-              <w:bottom w:val="single" w:sz="2" w:space="0" w:color="CCCCCC"/>
-              <w:end w:val="single" w:sz="2" w:space="0" w:color="CCCCCC"/>
-            </w:tcBorders>
-            <w:shd w:color="auto" w:fill="FFFFFF" w:val="clear"/>
-          </w:tcPr>
-          <w:p>
-            <w:pPr>
-              <w:pStyle w:val="Normal"/>
-              <w:rPr/>
-            </w:pPr>
-            <w:r>
-              <w:rPr>
-                <w:sz w:val="22"/>
-                <w:szCs w:val="22"/>
-              </w:rPr>
-              <w:t>Carga las imágenes y sus etiquetas desde el dataset.</w:t>
+              <w:left w:val="single" w:sz="2" w:space="0" w:color="CCCCCC"/>
+              <w:bottom w:val="single" w:sz="2" w:space="0" w:color="CCCCCC"/>
+              <w:right w:val="single" w:sz="2" w:space="0" w:color="CCCCCC"/>
+            </w:tcBorders>
+            <w:shd w:val="clear" w:color="auto" w:fill="FFFFFF"/>
+          </w:tcPr>
+          <w:p>
+            <w:r>
+              <w:rPr>
+                <w:sz w:val="22"/>
+                <w:szCs w:val="22"/>
+              </w:rPr>
+              <w:t xml:space="preserve">Carga las imágenes y sus etiquetas desde el </w:t>
+            </w:r>
+            <w:proofErr w:type="spellStart"/>
+            <w:r>
+              <w:rPr>
+                <w:sz w:val="22"/>
+                <w:szCs w:val="22"/>
+              </w:rPr>
+              <w:t>dataset</w:t>
+            </w:r>
+            <w:proofErr w:type="spellEnd"/>
+            <w:r>
+              <w:rPr>
+                <w:sz w:val="22"/>
+                <w:szCs w:val="22"/>
+              </w:rPr>
+              <w:t>.</w:t>
             </w:r>
           </w:p>
         </w:tc>
       </w:tr>
       <w:tr>
-        <w:trPr/>
         <w:tc>
           <w:tcPr>
             <w:tcW w:w="2197" w:type="dxa"/>
             <w:tcBorders>
               <w:top w:val="single" w:sz="2" w:space="0" w:color="CCCCCC"/>
-              <w:start w:val="single" w:sz="2" w:space="0" w:color="CCCCCC"/>
-              <w:bottom w:val="single" w:sz="2" w:space="0" w:color="CCCCCC"/>
-              <w:end w:val="single" w:sz="2" w:space="0" w:color="CCCCCC"/>
-            </w:tcBorders>
-            <w:shd w:color="auto" w:fill="FFFFFF" w:val="clear"/>
-          </w:tcPr>
-          <w:p>
-            <w:pPr>
-              <w:pStyle w:val="Normal"/>
-              <w:rPr/>
-            </w:pPr>
+              <w:left w:val="single" w:sz="2" w:space="0" w:color="CCCCCC"/>
+              <w:bottom w:val="single" w:sz="2" w:space="0" w:color="CCCCCC"/>
+              <w:right w:val="single" w:sz="2" w:space="0" w:color="CCCCCC"/>
+            </w:tcBorders>
+            <w:shd w:val="clear" w:color="auto" w:fill="FFFFFF"/>
+          </w:tcPr>
+          <w:p>
             <w:r>
               <w:rPr>
                 <w:b/>
@@ -803,6 +832,7 @@
                 <w:sz w:val="22"/>
                 <w:szCs w:val="22"/>
               </w:rPr>
+              <w:lastRenderedPageBreak/>
               <w:t>app.py</w:t>
             </w:r>
           </w:p>
@@ -812,17 +842,13 @@
             <w:tcW w:w="6829" w:type="dxa"/>
             <w:tcBorders>
               <w:top w:val="single" w:sz="2" w:space="0" w:color="CCCCCC"/>
-              <w:start w:val="single" w:sz="2" w:space="0" w:color="CCCCCC"/>
-              <w:bottom w:val="single" w:sz="2" w:space="0" w:color="CCCCCC"/>
-              <w:end w:val="single" w:sz="2" w:space="0" w:color="CCCCCC"/>
-            </w:tcBorders>
-            <w:shd w:color="auto" w:fill="FFFFFF" w:val="clear"/>
-          </w:tcPr>
-          <w:p>
-            <w:pPr>
-              <w:pStyle w:val="Normal"/>
-              <w:rPr/>
-            </w:pPr>
+              <w:left w:val="single" w:sz="2" w:space="0" w:color="CCCCCC"/>
+              <w:bottom w:val="single" w:sz="2" w:space="0" w:color="CCCCCC"/>
+              <w:right w:val="single" w:sz="2" w:space="0" w:color="CCCCCC"/>
+            </w:tcBorders>
+            <w:shd w:val="clear" w:color="auto" w:fill="FFFFFF"/>
+          </w:tcPr>
+          <w:p>
             <w:r>
               <w:rPr>
                 <w:sz w:val="22"/>
@@ -834,23 +860,18 @@
         </w:tc>
       </w:tr>
       <w:tr>
-        <w:trPr/>
         <w:tc>
           <w:tcPr>
             <w:tcW w:w="2197" w:type="dxa"/>
             <w:tcBorders>
               <w:top w:val="single" w:sz="2" w:space="0" w:color="CCCCCC"/>
-              <w:start w:val="single" w:sz="2" w:space="0" w:color="CCCCCC"/>
-              <w:bottom w:val="single" w:sz="2" w:space="0" w:color="CCCCCC"/>
-              <w:end w:val="single" w:sz="2" w:space="0" w:color="CCCCCC"/>
-            </w:tcBorders>
-            <w:shd w:color="auto" w:fill="FFFFFF" w:val="clear"/>
-          </w:tcPr>
-          <w:p>
-            <w:pPr>
-              <w:pStyle w:val="Normal"/>
-              <w:rPr/>
-            </w:pPr>
+              <w:left w:val="single" w:sz="2" w:space="0" w:color="CCCCCC"/>
+              <w:bottom w:val="single" w:sz="2" w:space="0" w:color="CCCCCC"/>
+              <w:right w:val="single" w:sz="2" w:space="0" w:color="CCCCCC"/>
+            </w:tcBorders>
+            <w:shd w:val="clear" w:color="auto" w:fill="FFFFFF"/>
+          </w:tcPr>
+          <w:p>
             <w:r>
               <w:rPr>
                 <w:b/>
@@ -867,17 +888,13 @@
             <w:tcW w:w="6829" w:type="dxa"/>
             <w:tcBorders>
               <w:top w:val="single" w:sz="2" w:space="0" w:color="CCCCCC"/>
-              <w:start w:val="single" w:sz="2" w:space="0" w:color="CCCCCC"/>
-              <w:bottom w:val="single" w:sz="2" w:space="0" w:color="CCCCCC"/>
-              <w:end w:val="single" w:sz="2" w:space="0" w:color="CCCCCC"/>
-            </w:tcBorders>
-            <w:shd w:color="auto" w:fill="FFFFFF" w:val="clear"/>
-          </w:tcPr>
-          <w:p>
-            <w:pPr>
-              <w:pStyle w:val="Normal"/>
-              <w:rPr/>
-            </w:pPr>
+              <w:left w:val="single" w:sz="2" w:space="0" w:color="CCCCCC"/>
+              <w:bottom w:val="single" w:sz="2" w:space="0" w:color="CCCCCC"/>
+              <w:right w:val="single" w:sz="2" w:space="0" w:color="CCCCCC"/>
+            </w:tcBorders>
+            <w:shd w:val="clear" w:color="auto" w:fill="FFFFFF"/>
+          </w:tcPr>
+          <w:p>
             <w:r>
               <w:rPr>
                 <w:sz w:val="22"/>
@@ -891,34 +908,21 @@
     </w:tbl>
     <w:p>
       <w:pPr>
-        <w:pStyle w:val="Normal"/>
-        <w:spacing w:before="0" w:after="80"/>
-        <w:rPr/>
-      </w:pPr>
-      <w:r>
-        <w:rPr/>
-      </w:r>
-    </w:p>
-    <w:p>
-      <w:pPr>
-        <w:pStyle w:val="Normal"/>
-        <w:spacing w:before="0" w:after="160"/>
-        <w:rPr/>
-      </w:pPr>
-      <w:r>
-        <w:rPr/>
+        <w:spacing w:after="80"/>
+      </w:pPr>
+    </w:p>
+    <w:p>
+      <w:pPr>
+        <w:spacing w:after="160"/>
+      </w:pPr>
+      <w:r>
         <w:t>El flujo en la práctica es bastante directo: preparamos los datos, configuramos los algoritmos con sus parámetros, y los aplicamos sobre imágenes nuevas para asignarles una etiqueta de forma y otra de color.</w:t>
       </w:r>
     </w:p>
     <w:p>
       <w:pPr>
-        <w:pStyle w:val="Normal"/>
-        <w:spacing w:before="0" w:after="80"/>
-        <w:rPr/>
-      </w:pPr>
-      <w:r>
-        <w:rPr/>
-      </w:r>
+        <w:spacing w:after="80"/>
+      </w:pPr>
     </w:p>
     <w:p>
       <w:pPr>
@@ -936,12 +940,9 @@
     </w:p>
     <w:p>
       <w:pPr>
-        <w:pStyle w:val="Normal"/>
-        <w:spacing w:before="0" w:after="160"/>
-        <w:rPr/>
-      </w:pPr>
-      <w:r>
-        <w:rPr/>
+        <w:spacing w:after="160"/>
+      </w:pPr>
+      <w:r>
         <w:t>En este apartado revisamos los parámetros que más influyen en los resultados y exploramos qué ocurre cuando los variamos.</w:t>
       </w:r>
     </w:p>
@@ -961,13 +962,16 @@
     </w:p>
     <w:p>
       <w:pPr>
-        <w:pStyle w:val="Normal"/>
-        <w:spacing w:before="0" w:after="160"/>
-        <w:rPr/>
-      </w:pPr>
-      <w:r>
-        <w:rPr/>
-        <w:t>En KNN, K es simplemente el número de vecinos que el algoritmo "consulta" para decidir a qué categoría pertenece una imagen nueva.</w:t>
+        <w:spacing w:after="160"/>
+      </w:pPr>
+      <w:r>
+        <w:t xml:space="preserve">En KNN, K es el número de vecinos que el algoritmo </w:t>
+      </w:r>
+      <w:r>
+        <w:t>mira</w:t>
+      </w:r>
+      <w:r>
+        <w:t xml:space="preserve"> para decidir a qué categoría pertenece una imagen nueva.</w:t>
       </w:r>
     </w:p>
     <w:p>
@@ -977,12 +981,21 @@
           <w:ilvl w:val="0"/>
           <w:numId w:val="8"/>
         </w:numPr>
-        <w:spacing w:before="0" w:after="120"/>
-        <w:rPr/>
-      </w:pPr>
-      <w:r>
-        <w:rPr/>
-        <w:t>Si K es muy pequeño (por ejemplo K=1), el algoritmo se queda con el vecino más cercano y ya. El riesgo es que una sola imagen rara en el entrenamiento puede arruinar la predicción.</w:t>
+        <w:spacing w:after="120"/>
+      </w:pPr>
+      <w:r>
+        <w:t xml:space="preserve">Si K es muy pequeño (por </w:t>
+      </w:r>
+      <w:proofErr w:type="gramStart"/>
+      <w:r>
+        <w:t>ejemplo</w:t>
+      </w:r>
+      <w:proofErr w:type="gramEnd"/>
+      <w:r>
+        <w:t xml:space="preserve"> K=1), el algoritmo se queda con el vecino más cercano</w:t>
+      </w:r>
+      <w:r>
+        <w:t>.</w:t>
       </w:r>
     </w:p>
     <w:p>
@@ -992,90 +1005,153 @@
           <w:ilvl w:val="0"/>
           <w:numId w:val="5"/>
         </w:numPr>
-        <w:spacing w:before="0" w:after="120"/>
-        <w:rPr/>
-      </w:pPr>
-      <w:r>
-        <w:rPr/>
-        <w:t>Si K es muy grande (por ejemplo K=21), la votación se diluye tanto que las categorías con pocas imágenes, como Sandals o Heels, acaban perdiendo siempre frente a categorías más abundantes como Shirts o Jeans.</w:t>
-      </w:r>
-    </w:p>
-    <w:p>
-      <w:pPr>
-        <w:pStyle w:val="Normal"/>
-        <w:spacing w:before="0" w:after="80"/>
-        <w:rPr/>
-      </w:pPr>
-      <w:r>
-        <w:rPr/>
-      </w:r>
-    </w:p>
-    <w:p>
-      <w:pPr>
-        <w:pStyle w:val="Normal"/>
-        <w:spacing w:before="0" w:after="160"/>
-        <w:rPr/>
-      </w:pPr>
-      <w:r>
-        <w:rPr/>
-        <w:t>La solución: probar varios valores de K y medir la precisión (accuracy) sobre el conjunto de test en cada caso.</w:t>
+        <w:spacing w:after="120"/>
+      </w:pPr>
+      <w:r>
+        <w:t xml:space="preserve">Si K es muy grande (por </w:t>
+      </w:r>
+      <w:proofErr w:type="gramStart"/>
+      <w:r>
+        <w:t>ejemplo</w:t>
+      </w:r>
+      <w:proofErr w:type="gramEnd"/>
+      <w:r>
+        <w:t xml:space="preserve"> K=21), la votación se diluye tanto que las categorías con pocas imágenes, como </w:t>
+      </w:r>
+      <w:proofErr w:type="spellStart"/>
+      <w:r>
+        <w:t>Sandals</w:t>
+      </w:r>
+      <w:proofErr w:type="spellEnd"/>
+      <w:r>
+        <w:t xml:space="preserve"> o </w:t>
+      </w:r>
+      <w:proofErr w:type="spellStart"/>
+      <w:r>
+        <w:t>Heels</w:t>
+      </w:r>
+      <w:proofErr w:type="spellEnd"/>
+      <w:r>
+        <w:t>, acaban perdiendo siempre frente a categorías más abundantes como Shirts o Jeans</w:t>
+      </w:r>
+      <w:r>
+        <w:t xml:space="preserve"> y aquí es donde entra la confusión</w:t>
+      </w:r>
+      <w:r>
+        <w:t>.</w:t>
+      </w:r>
+    </w:p>
+    <w:p>
+      <w:pPr>
+        <w:spacing w:after="80"/>
+      </w:pPr>
+    </w:p>
+    <w:p>
+      <w:pPr>
+        <w:spacing w:after="160"/>
+      </w:pPr>
+      <w:r>
+        <w:t>La solución: probar varios valores de K y medir la precisión (</w:t>
+      </w:r>
+      <w:proofErr w:type="spellStart"/>
+      <w:r>
+        <w:t>accuracy</w:t>
+      </w:r>
+      <w:proofErr w:type="spellEnd"/>
+      <w:r>
+        <w:t xml:space="preserve">) sobre el conjunto </w:t>
+      </w:r>
+      <w:proofErr w:type="gramStart"/>
+      <w:r>
+        <w:t>de test</w:t>
+      </w:r>
+      <w:proofErr w:type="gramEnd"/>
+      <w:r>
+        <w:t xml:space="preserve"> en cada caso.</w:t>
       </w:r>
     </w:p>
     <w:p>
       <w:pPr>
         <w:pStyle w:val="Heading3"/>
-        <w:rPr/>
-      </w:pPr>
-      <w:r>
-        <w:rPr/>
-        <w:t>¿Por qué usar la métrica Accuracy?</w:t>
-      </w:r>
-    </w:p>
-    <w:p>
-      <w:pPr>
-        <w:pStyle w:val="Normal"/>
-        <w:spacing w:before="0" w:after="160"/>
-        <w:rPr/>
-      </w:pPr>
-      <w:r>
-        <w:rPr/>
-        <w:t>La accuracy mide el porcentaje de imágenes clasificadas correctamente sobre el total:</w:t>
-      </w:r>
-    </w:p>
-    <w:p>
-      <w:pPr>
-        <w:pStyle w:val="Normal"/>
-        <w:spacing w:before="0" w:after="80"/>
-        <w:rPr/>
-      </w:pPr>
-      <w:r>
-        <w:rPr/>
-      </w:r>
-    </w:p>
-    <w:p>
-      <w:pPr>
-        <w:pStyle w:val="Normal"/>
+      </w:pPr>
+      <w:r>
+        <w:t xml:space="preserve">¿Por qué usar la métrica </w:t>
+      </w:r>
+      <w:proofErr w:type="spellStart"/>
+      <w:r>
+        <w:t>Accuracy</w:t>
+      </w:r>
+      <w:proofErr w:type="spellEnd"/>
+      <w:r>
+        <w:t>?</w:t>
+      </w:r>
+    </w:p>
+    <w:p>
+      <w:pPr>
+        <w:spacing w:after="160"/>
+      </w:pPr>
+      <w:r>
+        <w:t xml:space="preserve">La </w:t>
+      </w:r>
+      <w:proofErr w:type="spellStart"/>
+      <w:r>
+        <w:t>accuracy</w:t>
+      </w:r>
+      <w:proofErr w:type="spellEnd"/>
+      <w:r>
+        <w:t xml:space="preserve"> mide el porcentaje de imágenes clasificadas correctamente sobre el total:</w:t>
+      </w:r>
+    </w:p>
+    <w:p>
+      <w:pPr>
+        <w:spacing w:after="80"/>
+      </w:pPr>
+    </w:p>
+    <w:p>
+      <w:pPr>
         <w:spacing w:before="120" w:after="200"/>
         <w:jc w:val="center"/>
-        <w:rPr/>
-      </w:pPr>
+      </w:pPr>
+      <w:proofErr w:type="spellStart"/>
+      <w:proofErr w:type="gramStart"/>
       <w:r>
         <w:rPr>
           <w:b/>
           <w:bCs/>
         </w:rPr>
-        <w:t>Accuracy  =  Predicciones correctas / Total de muestras</w:t>
-      </w:r>
-    </w:p>
-    <w:p>
-      <w:pPr>
-        <w:pStyle w:val="Normal"/>
-        <w:spacing w:before="0" w:after="160"/>
-        <w:rPr/>
-      </w:pPr>
-      <w:r>
-        <w:rPr/>
-        <w:t>Se usa accuracy como métrica principal por estas razones:</w:t>
+        <w:t>Accuracy</w:t>
+      </w:r>
+      <w:proofErr w:type="spellEnd"/>
+      <w:r>
+        <w:rPr>
+          <w:b/>
+          <w:bCs/>
+        </w:rPr>
+        <w:t xml:space="preserve">  =</w:t>
+      </w:r>
+      <w:proofErr w:type="gramEnd"/>
+      <w:r>
+        <w:rPr>
+          <w:b/>
+          <w:bCs/>
+        </w:rPr>
+        <w:t xml:space="preserve">  Predicciones correctas / Total de muestras</w:t>
+      </w:r>
+    </w:p>
+    <w:p>
+      <w:pPr>
+        <w:spacing w:after="160"/>
+      </w:pPr>
+      <w:r>
+        <w:t xml:space="preserve">Se usa </w:t>
+      </w:r>
+      <w:proofErr w:type="spellStart"/>
+      <w:r>
+        <w:t>accuracy</w:t>
+      </w:r>
+      <w:proofErr w:type="spellEnd"/>
+      <w:r>
+        <w:t xml:space="preserve"> como métrica principal por estas razones:</w:t>
       </w:r>
     </w:p>
     <w:p>
@@ -1085,12 +1161,54 @@
           <w:ilvl w:val="0"/>
           <w:numId w:val="5"/>
         </w:numPr>
-        <w:spacing w:before="0" w:after="120"/>
-        <w:rPr/>
-      </w:pPr>
-      <w:r>
-        <w:rPr/>
-        <w:t>El dataset está bastante equilibrado entre categorías (Shirts, Jeans, Dresses, etc.), así que la accuracy no está sesgada hacia ninguna clase mayoritaria.</w:t>
+        <w:spacing w:after="120"/>
+      </w:pPr>
+      <w:r>
+        <w:t xml:space="preserve">El </w:t>
+      </w:r>
+      <w:proofErr w:type="spellStart"/>
+      <w:r>
+        <w:t>dataset</w:t>
+      </w:r>
+      <w:proofErr w:type="spellEnd"/>
+      <w:r>
+        <w:t xml:space="preserve"> está bastante equilibrado entre categorías (Shirts, Jeans, </w:t>
+      </w:r>
+      <w:proofErr w:type="spellStart"/>
+      <w:r>
+        <w:t>Dresses</w:t>
+      </w:r>
+      <w:proofErr w:type="spellEnd"/>
+      <w:r>
+        <w:t>, etc.),</w:t>
+      </w:r>
+      <w:r>
+        <w:t xml:space="preserve"> (6 de 8 </w:t>
+      </w:r>
+      <w:proofErr w:type="spellStart"/>
+      <w:r>
+        <w:t>categorias</w:t>
+      </w:r>
+      <w:proofErr w:type="spellEnd"/>
+      <w:r>
+        <w:t xml:space="preserve"> equilibradas)</w:t>
+      </w:r>
+      <w:r>
+        <w:t xml:space="preserve"> así que la </w:t>
+      </w:r>
+      <w:proofErr w:type="spellStart"/>
+      <w:r>
+        <w:t>accuracy</w:t>
+      </w:r>
+      <w:proofErr w:type="spellEnd"/>
+      <w:r>
+        <w:t xml:space="preserve"> no está </w:t>
+      </w:r>
+      <w:r>
+        <w:t>va</w:t>
+      </w:r>
+      <w:r>
+        <w:t xml:space="preserve"> hacia ninguna clase mayoritaria.</w:t>
       </w:r>
     </w:p>
     <w:p>
@@ -1100,12 +1218,18 @@
           <w:ilvl w:val="0"/>
           <w:numId w:val="5"/>
         </w:numPr>
-        <w:spacing w:before="0" w:after="120"/>
-        <w:rPr/>
-      </w:pPr>
-      <w:r>
-        <w:rPr/>
-        <w:t>El objetivo es clasificar correctamente el tipo de prenda. Un error en Sandals es igual de grave que uno en Shirts, por lo que no tiene sentido ponderar las clases.</w:t>
+        <w:spacing w:after="120"/>
+      </w:pPr>
+      <w:r>
+        <w:t xml:space="preserve">El objetivo es clasificar correctamente el tipo de prenda. Un error en </w:t>
+      </w:r>
+      <w:proofErr w:type="spellStart"/>
+      <w:r>
+        <w:t>Sandals</w:t>
+      </w:r>
+      <w:proofErr w:type="spellEnd"/>
+      <w:r>
+        <w:t xml:space="preserve"> es igual de grave que uno en Shirts, por lo que no tiene sentido ponderar las clases.</w:t>
       </w:r>
     </w:p>
     <w:p>
@@ -1115,12 +1239,26 @@
           <w:ilvl w:val="0"/>
           <w:numId w:val="5"/>
         </w:numPr>
-        <w:spacing w:before="0" w:after="120"/>
-        <w:rPr/>
-      </w:pPr>
-      <w:r>
-        <w:rPr/>
-        <w:t>Métricas como Precision o Recall tienen más sentido cuando los errores no tienen el mismo coste (por ejemplo, en diagnóstico médico). Aquí el coste es simétrico.</w:t>
+        <w:spacing w:after="120"/>
+      </w:pPr>
+      <w:r>
+        <w:t xml:space="preserve">Métricas como </w:t>
+      </w:r>
+      <w:proofErr w:type="spellStart"/>
+      <w:r>
+        <w:t>Precision</w:t>
+      </w:r>
+      <w:proofErr w:type="spellEnd"/>
+      <w:r>
+        <w:t xml:space="preserve"> o </w:t>
+      </w:r>
+      <w:proofErr w:type="spellStart"/>
+      <w:r>
+        <w:t>Recall</w:t>
+      </w:r>
+      <w:proofErr w:type="spellEnd"/>
+      <w:r>
+        <w:t xml:space="preserve"> tienen más sentido cuando los errores no tienen el mismo coste (por ejemplo, en diagnóstico médico). Aquí el coste es simétrico.</w:t>
       </w:r>
     </w:p>
     <w:p>
@@ -1130,72 +1268,148 @@
           <w:ilvl w:val="0"/>
           <w:numId w:val="5"/>
         </w:numPr>
-        <w:spacing w:before="0" w:after="120"/>
-        <w:rPr/>
-      </w:pPr>
-      <w:r>
-        <w:rPr/>
-        <w:t>F1-score es útil cuando hay un desbalance entre clases. En este dataset no se da ese caso, así que esa complejidad adicional no está justificada.</w:t>
-      </w:r>
-    </w:p>
-    <w:p>
-      <w:pPr>
-        <w:pStyle w:val="Normal"/>
-        <w:spacing w:before="0" w:after="80"/>
-        <w:rPr/>
-      </w:pPr>
-      <w:r>
-        <w:rPr/>
-      </w:r>
-    </w:p>
-    <w:p>
-      <w:pPr>
-        <w:pStyle w:val="Normal"/>
-        <w:spacing w:before="0" w:after="160"/>
-        <w:rPr/>
-      </w:pPr>
-      <w:r>
-        <w:rPr/>
-        <w:t>En resumen: para un problema de clasificación multiclase con clases razonablemente equilibradas, la accuracy es la métrica más directa y más fácil de interpretar.</w:t>
-      </w:r>
-    </w:p>
-    <w:p>
-      <w:pPr>
-        <w:pStyle w:val="Normal"/>
-        <w:spacing w:before="0" w:after="80"/>
-        <w:rPr/>
-      </w:pPr>
-      <w:r>
-        <w:rPr/>
-      </w:r>
-    </w:p>
-    <w:p>
-      <w:pPr>
-        <w:pStyle w:val="Normal"/>
-        <w:spacing w:before="0" w:after="120"/>
-        <w:rPr/>
+        <w:spacing w:after="120"/>
+      </w:pPr>
+      <w:r>
+        <w:lastRenderedPageBreak/>
+        <w:t xml:space="preserve">F1-score es útil cuando hay un desbalance entre </w:t>
+      </w:r>
+      <w:r>
+        <w:t xml:space="preserve">todas las </w:t>
+      </w:r>
+      <w:r>
+        <w:t xml:space="preserve">clases. En este </w:t>
+      </w:r>
+      <w:proofErr w:type="spellStart"/>
+      <w:r>
+        <w:t>dataset</w:t>
+      </w:r>
+      <w:proofErr w:type="spellEnd"/>
+      <w:r>
+        <w:t xml:space="preserve"> no se da ese caso, así que esa complejidad adicional no está justificada.</w:t>
+      </w:r>
+    </w:p>
+    <w:p>
+      <w:pPr>
+        <w:spacing w:after="80"/>
+      </w:pPr>
+    </w:p>
+    <w:p>
+      <w:pPr>
+        <w:spacing w:after="160"/>
+      </w:pPr>
+      <w:r>
+        <w:t xml:space="preserve">En resumen: para un problema de clasificación multiclase con clases razonablemente equilibradas, la </w:t>
+      </w:r>
+      <w:proofErr w:type="spellStart"/>
+      <w:r>
+        <w:t>accuracy</w:t>
+      </w:r>
+      <w:proofErr w:type="spellEnd"/>
+      <w:r>
+        <w:t xml:space="preserve"> es la métrica </w:t>
+      </w:r>
+      <w:proofErr w:type="gramStart"/>
+      <w:r>
+        <w:t>más directa y más fácil</w:t>
+      </w:r>
+      <w:proofErr w:type="gramEnd"/>
+      <w:r>
+        <w:t xml:space="preserve"> de interpretar.</w:t>
+      </w:r>
+    </w:p>
+    <w:p>
+      <w:pPr>
+        <w:spacing w:after="80"/>
+      </w:pPr>
+    </w:p>
+    <w:p>
+      <w:pPr>
+        <w:spacing w:after="120"/>
       </w:pPr>
       <w:r>
         <w:rPr>
           <w:b/>
           <w:bCs/>
         </w:rPr>
-        <w:t>Tabla 1. Accuracy del KNN para distintos valores de K (shape features, conjunto de test)</w:t>
+        <w:t xml:space="preserve">Tabla 1. </w:t>
+      </w:r>
+      <w:proofErr w:type="spellStart"/>
+      <w:r>
+        <w:rPr>
+          <w:b/>
+          <w:bCs/>
+        </w:rPr>
+        <w:t>Accuracy</w:t>
+      </w:r>
+      <w:proofErr w:type="spellEnd"/>
+      <w:r>
+        <w:rPr>
+          <w:b/>
+          <w:bCs/>
+        </w:rPr>
+        <w:t xml:space="preserve"> del KNN para distintos valores de K (</w:t>
+      </w:r>
+      <w:proofErr w:type="spellStart"/>
+      <w:r>
+        <w:rPr>
+          <w:b/>
+          <w:bCs/>
+        </w:rPr>
+        <w:t>shape</w:t>
+      </w:r>
+      <w:proofErr w:type="spellEnd"/>
+      <w:r>
+        <w:rPr>
+          <w:b/>
+          <w:bCs/>
+        </w:rPr>
+        <w:t xml:space="preserve"> </w:t>
+      </w:r>
+      <w:proofErr w:type="spellStart"/>
+      <w:r>
+        <w:rPr>
+          <w:b/>
+          <w:bCs/>
+        </w:rPr>
+        <w:t>features</w:t>
+      </w:r>
+      <w:proofErr w:type="spellEnd"/>
+      <w:r>
+        <w:rPr>
+          <w:b/>
+          <w:bCs/>
+        </w:rPr>
+        <w:t xml:space="preserve">, conjunto </w:t>
+      </w:r>
+      <w:proofErr w:type="gramStart"/>
+      <w:r>
+        <w:rPr>
+          <w:b/>
+          <w:bCs/>
+        </w:rPr>
+        <w:t>de test</w:t>
+      </w:r>
+      <w:proofErr w:type="gramEnd"/>
+      <w:r>
+        <w:rPr>
+          <w:b/>
+          <w:bCs/>
+        </w:rPr>
+        <w:t>)</w:t>
       </w:r>
     </w:p>
     <w:tbl>
       <w:tblPr>
         <w:tblW w:w="9026" w:type="dxa"/>
-        <w:jc w:val="start"/>
-        <w:tblInd w:w="0" w:type="dxa"/>
         <w:tblLayout w:type="fixed"/>
         <w:tblCellMar>
           <w:top w:w="80" w:type="dxa"/>
-          <w:start w:w="120" w:type="dxa"/>
+          <w:left w:w="120" w:type="dxa"/>
           <w:bottom w:w="80" w:type="dxa"/>
-          <w:end w:w="120" w:type="dxa"/>
+          <w:right w:w="120" w:type="dxa"/>
         </w:tblCellMar>
-        <w:tblLook w:firstRow="1" w:noVBand="1" w:lastRow="0" w:firstColumn="1" w:lastColumn="0" w:noHBand="0" w:val="04a0"/>
+        <w:tblLook w:val="04A0" w:firstRow="1" w:lastRow="0" w:firstColumn="1" w:lastColumn="0" w:noHBand="0" w:noVBand="1"/>
       </w:tblPr>
       <w:tblGrid>
         <w:gridCol w:w="2000"/>
@@ -1203,23 +1417,18 @@
         <w:gridCol w:w="3513"/>
       </w:tblGrid>
       <w:tr>
-        <w:trPr/>
         <w:tc>
           <w:tcPr>
             <w:tcW w:w="2000" w:type="dxa"/>
             <w:tcBorders>
               <w:top w:val="single" w:sz="2" w:space="0" w:color="AAAAAA"/>
-              <w:start w:val="single" w:sz="2" w:space="0" w:color="AAAAAA"/>
+              <w:left w:val="single" w:sz="2" w:space="0" w:color="AAAAAA"/>
               <w:bottom w:val="single" w:sz="2" w:space="0" w:color="AAAAAA"/>
-              <w:end w:val="single" w:sz="2" w:space="0" w:color="AAAAAA"/>
-            </w:tcBorders>
-            <w:shd w:color="auto" w:fill="D5E8F0" w:val="clear"/>
-          </w:tcPr>
-          <w:p>
-            <w:pPr>
-              <w:pStyle w:val="Normal"/>
-              <w:rPr/>
-            </w:pPr>
+              <w:right w:val="single" w:sz="2" w:space="0" w:color="AAAAAA"/>
+            </w:tcBorders>
+            <w:shd w:val="clear" w:color="auto" w:fill="D5E8F0"/>
+          </w:tcPr>
+          <w:p>
             <w:r>
               <w:rPr>
                 <w:b/>
@@ -1234,70 +1443,98 @@
             <w:tcW w:w="3513" w:type="dxa"/>
             <w:tcBorders>
               <w:top w:val="single" w:sz="2" w:space="0" w:color="AAAAAA"/>
-              <w:start w:val="single" w:sz="2" w:space="0" w:color="AAAAAA"/>
+              <w:left w:val="single" w:sz="2" w:space="0" w:color="AAAAAA"/>
               <w:bottom w:val="single" w:sz="2" w:space="0" w:color="AAAAAA"/>
-              <w:end w:val="single" w:sz="2" w:space="0" w:color="AAAAAA"/>
-            </w:tcBorders>
-            <w:shd w:color="auto" w:fill="D5E8F0" w:val="clear"/>
-          </w:tcPr>
-          <w:p>
-            <w:pPr>
-              <w:pStyle w:val="Normal"/>
-              <w:rPr/>
-            </w:pPr>
+              <w:right w:val="single" w:sz="2" w:space="0" w:color="AAAAAA"/>
+            </w:tcBorders>
+            <w:shd w:val="clear" w:color="auto" w:fill="D5E8F0"/>
+          </w:tcPr>
+          <w:p>
+            <w:proofErr w:type="spellStart"/>
             <w:r>
               <w:rPr>
                 <w:b/>
                 <w:bCs/>
               </w:rPr>
-              <w:t>Accuracy (shape features)</w:t>
-            </w:r>
-          </w:p>
-        </w:tc>
-        <w:tc>
-          <w:tcPr>
-            <w:tcW w:w="3513" w:type="dxa"/>
-            <w:tcBorders>
-              <w:top w:val="single" w:sz="2" w:space="0" w:color="AAAAAA"/>
-              <w:start w:val="single" w:sz="2" w:space="0" w:color="AAAAAA"/>
-              <w:bottom w:val="single" w:sz="2" w:space="0" w:color="AAAAAA"/>
-              <w:end w:val="single" w:sz="2" w:space="0" w:color="AAAAAA"/>
-            </w:tcBorders>
-            <w:shd w:color="auto" w:fill="D5E8F0" w:val="clear"/>
-          </w:tcPr>
-          <w:p>
-            <w:pPr>
-              <w:pStyle w:val="Normal"/>
-              <w:rPr/>
-            </w:pPr>
+              <w:t>Accuracy</w:t>
+            </w:r>
+            <w:proofErr w:type="spellEnd"/>
             <w:r>
               <w:rPr>
                 <w:b/>
                 <w:bCs/>
               </w:rPr>
+              <w:t xml:space="preserve"> (</w:t>
+            </w:r>
+            <w:proofErr w:type="spellStart"/>
+            <w:r>
+              <w:rPr>
+                <w:b/>
+                <w:bCs/>
+              </w:rPr>
+              <w:t>shape</w:t>
+            </w:r>
+            <w:proofErr w:type="spellEnd"/>
+            <w:r>
+              <w:rPr>
+                <w:b/>
+                <w:bCs/>
+              </w:rPr>
+              <w:t xml:space="preserve"> </w:t>
+            </w:r>
+            <w:proofErr w:type="spellStart"/>
+            <w:r>
+              <w:rPr>
+                <w:b/>
+                <w:bCs/>
+              </w:rPr>
+              <w:t>features</w:t>
+            </w:r>
+            <w:proofErr w:type="spellEnd"/>
+            <w:r>
+              <w:rPr>
+                <w:b/>
+                <w:bCs/>
+              </w:rPr>
+              <w:t>)</w:t>
+            </w:r>
+          </w:p>
+        </w:tc>
+        <w:tc>
+          <w:tcPr>
+            <w:tcW w:w="3513" w:type="dxa"/>
+            <w:tcBorders>
+              <w:top w:val="single" w:sz="2" w:space="0" w:color="AAAAAA"/>
+              <w:left w:val="single" w:sz="2" w:space="0" w:color="AAAAAA"/>
+              <w:bottom w:val="single" w:sz="2" w:space="0" w:color="AAAAAA"/>
+              <w:right w:val="single" w:sz="2" w:space="0" w:color="AAAAAA"/>
+            </w:tcBorders>
+            <w:shd w:val="clear" w:color="auto" w:fill="D5E8F0"/>
+          </w:tcPr>
+          <w:p>
+            <w:r>
+              <w:rPr>
+                <w:b/>
+                <w:bCs/>
+              </w:rPr>
               <w:t>Observación</w:t>
             </w:r>
           </w:p>
         </w:tc>
       </w:tr>
       <w:tr>
-        <w:trPr/>
         <w:tc>
           <w:tcPr>
             <w:tcW w:w="2000" w:type="dxa"/>
             <w:tcBorders>
               <w:top w:val="single" w:sz="2" w:space="0" w:color="CCCCCC"/>
-              <w:start w:val="single" w:sz="2" w:space="0" w:color="CCCCCC"/>
-              <w:bottom w:val="single" w:sz="2" w:space="0" w:color="CCCCCC"/>
-              <w:end w:val="single" w:sz="2" w:space="0" w:color="CCCCCC"/>
-            </w:tcBorders>
-            <w:shd w:color="auto" w:fill="E8F5E9" w:val="clear"/>
-          </w:tcPr>
-          <w:p>
-            <w:pPr>
-              <w:pStyle w:val="Normal"/>
-              <w:rPr/>
-            </w:pPr>
+              <w:left w:val="single" w:sz="2" w:space="0" w:color="CCCCCC"/>
+              <w:bottom w:val="single" w:sz="2" w:space="0" w:color="CCCCCC"/>
+              <w:right w:val="single" w:sz="2" w:space="0" w:color="CCCCCC"/>
+            </w:tcBorders>
+            <w:shd w:val="clear" w:color="auto" w:fill="E8F5E9"/>
+          </w:tcPr>
+          <w:p>
             <w:r>
               <w:rPr>
                 <w:b/>
@@ -1314,17 +1551,13 @@
             <w:tcW w:w="3513" w:type="dxa"/>
             <w:tcBorders>
               <w:top w:val="single" w:sz="2" w:space="0" w:color="CCCCCC"/>
-              <w:start w:val="single" w:sz="2" w:space="0" w:color="CCCCCC"/>
-              <w:bottom w:val="single" w:sz="2" w:space="0" w:color="CCCCCC"/>
-              <w:end w:val="single" w:sz="2" w:space="0" w:color="CCCCCC"/>
-            </w:tcBorders>
-            <w:shd w:color="auto" w:fill="E8F5E9" w:val="clear"/>
-          </w:tcPr>
-          <w:p>
-            <w:pPr>
-              <w:pStyle w:val="Normal"/>
-              <w:rPr/>
-            </w:pPr>
+              <w:left w:val="single" w:sz="2" w:space="0" w:color="CCCCCC"/>
+              <w:bottom w:val="single" w:sz="2" w:space="0" w:color="CCCCCC"/>
+              <w:right w:val="single" w:sz="2" w:space="0" w:color="CCCCCC"/>
+            </w:tcBorders>
+            <w:shd w:val="clear" w:color="auto" w:fill="E8F5E9"/>
+          </w:tcPr>
+          <w:p>
             <w:r>
               <w:rPr>
                 <w:b/>
@@ -1341,17 +1574,13 @@
             <w:tcW w:w="3513" w:type="dxa"/>
             <w:tcBorders>
               <w:top w:val="single" w:sz="2" w:space="0" w:color="CCCCCC"/>
-              <w:start w:val="single" w:sz="2" w:space="0" w:color="CCCCCC"/>
-              <w:bottom w:val="single" w:sz="2" w:space="0" w:color="CCCCCC"/>
-              <w:end w:val="single" w:sz="2" w:space="0" w:color="CCCCCC"/>
-            </w:tcBorders>
-            <w:shd w:color="auto" w:fill="E8F5E9" w:val="clear"/>
-          </w:tcPr>
-          <w:p>
-            <w:pPr>
-              <w:pStyle w:val="Normal"/>
-              <w:rPr/>
-            </w:pPr>
+              <w:left w:val="single" w:sz="2" w:space="0" w:color="CCCCCC"/>
+              <w:bottom w:val="single" w:sz="2" w:space="0" w:color="CCCCCC"/>
+              <w:right w:val="single" w:sz="2" w:space="0" w:color="CCCCCC"/>
+            </w:tcBorders>
+            <w:shd w:val="clear" w:color="auto" w:fill="E8F5E9"/>
+          </w:tcPr>
+          <w:p>
             <w:r>
               <w:rPr>
                 <w:b/>
@@ -1365,23 +1594,18 @@
         </w:tc>
       </w:tr>
       <w:tr>
-        <w:trPr/>
         <w:tc>
           <w:tcPr>
             <w:tcW w:w="2000" w:type="dxa"/>
             <w:tcBorders>
               <w:top w:val="single" w:sz="2" w:space="0" w:color="CCCCCC"/>
-              <w:start w:val="single" w:sz="2" w:space="0" w:color="CCCCCC"/>
-              <w:bottom w:val="single" w:sz="2" w:space="0" w:color="CCCCCC"/>
-              <w:end w:val="single" w:sz="2" w:space="0" w:color="CCCCCC"/>
-            </w:tcBorders>
-            <w:shd w:color="auto" w:fill="FFFFFF" w:val="clear"/>
-          </w:tcPr>
-          <w:p>
-            <w:pPr>
-              <w:pStyle w:val="Normal"/>
-              <w:rPr/>
-            </w:pPr>
+              <w:left w:val="single" w:sz="2" w:space="0" w:color="CCCCCC"/>
+              <w:bottom w:val="single" w:sz="2" w:space="0" w:color="CCCCCC"/>
+              <w:right w:val="single" w:sz="2" w:space="0" w:color="CCCCCC"/>
+            </w:tcBorders>
+            <w:shd w:val="clear" w:color="auto" w:fill="FFFFFF"/>
+          </w:tcPr>
+          <w:p>
             <w:r>
               <w:rPr>
                 <w:sz w:val="22"/>
@@ -1396,17 +1620,13 @@
             <w:tcW w:w="3513" w:type="dxa"/>
             <w:tcBorders>
               <w:top w:val="single" w:sz="2" w:space="0" w:color="CCCCCC"/>
-              <w:start w:val="single" w:sz="2" w:space="0" w:color="CCCCCC"/>
-              <w:bottom w:val="single" w:sz="2" w:space="0" w:color="CCCCCC"/>
-              <w:end w:val="single" w:sz="2" w:space="0" w:color="CCCCCC"/>
-            </w:tcBorders>
-            <w:shd w:color="auto" w:fill="FFFFFF" w:val="clear"/>
-          </w:tcPr>
-          <w:p>
-            <w:pPr>
-              <w:pStyle w:val="Normal"/>
-              <w:rPr/>
-            </w:pPr>
+              <w:left w:val="single" w:sz="2" w:space="0" w:color="CCCCCC"/>
+              <w:bottom w:val="single" w:sz="2" w:space="0" w:color="CCCCCC"/>
+              <w:right w:val="single" w:sz="2" w:space="0" w:color="CCCCCC"/>
+            </w:tcBorders>
+            <w:shd w:val="clear" w:color="auto" w:fill="FFFFFF"/>
+          </w:tcPr>
+          <w:p>
             <w:r>
               <w:rPr>
                 <w:sz w:val="22"/>
@@ -1421,41 +1641,28 @@
             <w:tcW w:w="3513" w:type="dxa"/>
             <w:tcBorders>
               <w:top w:val="single" w:sz="2" w:space="0" w:color="CCCCCC"/>
-              <w:start w:val="single" w:sz="2" w:space="0" w:color="CCCCCC"/>
-              <w:bottom w:val="single" w:sz="2" w:space="0" w:color="CCCCCC"/>
-              <w:end w:val="single" w:sz="2" w:space="0" w:color="CCCCCC"/>
-            </w:tcBorders>
-            <w:shd w:color="auto" w:fill="FFFFFF" w:val="clear"/>
-          </w:tcPr>
-          <w:p>
-            <w:pPr>
-              <w:pStyle w:val="Normal"/>
-              <w:rPr/>
-            </w:pPr>
-            <w:r>
-              <w:rPr/>
-            </w:r>
-          </w:p>
+              <w:left w:val="single" w:sz="2" w:space="0" w:color="CCCCCC"/>
+              <w:bottom w:val="single" w:sz="2" w:space="0" w:color="CCCCCC"/>
+              <w:right w:val="single" w:sz="2" w:space="0" w:color="CCCCCC"/>
+            </w:tcBorders>
+            <w:shd w:val="clear" w:color="auto" w:fill="FFFFFF"/>
+          </w:tcPr>
+          <w:p/>
         </w:tc>
       </w:tr>
       <w:tr>
-        <w:trPr/>
         <w:tc>
           <w:tcPr>
             <w:tcW w:w="2000" w:type="dxa"/>
             <w:tcBorders>
               <w:top w:val="single" w:sz="2" w:space="0" w:color="CCCCCC"/>
-              <w:start w:val="single" w:sz="2" w:space="0" w:color="CCCCCC"/>
-              <w:bottom w:val="single" w:sz="2" w:space="0" w:color="CCCCCC"/>
-              <w:end w:val="single" w:sz="2" w:space="0" w:color="CCCCCC"/>
-            </w:tcBorders>
-            <w:shd w:color="auto" w:fill="FFFFFF" w:val="clear"/>
-          </w:tcPr>
-          <w:p>
-            <w:pPr>
-              <w:pStyle w:val="Normal"/>
-              <w:rPr/>
-            </w:pPr>
+              <w:left w:val="single" w:sz="2" w:space="0" w:color="CCCCCC"/>
+              <w:bottom w:val="single" w:sz="2" w:space="0" w:color="CCCCCC"/>
+              <w:right w:val="single" w:sz="2" w:space="0" w:color="CCCCCC"/>
+            </w:tcBorders>
+            <w:shd w:val="clear" w:color="auto" w:fill="FFFFFF"/>
+          </w:tcPr>
+          <w:p>
             <w:r>
               <w:rPr>
                 <w:sz w:val="22"/>
@@ -1470,17 +1677,13 @@
             <w:tcW w:w="3513" w:type="dxa"/>
             <w:tcBorders>
               <w:top w:val="single" w:sz="2" w:space="0" w:color="CCCCCC"/>
-              <w:start w:val="single" w:sz="2" w:space="0" w:color="CCCCCC"/>
-              <w:bottom w:val="single" w:sz="2" w:space="0" w:color="CCCCCC"/>
-              <w:end w:val="single" w:sz="2" w:space="0" w:color="CCCCCC"/>
-            </w:tcBorders>
-            <w:shd w:color="auto" w:fill="FFFFFF" w:val="clear"/>
-          </w:tcPr>
-          <w:p>
-            <w:pPr>
-              <w:pStyle w:val="Normal"/>
-              <w:rPr/>
-            </w:pPr>
+              <w:left w:val="single" w:sz="2" w:space="0" w:color="CCCCCC"/>
+              <w:bottom w:val="single" w:sz="2" w:space="0" w:color="CCCCCC"/>
+              <w:right w:val="single" w:sz="2" w:space="0" w:color="CCCCCC"/>
+            </w:tcBorders>
+            <w:shd w:val="clear" w:color="auto" w:fill="FFFFFF"/>
+          </w:tcPr>
+          <w:p>
             <w:r>
               <w:rPr>
                 <w:sz w:val="22"/>
@@ -1495,41 +1698,28 @@
             <w:tcW w:w="3513" w:type="dxa"/>
             <w:tcBorders>
               <w:top w:val="single" w:sz="2" w:space="0" w:color="CCCCCC"/>
-              <w:start w:val="single" w:sz="2" w:space="0" w:color="CCCCCC"/>
-              <w:bottom w:val="single" w:sz="2" w:space="0" w:color="CCCCCC"/>
-              <w:end w:val="single" w:sz="2" w:space="0" w:color="CCCCCC"/>
-            </w:tcBorders>
-            <w:shd w:color="auto" w:fill="FFFFFF" w:val="clear"/>
-          </w:tcPr>
-          <w:p>
-            <w:pPr>
-              <w:pStyle w:val="Normal"/>
-              <w:rPr/>
-            </w:pPr>
-            <w:r>
-              <w:rPr/>
-            </w:r>
-          </w:p>
+              <w:left w:val="single" w:sz="2" w:space="0" w:color="CCCCCC"/>
+              <w:bottom w:val="single" w:sz="2" w:space="0" w:color="CCCCCC"/>
+              <w:right w:val="single" w:sz="2" w:space="0" w:color="CCCCCC"/>
+            </w:tcBorders>
+            <w:shd w:val="clear" w:color="auto" w:fill="FFFFFF"/>
+          </w:tcPr>
+          <w:p/>
         </w:tc>
       </w:tr>
       <w:tr>
-        <w:trPr/>
         <w:tc>
           <w:tcPr>
             <w:tcW w:w="2000" w:type="dxa"/>
             <w:tcBorders>
               <w:top w:val="single" w:sz="2" w:space="0" w:color="CCCCCC"/>
-              <w:start w:val="single" w:sz="2" w:space="0" w:color="CCCCCC"/>
-              <w:bottom w:val="single" w:sz="2" w:space="0" w:color="CCCCCC"/>
-              <w:end w:val="single" w:sz="2" w:space="0" w:color="CCCCCC"/>
-            </w:tcBorders>
-            <w:shd w:color="auto" w:fill="FFFFFF" w:val="clear"/>
-          </w:tcPr>
-          <w:p>
-            <w:pPr>
-              <w:pStyle w:val="Normal"/>
-              <w:rPr/>
-            </w:pPr>
+              <w:left w:val="single" w:sz="2" w:space="0" w:color="CCCCCC"/>
+              <w:bottom w:val="single" w:sz="2" w:space="0" w:color="CCCCCC"/>
+              <w:right w:val="single" w:sz="2" w:space="0" w:color="CCCCCC"/>
+            </w:tcBorders>
+            <w:shd w:val="clear" w:color="auto" w:fill="FFFFFF"/>
+          </w:tcPr>
+          <w:p>
             <w:r>
               <w:rPr>
                 <w:sz w:val="22"/>
@@ -1544,17 +1734,13 @@
             <w:tcW w:w="3513" w:type="dxa"/>
             <w:tcBorders>
               <w:top w:val="single" w:sz="2" w:space="0" w:color="CCCCCC"/>
-              <w:start w:val="single" w:sz="2" w:space="0" w:color="CCCCCC"/>
-              <w:bottom w:val="single" w:sz="2" w:space="0" w:color="CCCCCC"/>
-              <w:end w:val="single" w:sz="2" w:space="0" w:color="CCCCCC"/>
-            </w:tcBorders>
-            <w:shd w:color="auto" w:fill="FFFFFF" w:val="clear"/>
-          </w:tcPr>
-          <w:p>
-            <w:pPr>
-              <w:pStyle w:val="Normal"/>
-              <w:rPr/>
-            </w:pPr>
+              <w:left w:val="single" w:sz="2" w:space="0" w:color="CCCCCC"/>
+              <w:bottom w:val="single" w:sz="2" w:space="0" w:color="CCCCCC"/>
+              <w:right w:val="single" w:sz="2" w:space="0" w:color="CCCCCC"/>
+            </w:tcBorders>
+            <w:shd w:val="clear" w:color="auto" w:fill="FFFFFF"/>
+          </w:tcPr>
+          <w:p>
             <w:r>
               <w:rPr>
                 <w:sz w:val="22"/>
@@ -1569,41 +1755,28 @@
             <w:tcW w:w="3513" w:type="dxa"/>
             <w:tcBorders>
               <w:top w:val="single" w:sz="2" w:space="0" w:color="CCCCCC"/>
-              <w:start w:val="single" w:sz="2" w:space="0" w:color="CCCCCC"/>
-              <w:bottom w:val="single" w:sz="2" w:space="0" w:color="CCCCCC"/>
-              <w:end w:val="single" w:sz="2" w:space="0" w:color="CCCCCC"/>
-            </w:tcBorders>
-            <w:shd w:color="auto" w:fill="FFFFFF" w:val="clear"/>
-          </w:tcPr>
-          <w:p>
-            <w:pPr>
-              <w:pStyle w:val="Normal"/>
-              <w:rPr/>
-            </w:pPr>
-            <w:r>
-              <w:rPr/>
-            </w:r>
-          </w:p>
+              <w:left w:val="single" w:sz="2" w:space="0" w:color="CCCCCC"/>
+              <w:bottom w:val="single" w:sz="2" w:space="0" w:color="CCCCCC"/>
+              <w:right w:val="single" w:sz="2" w:space="0" w:color="CCCCCC"/>
+            </w:tcBorders>
+            <w:shd w:val="clear" w:color="auto" w:fill="FFFFFF"/>
+          </w:tcPr>
+          <w:p/>
         </w:tc>
       </w:tr>
       <w:tr>
-        <w:trPr/>
         <w:tc>
           <w:tcPr>
             <w:tcW w:w="2000" w:type="dxa"/>
             <w:tcBorders>
               <w:top w:val="single" w:sz="2" w:space="0" w:color="CCCCCC"/>
-              <w:start w:val="single" w:sz="2" w:space="0" w:color="CCCCCC"/>
-              <w:bottom w:val="single" w:sz="2" w:space="0" w:color="CCCCCC"/>
-              <w:end w:val="single" w:sz="2" w:space="0" w:color="CCCCCC"/>
-            </w:tcBorders>
-            <w:shd w:color="auto" w:fill="FFFFFF" w:val="clear"/>
-          </w:tcPr>
-          <w:p>
-            <w:pPr>
-              <w:pStyle w:val="Normal"/>
-              <w:rPr/>
-            </w:pPr>
+              <w:left w:val="single" w:sz="2" w:space="0" w:color="CCCCCC"/>
+              <w:bottom w:val="single" w:sz="2" w:space="0" w:color="CCCCCC"/>
+              <w:right w:val="single" w:sz="2" w:space="0" w:color="CCCCCC"/>
+            </w:tcBorders>
+            <w:shd w:val="clear" w:color="auto" w:fill="FFFFFF"/>
+          </w:tcPr>
+          <w:p>
             <w:r>
               <w:rPr>
                 <w:sz w:val="22"/>
@@ -1618,17 +1791,13 @@
             <w:tcW w:w="3513" w:type="dxa"/>
             <w:tcBorders>
               <w:top w:val="single" w:sz="2" w:space="0" w:color="CCCCCC"/>
-              <w:start w:val="single" w:sz="2" w:space="0" w:color="CCCCCC"/>
-              <w:bottom w:val="single" w:sz="2" w:space="0" w:color="CCCCCC"/>
-              <w:end w:val="single" w:sz="2" w:space="0" w:color="CCCCCC"/>
-            </w:tcBorders>
-            <w:shd w:color="auto" w:fill="FFFFFF" w:val="clear"/>
-          </w:tcPr>
-          <w:p>
-            <w:pPr>
-              <w:pStyle w:val="Normal"/>
-              <w:rPr/>
-            </w:pPr>
+              <w:left w:val="single" w:sz="2" w:space="0" w:color="CCCCCC"/>
+              <w:bottom w:val="single" w:sz="2" w:space="0" w:color="CCCCCC"/>
+              <w:right w:val="single" w:sz="2" w:space="0" w:color="CCCCCC"/>
+            </w:tcBorders>
+            <w:shd w:val="clear" w:color="auto" w:fill="FFFFFF"/>
+          </w:tcPr>
+          <w:p>
             <w:r>
               <w:rPr>
                 <w:sz w:val="22"/>
@@ -1643,41 +1812,28 @@
             <w:tcW w:w="3513" w:type="dxa"/>
             <w:tcBorders>
               <w:top w:val="single" w:sz="2" w:space="0" w:color="CCCCCC"/>
-              <w:start w:val="single" w:sz="2" w:space="0" w:color="CCCCCC"/>
-              <w:bottom w:val="single" w:sz="2" w:space="0" w:color="CCCCCC"/>
-              <w:end w:val="single" w:sz="2" w:space="0" w:color="CCCCCC"/>
-            </w:tcBorders>
-            <w:shd w:color="auto" w:fill="FFFFFF" w:val="clear"/>
-          </w:tcPr>
-          <w:p>
-            <w:pPr>
-              <w:pStyle w:val="Normal"/>
-              <w:rPr/>
-            </w:pPr>
-            <w:r>
-              <w:rPr/>
-            </w:r>
-          </w:p>
+              <w:left w:val="single" w:sz="2" w:space="0" w:color="CCCCCC"/>
+              <w:bottom w:val="single" w:sz="2" w:space="0" w:color="CCCCCC"/>
+              <w:right w:val="single" w:sz="2" w:space="0" w:color="CCCCCC"/>
+            </w:tcBorders>
+            <w:shd w:val="clear" w:color="auto" w:fill="FFFFFF"/>
+          </w:tcPr>
+          <w:p/>
         </w:tc>
       </w:tr>
       <w:tr>
-        <w:trPr/>
         <w:tc>
           <w:tcPr>
             <w:tcW w:w="2000" w:type="dxa"/>
             <w:tcBorders>
               <w:top w:val="single" w:sz="2" w:space="0" w:color="CCCCCC"/>
-              <w:start w:val="single" w:sz="2" w:space="0" w:color="CCCCCC"/>
-              <w:bottom w:val="single" w:sz="2" w:space="0" w:color="CCCCCC"/>
-              <w:end w:val="single" w:sz="2" w:space="0" w:color="CCCCCC"/>
-            </w:tcBorders>
-            <w:shd w:color="auto" w:fill="FFFFFF" w:val="clear"/>
-          </w:tcPr>
-          <w:p>
-            <w:pPr>
-              <w:pStyle w:val="Normal"/>
-              <w:rPr/>
-            </w:pPr>
+              <w:left w:val="single" w:sz="2" w:space="0" w:color="CCCCCC"/>
+              <w:bottom w:val="single" w:sz="2" w:space="0" w:color="CCCCCC"/>
+              <w:right w:val="single" w:sz="2" w:space="0" w:color="CCCCCC"/>
+            </w:tcBorders>
+            <w:shd w:val="clear" w:color="auto" w:fill="FFFFFF"/>
+          </w:tcPr>
+          <w:p>
             <w:r>
               <w:rPr>
                 <w:sz w:val="22"/>
@@ -1692,17 +1848,13 @@
             <w:tcW w:w="3513" w:type="dxa"/>
             <w:tcBorders>
               <w:top w:val="single" w:sz="2" w:space="0" w:color="CCCCCC"/>
-              <w:start w:val="single" w:sz="2" w:space="0" w:color="CCCCCC"/>
-              <w:bottom w:val="single" w:sz="2" w:space="0" w:color="CCCCCC"/>
-              <w:end w:val="single" w:sz="2" w:space="0" w:color="CCCCCC"/>
-            </w:tcBorders>
-            <w:shd w:color="auto" w:fill="FFFFFF" w:val="clear"/>
-          </w:tcPr>
-          <w:p>
-            <w:pPr>
-              <w:pStyle w:val="Normal"/>
-              <w:rPr/>
-            </w:pPr>
+              <w:left w:val="single" w:sz="2" w:space="0" w:color="CCCCCC"/>
+              <w:bottom w:val="single" w:sz="2" w:space="0" w:color="CCCCCC"/>
+              <w:right w:val="single" w:sz="2" w:space="0" w:color="CCCCCC"/>
+            </w:tcBorders>
+            <w:shd w:val="clear" w:color="auto" w:fill="FFFFFF"/>
+          </w:tcPr>
+          <w:p>
             <w:r>
               <w:rPr>
                 <w:sz w:val="22"/>
@@ -1717,41 +1869,28 @@
             <w:tcW w:w="3513" w:type="dxa"/>
             <w:tcBorders>
               <w:top w:val="single" w:sz="2" w:space="0" w:color="CCCCCC"/>
-              <w:start w:val="single" w:sz="2" w:space="0" w:color="CCCCCC"/>
-              <w:bottom w:val="single" w:sz="2" w:space="0" w:color="CCCCCC"/>
-              <w:end w:val="single" w:sz="2" w:space="0" w:color="CCCCCC"/>
-            </w:tcBorders>
-            <w:shd w:color="auto" w:fill="FFFFFF" w:val="clear"/>
-          </w:tcPr>
-          <w:p>
-            <w:pPr>
-              <w:pStyle w:val="Normal"/>
-              <w:rPr/>
-            </w:pPr>
-            <w:r>
-              <w:rPr/>
-            </w:r>
-          </w:p>
+              <w:left w:val="single" w:sz="2" w:space="0" w:color="CCCCCC"/>
+              <w:bottom w:val="single" w:sz="2" w:space="0" w:color="CCCCCC"/>
+              <w:right w:val="single" w:sz="2" w:space="0" w:color="CCCCCC"/>
+            </w:tcBorders>
+            <w:shd w:val="clear" w:color="auto" w:fill="FFFFFF"/>
+          </w:tcPr>
+          <w:p/>
         </w:tc>
       </w:tr>
       <w:tr>
-        <w:trPr/>
         <w:tc>
           <w:tcPr>
             <w:tcW w:w="2000" w:type="dxa"/>
             <w:tcBorders>
               <w:top w:val="single" w:sz="2" w:space="0" w:color="CCCCCC"/>
-              <w:start w:val="single" w:sz="2" w:space="0" w:color="CCCCCC"/>
-              <w:bottom w:val="single" w:sz="2" w:space="0" w:color="CCCCCC"/>
-              <w:end w:val="single" w:sz="2" w:space="0" w:color="CCCCCC"/>
-            </w:tcBorders>
-            <w:shd w:color="auto" w:fill="FFFFFF" w:val="clear"/>
-          </w:tcPr>
-          <w:p>
-            <w:pPr>
-              <w:pStyle w:val="Normal"/>
-              <w:rPr/>
-            </w:pPr>
+              <w:left w:val="single" w:sz="2" w:space="0" w:color="CCCCCC"/>
+              <w:bottom w:val="single" w:sz="2" w:space="0" w:color="CCCCCC"/>
+              <w:right w:val="single" w:sz="2" w:space="0" w:color="CCCCCC"/>
+            </w:tcBorders>
+            <w:shd w:val="clear" w:color="auto" w:fill="FFFFFF"/>
+          </w:tcPr>
+          <w:p>
             <w:r>
               <w:rPr>
                 <w:sz w:val="22"/>
@@ -1766,17 +1905,13 @@
             <w:tcW w:w="3513" w:type="dxa"/>
             <w:tcBorders>
               <w:top w:val="single" w:sz="2" w:space="0" w:color="CCCCCC"/>
-              <w:start w:val="single" w:sz="2" w:space="0" w:color="CCCCCC"/>
-              <w:bottom w:val="single" w:sz="2" w:space="0" w:color="CCCCCC"/>
-              <w:end w:val="single" w:sz="2" w:space="0" w:color="CCCCCC"/>
-            </w:tcBorders>
-            <w:shd w:color="auto" w:fill="FFFFFF" w:val="clear"/>
-          </w:tcPr>
-          <w:p>
-            <w:pPr>
-              <w:pStyle w:val="Normal"/>
-              <w:rPr/>
-            </w:pPr>
+              <w:left w:val="single" w:sz="2" w:space="0" w:color="CCCCCC"/>
+              <w:bottom w:val="single" w:sz="2" w:space="0" w:color="CCCCCC"/>
+              <w:right w:val="single" w:sz="2" w:space="0" w:color="CCCCCC"/>
+            </w:tcBorders>
+            <w:shd w:val="clear" w:color="auto" w:fill="FFFFFF"/>
+          </w:tcPr>
+          <w:p>
             <w:r>
               <w:rPr>
                 <w:sz w:val="22"/>
@@ -1791,17 +1926,13 @@
             <w:tcW w:w="3513" w:type="dxa"/>
             <w:tcBorders>
               <w:top w:val="single" w:sz="2" w:space="0" w:color="CCCCCC"/>
-              <w:start w:val="single" w:sz="2" w:space="0" w:color="CCCCCC"/>
-              <w:bottom w:val="single" w:sz="2" w:space="0" w:color="CCCCCC"/>
-              <w:end w:val="single" w:sz="2" w:space="0" w:color="CCCCCC"/>
-            </w:tcBorders>
-            <w:shd w:color="auto" w:fill="FFFFFF" w:val="clear"/>
-          </w:tcPr>
-          <w:p>
-            <w:pPr>
-              <w:pStyle w:val="Normal"/>
-              <w:rPr/>
-            </w:pPr>
+              <w:left w:val="single" w:sz="2" w:space="0" w:color="CCCCCC"/>
+              <w:bottom w:val="single" w:sz="2" w:space="0" w:color="CCCCCC"/>
+              <w:right w:val="single" w:sz="2" w:space="0" w:color="CCCCCC"/>
+            </w:tcBorders>
+            <w:shd w:val="clear" w:color="auto" w:fill="FFFFFF"/>
+          </w:tcPr>
+          <w:p>
             <w:r>
               <w:rPr>
                 <w:sz w:val="22"/>
@@ -1813,23 +1944,18 @@
         </w:tc>
       </w:tr>
       <w:tr>
-        <w:trPr/>
         <w:tc>
           <w:tcPr>
             <w:tcW w:w="2000" w:type="dxa"/>
             <w:tcBorders>
               <w:top w:val="single" w:sz="2" w:space="0" w:color="CCCCCC"/>
-              <w:start w:val="single" w:sz="2" w:space="0" w:color="CCCCCC"/>
-              <w:bottom w:val="single" w:sz="2" w:space="0" w:color="CCCCCC"/>
-              <w:end w:val="single" w:sz="2" w:space="0" w:color="CCCCCC"/>
-            </w:tcBorders>
-            <w:shd w:color="auto" w:fill="FFFFFF" w:val="clear"/>
-          </w:tcPr>
-          <w:p>
-            <w:pPr>
-              <w:pStyle w:val="Normal"/>
-              <w:rPr/>
-            </w:pPr>
+              <w:left w:val="single" w:sz="2" w:space="0" w:color="CCCCCC"/>
+              <w:bottom w:val="single" w:sz="2" w:space="0" w:color="CCCCCC"/>
+              <w:right w:val="single" w:sz="2" w:space="0" w:color="CCCCCC"/>
+            </w:tcBorders>
+            <w:shd w:val="clear" w:color="auto" w:fill="FFFFFF"/>
+          </w:tcPr>
+          <w:p>
             <w:r>
               <w:rPr>
                 <w:sz w:val="22"/>
@@ -1844,17 +1970,13 @@
             <w:tcW w:w="3513" w:type="dxa"/>
             <w:tcBorders>
               <w:top w:val="single" w:sz="2" w:space="0" w:color="CCCCCC"/>
-              <w:start w:val="single" w:sz="2" w:space="0" w:color="CCCCCC"/>
-              <w:bottom w:val="single" w:sz="2" w:space="0" w:color="CCCCCC"/>
-              <w:end w:val="single" w:sz="2" w:space="0" w:color="CCCCCC"/>
-            </w:tcBorders>
-            <w:shd w:color="auto" w:fill="FFFFFF" w:val="clear"/>
-          </w:tcPr>
-          <w:p>
-            <w:pPr>
-              <w:pStyle w:val="Normal"/>
-              <w:rPr/>
-            </w:pPr>
+              <w:left w:val="single" w:sz="2" w:space="0" w:color="CCCCCC"/>
+              <w:bottom w:val="single" w:sz="2" w:space="0" w:color="CCCCCC"/>
+              <w:right w:val="single" w:sz="2" w:space="0" w:color="CCCCCC"/>
+            </w:tcBorders>
+            <w:shd w:val="clear" w:color="auto" w:fill="FFFFFF"/>
+          </w:tcPr>
+          <w:p>
             <w:r>
               <w:rPr>
                 <w:sz w:val="22"/>
@@ -1869,23 +1991,28 @@
             <w:tcW w:w="3513" w:type="dxa"/>
             <w:tcBorders>
               <w:top w:val="single" w:sz="2" w:space="0" w:color="CCCCCC"/>
-              <w:start w:val="single" w:sz="2" w:space="0" w:color="CCCCCC"/>
-              <w:bottom w:val="single" w:sz="2" w:space="0" w:color="CCCCCC"/>
-              <w:end w:val="single" w:sz="2" w:space="0" w:color="CCCCCC"/>
-            </w:tcBorders>
-            <w:shd w:color="auto" w:fill="FFFFFF" w:val="clear"/>
-          </w:tcPr>
-          <w:p>
-            <w:pPr>
-              <w:pStyle w:val="Normal"/>
-              <w:rPr/>
-            </w:pPr>
-            <w:r>
-              <w:rPr>
-                <w:sz w:val="22"/>
-                <w:szCs w:val="22"/>
-              </w:rPr>
-              <w:t>Subajuste — clases minoritarias dominadas</w:t>
+              <w:left w:val="single" w:sz="2" w:space="0" w:color="CCCCCC"/>
+              <w:bottom w:val="single" w:sz="2" w:space="0" w:color="CCCCCC"/>
+              <w:right w:val="single" w:sz="2" w:space="0" w:color="CCCCCC"/>
+            </w:tcBorders>
+            <w:shd w:val="clear" w:color="auto" w:fill="FFFFFF"/>
+          </w:tcPr>
+          <w:p>
+            <w:proofErr w:type="spellStart"/>
+            <w:r>
+              <w:rPr>
+                <w:sz w:val="22"/>
+                <w:szCs w:val="22"/>
+              </w:rPr>
+              <w:t>Subajuste</w:t>
+            </w:r>
+            <w:proofErr w:type="spellEnd"/>
+            <w:r>
+              <w:rPr>
+                <w:sz w:val="22"/>
+                <w:szCs w:val="22"/>
+              </w:rPr>
+              <w:t xml:space="preserve"> — clases minoritarias dominadas</w:t>
             </w:r>
           </w:p>
         </w:tc>
@@ -1893,60 +2020,102 @@
     </w:tbl>
     <w:p>
       <w:pPr>
-        <w:pStyle w:val="Normal"/>
-        <w:spacing w:before="0" w:after="80"/>
-        <w:rPr/>
-      </w:pPr>
-      <w:r>
-        <w:rPr/>
-      </w:r>
-    </w:p>
-    <w:p>
-      <w:pPr>
-        <w:pStyle w:val="Normal"/>
-        <w:spacing w:before="0" w:after="160"/>
-        <w:rPr/>
-      </w:pPr>
-      <w:r>
-        <w:rPr/>
-        <w:t>La tabla lo deja claro: el mejor resultado se obtiene con K=1 usando shape features, con un 91.30% de accuracy. Comparado con el método original de píxeles en gris, cuyo mejor resultado era K=5 con 72.02%, la mejora es de +19.28 puntos porcentuales. A partir de K=3, la accuracy baja progresivamente, lo que confirma que el vecino más cercano ya es suficientemente discriminativo gracias a los descriptores geométricos (aspect ratio ×8).</w:t>
-      </w:r>
-    </w:p>
-    <w:p>
-      <w:pPr>
-        <w:pStyle w:val="Normal"/>
-        <w:spacing w:before="0" w:after="80"/>
-        <w:rPr/>
-      </w:pPr>
-      <w:r>
-        <w:rPr/>
-      </w:r>
-    </w:p>
-    <w:p>
-      <w:pPr>
-        <w:pStyle w:val="Normal"/>
-        <w:spacing w:before="0" w:after="120"/>
-        <w:rPr/>
+        <w:spacing w:after="80"/>
+      </w:pPr>
+    </w:p>
+    <w:p>
+      <w:pPr>
+        <w:spacing w:after="160"/>
+      </w:pPr>
+      <w:r>
+        <w:t xml:space="preserve">La tabla lo deja claro: el mejor resultado se obtiene con K=1 usando </w:t>
+      </w:r>
+      <w:proofErr w:type="spellStart"/>
+      <w:r>
+        <w:t>shape</w:t>
+      </w:r>
+      <w:proofErr w:type="spellEnd"/>
+      <w:r>
+        <w:t xml:space="preserve"> </w:t>
+      </w:r>
+      <w:proofErr w:type="spellStart"/>
+      <w:r>
+        <w:t>features</w:t>
+      </w:r>
+      <w:proofErr w:type="spellEnd"/>
+      <w:r>
+        <w:t xml:space="preserve">, con un 91.30% de </w:t>
+      </w:r>
+      <w:proofErr w:type="spellStart"/>
+      <w:r>
+        <w:t>accuracy</w:t>
+      </w:r>
+      <w:proofErr w:type="spellEnd"/>
+      <w:r>
+        <w:t xml:space="preserve">. Comparado con el método original de píxeles en gris, cuyo mejor resultado era K=5 con 72.02%, la mejora es de +19.28 puntos porcentuales. A partir de K=3, la </w:t>
+      </w:r>
+      <w:proofErr w:type="spellStart"/>
+      <w:r>
+        <w:t>accuracy</w:t>
+      </w:r>
+      <w:proofErr w:type="spellEnd"/>
+      <w:r>
+        <w:t xml:space="preserve"> baja progresivamente, lo que confirma que el vecino más cercano ya es suficientemente discriminativo gracias a los descriptores geométricos (</w:t>
+      </w:r>
+      <w:proofErr w:type="spellStart"/>
+      <w:r>
+        <w:t>aspect</w:t>
+      </w:r>
+      <w:proofErr w:type="spellEnd"/>
+      <w:r>
+        <w:t xml:space="preserve"> ratio ×8).</w:t>
+      </w:r>
+    </w:p>
+    <w:p>
+      <w:pPr>
+        <w:spacing w:after="80"/>
+      </w:pPr>
+    </w:p>
+    <w:p>
+      <w:pPr>
+        <w:spacing w:after="120"/>
       </w:pPr>
       <w:r>
         <w:rPr>
           <w:b/>
           <w:bCs/>
         </w:rPr>
-        <w:t>Figura 1. Curva de accuracy según el valor de K</w:t>
-      </w:r>
-    </w:p>
-    <w:p>
-      <w:pPr>
-        <w:pStyle w:val="Normal"/>
-        <w:spacing w:before="0" w:after="80"/>
+        <w:t xml:space="preserve">Figura 1. Curva de </w:t>
+      </w:r>
+      <w:proofErr w:type="spellStart"/>
+      <w:r>
+        <w:rPr>
+          <w:b/>
+          <w:bCs/>
+        </w:rPr>
+        <w:t>accuracy</w:t>
+      </w:r>
+      <w:proofErr w:type="spellEnd"/>
+      <w:r>
+        <w:rPr>
+          <w:b/>
+          <w:bCs/>
+        </w:rPr>
+        <w:t xml:space="preserve"> según el valor de K</w:t>
+      </w:r>
+    </w:p>
+    <w:p>
+      <w:pPr>
+        <w:spacing w:after="80"/>
         <w:jc w:val="center"/>
-        <w:rPr/>
-      </w:pPr>
-      <w:r>
-        <w:rPr/>
+      </w:pPr>
+      <w:r>
+        <w:rPr>
+          <w:noProof/>
+        </w:rPr>
+        <w:lastRenderedPageBreak/>
         <w:drawing>
-          <wp:inline distT="0" distB="0" distL="0" distR="0">
+          <wp:inline distT="0" distB="0" distL="0" distR="0" wp14:anchorId="2DF99F74" wp14:editId="5C66E401">
             <wp:extent cx="5048250" cy="2800350"/>
             <wp:effectExtent l="0" t="0" r="0" b="0"/>
             <wp:docPr id="1" name="Imagen1"/>
@@ -1963,7 +2132,7 @@
                     </pic:cNvPicPr>
                   </pic:nvPicPr>
                   <pic:blipFill>
-                    <a:blip r:embed="rId2"/>
+                    <a:blip r:embed="rId5"/>
                     <a:stretch>
                       <a:fillRect/>
                     </a:stretch>
@@ -1987,10 +2156,8 @@
     </w:p>
     <w:p>
       <w:pPr>
-        <w:pStyle w:val="Normal"/>
-        <w:spacing w:before="0" w:after="200"/>
+        <w:spacing w:after="200"/>
         <w:jc w:val="center"/>
-        <w:rPr/>
       </w:pPr>
       <w:r>
         <w:rPr>
@@ -2000,29 +2167,83 @@
           <w:sz w:val="20"/>
           <w:szCs w:val="20"/>
         </w:rPr>
-        <w:t>Figura 1. Curva de accuracy según el valor de K</w:t>
-      </w:r>
-    </w:p>
-    <w:p>
-      <w:pPr>
-        <w:pStyle w:val="Normal"/>
-        <w:spacing w:before="0" w:after="160"/>
-        <w:rPr/>
-      </w:pPr>
-      <w:r>
-        <w:rPr/>
-        <w:t>La curva muestra con claridad el punto óptimo: K=1 con shape features (91.30%). La línea discontinua gris representa el rendimiento original con píxeles en gris (máximo 72.02% con K=5). Los shape features superan al método original en todos los valores de K probados. Por eso en app.py se usa K=1, determinado automáticamente al arrancar mediante find_best_k.</w:t>
-      </w:r>
-    </w:p>
-    <w:p>
-      <w:pPr>
-        <w:pStyle w:val="Normal"/>
-        <w:spacing w:before="0" w:after="80"/>
-        <w:rPr/>
-      </w:pPr>
-      <w:r>
-        <w:rPr/>
-      </w:r>
+        <w:t xml:space="preserve">Figura 1. Curva de </w:t>
+      </w:r>
+      <w:proofErr w:type="spellStart"/>
+      <w:r>
+        <w:rPr>
+          <w:i/>
+          <w:iCs/>
+          <w:color w:val="555555"/>
+          <w:sz w:val="20"/>
+          <w:szCs w:val="20"/>
+        </w:rPr>
+        <w:t>accuracy</w:t>
+      </w:r>
+      <w:proofErr w:type="spellEnd"/>
+      <w:r>
+        <w:rPr>
+          <w:i/>
+          <w:iCs/>
+          <w:color w:val="555555"/>
+          <w:sz w:val="20"/>
+          <w:szCs w:val="20"/>
+        </w:rPr>
+        <w:t xml:space="preserve"> según el valor de K</w:t>
+      </w:r>
+    </w:p>
+    <w:p>
+      <w:pPr>
+        <w:spacing w:after="160"/>
+      </w:pPr>
+      <w:r>
+        <w:t xml:space="preserve">La curva muestra con claridad el punto óptimo: K=1 con </w:t>
+      </w:r>
+      <w:proofErr w:type="spellStart"/>
+      <w:r>
+        <w:t>shape</w:t>
+      </w:r>
+      <w:proofErr w:type="spellEnd"/>
+      <w:r>
+        <w:t xml:space="preserve"> </w:t>
+      </w:r>
+      <w:proofErr w:type="spellStart"/>
+      <w:r>
+        <w:t>features</w:t>
+      </w:r>
+      <w:proofErr w:type="spellEnd"/>
+      <w:r>
+        <w:t xml:space="preserve"> (91.30%). La línea discontinua gris representa el rendimiento original con píxeles en gris (máximo 72.02% con K=5). Los </w:t>
+      </w:r>
+      <w:proofErr w:type="spellStart"/>
+      <w:r>
+        <w:t>shape</w:t>
+      </w:r>
+      <w:proofErr w:type="spellEnd"/>
+      <w:r>
+        <w:t xml:space="preserve"> </w:t>
+      </w:r>
+      <w:proofErr w:type="spellStart"/>
+      <w:r>
+        <w:t>features</w:t>
+      </w:r>
+      <w:proofErr w:type="spellEnd"/>
+      <w:r>
+        <w:t xml:space="preserve"> superan al método original en todos los valores de K probados. Por eso en app.py se usa K=1, determinado automáticamente al arrancar mediante </w:t>
+      </w:r>
+      <w:proofErr w:type="spellStart"/>
+      <w:r>
+        <w:t>find_best_k</w:t>
+      </w:r>
+      <w:proofErr w:type="spellEnd"/>
+      <w:r>
+        <w:t>.</w:t>
+      </w:r>
+    </w:p>
+    <w:p>
+      <w:pPr>
+        <w:spacing w:after="80"/>
+      </w:pPr>
     </w:p>
     <w:p>
       <w:pPr>
@@ -2040,63 +2261,80 @@
     </w:p>
     <w:p>
       <w:pPr>
-        <w:pStyle w:val="Normal"/>
-        <w:spacing w:before="0" w:after="160"/>
-        <w:rPr/>
-      </w:pPr>
-      <w:r>
-        <w:rPr/>
+        <w:spacing w:after="160"/>
+      </w:pPr>
+      <w:r>
         <w:t>En K-Means, K tiene un significado distinto: indica cuántos grupos de color queremos extraer de la imagen. Como no todas las prendas tienen el mismo número de colores relevantes (una camiseta lisa no es lo mismo que un vestido estampado), no fijamos K a ciegas. En su lugar, usamos una búsqueda automática.</w:t>
       </w:r>
     </w:p>
     <w:p>
       <w:pPr>
-        <w:pStyle w:val="Normal"/>
-        <w:spacing w:before="0" w:after="160"/>
-        <w:rPr/>
-      </w:pPr>
-      <w:r>
-        <w:rPr/>
-        <w:t>La función find_bestK prueba valores de K crecientes y mide cuánto baja la distancia intra-clase (WCD) en cada paso. Mientras la mejora siga siendo significativa, sigue subiendo K. En cuanto la mejora relativa cae por debajo del 20%, asume que añadir más grupos ya no compensa y se detiene. Con este umbral del 20% se capturan bien los colores incluso en prendas multicolor.</w:t>
-      </w:r>
-    </w:p>
-    <w:p>
-      <w:pPr>
-        <w:pStyle w:val="Normal"/>
-        <w:spacing w:before="0" w:after="80"/>
-        <w:rPr/>
-      </w:pPr>
-      <w:r>
-        <w:rPr/>
-      </w:r>
-    </w:p>
-    <w:p>
-      <w:pPr>
-        <w:pStyle w:val="Normal"/>
-        <w:spacing w:before="0" w:after="120"/>
-        <w:rPr/>
+        <w:spacing w:after="160"/>
+      </w:pPr>
+      <w:r>
+        <w:t xml:space="preserve">La función </w:t>
+      </w:r>
+      <w:proofErr w:type="spellStart"/>
+      <w:r>
+        <w:t>find_bestK</w:t>
+      </w:r>
+      <w:proofErr w:type="spellEnd"/>
+      <w:r>
+        <w:t xml:space="preserve"> prueba valores de K crecientes y mide cuánto baja la distancia </w:t>
+      </w:r>
+      <w:proofErr w:type="spellStart"/>
+      <w:r>
+        <w:t>intra-clase</w:t>
+      </w:r>
+      <w:proofErr w:type="spellEnd"/>
+      <w:r>
+        <w:t xml:space="preserve"> (WCD) en cada paso. Mientras la mejora siga siendo significativa, sigue subiendo K. En cuanto la mejora relativa cae por debajo del 20%, asume que añadir más grupos ya no compensa y se detiene. Con este umbral del 20% se capturan bien los colores incluso en prendas multicolor.</w:t>
+      </w:r>
+    </w:p>
+    <w:p>
+      <w:pPr>
+        <w:spacing w:after="80"/>
+      </w:pPr>
+    </w:p>
+    <w:p>
+      <w:pPr>
+        <w:spacing w:after="120"/>
       </w:pPr>
       <w:r>
         <w:rPr>
           <w:b/>
           <w:bCs/>
         </w:rPr>
-        <w:t>Tabla 2. Evolución del WCD al aumentar K (media sobre 80 imágenes de test)</w:t>
+        <w:t xml:space="preserve">Tabla 2. Evolución del WCD al aumentar K (media sobre 80 imágenes </w:t>
+      </w:r>
+      <w:proofErr w:type="gramStart"/>
+      <w:r>
+        <w:rPr>
+          <w:b/>
+          <w:bCs/>
+        </w:rPr>
+        <w:t>de test</w:t>
+      </w:r>
+      <w:proofErr w:type="gramEnd"/>
+      <w:r>
+        <w:rPr>
+          <w:b/>
+          <w:bCs/>
+        </w:rPr>
+        <w:t>)</w:t>
       </w:r>
     </w:p>
     <w:tbl>
       <w:tblPr>
         <w:tblW w:w="9026" w:type="dxa"/>
-        <w:jc w:val="start"/>
-        <w:tblInd w:w="0" w:type="dxa"/>
         <w:tblLayout w:type="fixed"/>
         <w:tblCellMar>
           <w:top w:w="80" w:type="dxa"/>
-          <w:start w:w="120" w:type="dxa"/>
+          <w:left w:w="120" w:type="dxa"/>
           <w:bottom w:w="80" w:type="dxa"/>
-          <w:end w:w="120" w:type="dxa"/>
+          <w:right w:w="120" w:type="dxa"/>
         </w:tblCellMar>
-        <w:tblLook w:firstRow="1" w:noVBand="1" w:lastRow="0" w:firstColumn="1" w:lastColumn="0" w:noHBand="0" w:val="04a0"/>
+        <w:tblLook w:val="04A0" w:firstRow="1" w:lastRow="0" w:firstColumn="1" w:lastColumn="0" w:noHBand="0" w:noVBand="1"/>
       </w:tblPr>
       <w:tblGrid>
         <w:gridCol w:w="1197"/>
@@ -2105,23 +2343,18 @@
         <w:gridCol w:w="3327"/>
       </w:tblGrid>
       <w:tr>
-        <w:trPr/>
         <w:tc>
           <w:tcPr>
             <w:tcW w:w="1197" w:type="dxa"/>
             <w:tcBorders>
               <w:top w:val="single" w:sz="2" w:space="0" w:color="AAAAAA"/>
-              <w:start w:val="single" w:sz="2" w:space="0" w:color="AAAAAA"/>
+              <w:left w:val="single" w:sz="2" w:space="0" w:color="AAAAAA"/>
               <w:bottom w:val="single" w:sz="2" w:space="0" w:color="AAAAAA"/>
-              <w:end w:val="single" w:sz="2" w:space="0" w:color="AAAAAA"/>
-            </w:tcBorders>
-            <w:shd w:color="auto" w:fill="D5E8F0" w:val="clear"/>
-          </w:tcPr>
-          <w:p>
-            <w:pPr>
-              <w:pStyle w:val="Normal"/>
-              <w:rPr/>
-            </w:pPr>
+              <w:right w:val="single" w:sz="2" w:space="0" w:color="AAAAAA"/>
+            </w:tcBorders>
+            <w:shd w:val="clear" w:color="auto" w:fill="D5E8F0"/>
+          </w:tcPr>
+          <w:p>
             <w:r>
               <w:rPr>
                 <w:b/>
@@ -2136,17 +2369,13 @@
             <w:tcW w:w="2102" w:type="dxa"/>
             <w:tcBorders>
               <w:top w:val="single" w:sz="2" w:space="0" w:color="AAAAAA"/>
-              <w:start w:val="single" w:sz="2" w:space="0" w:color="AAAAAA"/>
+              <w:left w:val="single" w:sz="2" w:space="0" w:color="AAAAAA"/>
               <w:bottom w:val="single" w:sz="2" w:space="0" w:color="AAAAAA"/>
-              <w:end w:val="single" w:sz="2" w:space="0" w:color="AAAAAA"/>
-            </w:tcBorders>
-            <w:shd w:color="auto" w:fill="D5E8F0" w:val="clear"/>
-          </w:tcPr>
-          <w:p>
-            <w:pPr>
-              <w:pStyle w:val="Normal"/>
-              <w:rPr/>
-            </w:pPr>
+              <w:right w:val="single" w:sz="2" w:space="0" w:color="AAAAAA"/>
+            </w:tcBorders>
+            <w:shd w:val="clear" w:color="auto" w:fill="D5E8F0"/>
+          </w:tcPr>
+          <w:p>
             <w:r>
               <w:rPr>
                 <w:b/>
@@ -2161,17 +2390,13 @@
             <w:tcW w:w="2400" w:type="dxa"/>
             <w:tcBorders>
               <w:top w:val="single" w:sz="2" w:space="0" w:color="AAAAAA"/>
-              <w:start w:val="single" w:sz="2" w:space="0" w:color="AAAAAA"/>
+              <w:left w:val="single" w:sz="2" w:space="0" w:color="AAAAAA"/>
               <w:bottom w:val="single" w:sz="2" w:space="0" w:color="AAAAAA"/>
-              <w:end w:val="single" w:sz="2" w:space="0" w:color="AAAAAA"/>
-            </w:tcBorders>
-            <w:shd w:color="auto" w:fill="D5E8F0" w:val="clear"/>
-          </w:tcPr>
-          <w:p>
-            <w:pPr>
-              <w:pStyle w:val="Normal"/>
-              <w:rPr/>
-            </w:pPr>
+              <w:right w:val="single" w:sz="2" w:space="0" w:color="AAAAAA"/>
+            </w:tcBorders>
+            <w:shd w:val="clear" w:color="auto" w:fill="D5E8F0"/>
+          </w:tcPr>
+          <w:p>
             <w:r>
               <w:rPr>
                 <w:b/>
@@ -2186,17 +2411,13 @@
             <w:tcW w:w="3327" w:type="dxa"/>
             <w:tcBorders>
               <w:top w:val="single" w:sz="2" w:space="0" w:color="AAAAAA"/>
-              <w:start w:val="single" w:sz="2" w:space="0" w:color="AAAAAA"/>
+              <w:left w:val="single" w:sz="2" w:space="0" w:color="AAAAAA"/>
               <w:bottom w:val="single" w:sz="2" w:space="0" w:color="AAAAAA"/>
-              <w:end w:val="single" w:sz="2" w:space="0" w:color="AAAAAA"/>
-            </w:tcBorders>
-            <w:shd w:color="auto" w:fill="D5E8F0" w:val="clear"/>
-          </w:tcPr>
-          <w:p>
-            <w:pPr>
-              <w:pStyle w:val="Normal"/>
-              <w:rPr/>
-            </w:pPr>
+              <w:right w:val="single" w:sz="2" w:space="0" w:color="AAAAAA"/>
+            </w:tcBorders>
+            <w:shd w:val="clear" w:color="auto" w:fill="D5E8F0"/>
+          </w:tcPr>
+          <w:p>
             <w:r>
               <w:rPr>
                 <w:b/>
@@ -2208,23 +2429,18 @@
         </w:tc>
       </w:tr>
       <w:tr>
-        <w:trPr/>
         <w:tc>
           <w:tcPr>
             <w:tcW w:w="1197" w:type="dxa"/>
             <w:tcBorders>
               <w:top w:val="single" w:sz="2" w:space="0" w:color="CCCCCC"/>
-              <w:start w:val="single" w:sz="2" w:space="0" w:color="CCCCCC"/>
-              <w:bottom w:val="single" w:sz="2" w:space="0" w:color="CCCCCC"/>
-              <w:end w:val="single" w:sz="2" w:space="0" w:color="CCCCCC"/>
-            </w:tcBorders>
-            <w:shd w:color="auto" w:fill="FFFFFF" w:val="clear"/>
-          </w:tcPr>
-          <w:p>
-            <w:pPr>
-              <w:pStyle w:val="Normal"/>
-              <w:rPr/>
-            </w:pPr>
+              <w:left w:val="single" w:sz="2" w:space="0" w:color="CCCCCC"/>
+              <w:bottom w:val="single" w:sz="2" w:space="0" w:color="CCCCCC"/>
+              <w:right w:val="single" w:sz="2" w:space="0" w:color="CCCCCC"/>
+            </w:tcBorders>
+            <w:shd w:val="clear" w:color="auto" w:fill="FFFFFF"/>
+          </w:tcPr>
+          <w:p>
             <w:r>
               <w:rPr>
                 <w:sz w:val="22"/>
@@ -2239,17 +2455,13 @@
             <w:tcW w:w="2102" w:type="dxa"/>
             <w:tcBorders>
               <w:top w:val="single" w:sz="2" w:space="0" w:color="CCCCCC"/>
-              <w:start w:val="single" w:sz="2" w:space="0" w:color="CCCCCC"/>
-              <w:bottom w:val="single" w:sz="2" w:space="0" w:color="CCCCCC"/>
-              <w:end w:val="single" w:sz="2" w:space="0" w:color="CCCCCC"/>
-            </w:tcBorders>
-            <w:shd w:color="auto" w:fill="FFFFFF" w:val="clear"/>
-          </w:tcPr>
-          <w:p>
-            <w:pPr>
-              <w:pStyle w:val="Normal"/>
-              <w:rPr/>
-            </w:pPr>
+              <w:left w:val="single" w:sz="2" w:space="0" w:color="CCCCCC"/>
+              <w:bottom w:val="single" w:sz="2" w:space="0" w:color="CCCCCC"/>
+              <w:right w:val="single" w:sz="2" w:space="0" w:color="CCCCCC"/>
+            </w:tcBorders>
+            <w:shd w:val="clear" w:color="auto" w:fill="FFFFFF"/>
+          </w:tcPr>
+          <w:p>
             <w:r>
               <w:rPr>
                 <w:sz w:val="22"/>
@@ -2264,17 +2476,13 @@
             <w:tcW w:w="2400" w:type="dxa"/>
             <w:tcBorders>
               <w:top w:val="single" w:sz="2" w:space="0" w:color="CCCCCC"/>
-              <w:start w:val="single" w:sz="2" w:space="0" w:color="CCCCCC"/>
-              <w:bottom w:val="single" w:sz="2" w:space="0" w:color="CCCCCC"/>
-              <w:end w:val="single" w:sz="2" w:space="0" w:color="CCCCCC"/>
-            </w:tcBorders>
-            <w:shd w:color="auto" w:fill="FFFFFF" w:val="clear"/>
-          </w:tcPr>
-          <w:p>
-            <w:pPr>
-              <w:pStyle w:val="Normal"/>
-              <w:rPr/>
-            </w:pPr>
+              <w:left w:val="single" w:sz="2" w:space="0" w:color="CCCCCC"/>
+              <w:bottom w:val="single" w:sz="2" w:space="0" w:color="CCCCCC"/>
+              <w:right w:val="single" w:sz="2" w:space="0" w:color="CCCCCC"/>
+            </w:tcBorders>
+            <w:shd w:val="clear" w:color="auto" w:fill="FFFFFF"/>
+          </w:tcPr>
+          <w:p>
             <w:r>
               <w:rPr>
                 <w:sz w:val="22"/>
@@ -2289,17 +2497,13 @@
             <w:tcW w:w="3327" w:type="dxa"/>
             <w:tcBorders>
               <w:top w:val="single" w:sz="2" w:space="0" w:color="CCCCCC"/>
-              <w:start w:val="single" w:sz="2" w:space="0" w:color="CCCCCC"/>
-              <w:bottom w:val="single" w:sz="2" w:space="0" w:color="CCCCCC"/>
-              <w:end w:val="single" w:sz="2" w:space="0" w:color="CCCCCC"/>
-            </w:tcBorders>
-            <w:shd w:color="auto" w:fill="FFFFFF" w:val="clear"/>
-          </w:tcPr>
-          <w:p>
-            <w:pPr>
-              <w:pStyle w:val="Normal"/>
-              <w:rPr/>
-            </w:pPr>
+              <w:left w:val="single" w:sz="2" w:space="0" w:color="CCCCCC"/>
+              <w:bottom w:val="single" w:sz="2" w:space="0" w:color="CCCCCC"/>
+              <w:right w:val="single" w:sz="2" w:space="0" w:color="CCCCCC"/>
+            </w:tcBorders>
+            <w:shd w:val="clear" w:color="auto" w:fill="FFFFFF"/>
+          </w:tcPr>
+          <w:p>
             <w:r>
               <w:rPr>
                 <w:sz w:val="22"/>
@@ -2311,23 +2515,18 @@
         </w:tc>
       </w:tr>
       <w:tr>
-        <w:trPr/>
         <w:tc>
           <w:tcPr>
             <w:tcW w:w="1197" w:type="dxa"/>
             <w:tcBorders>
               <w:top w:val="single" w:sz="2" w:space="0" w:color="CCCCCC"/>
-              <w:start w:val="single" w:sz="2" w:space="0" w:color="CCCCCC"/>
-              <w:bottom w:val="single" w:sz="2" w:space="0" w:color="CCCCCC"/>
-              <w:end w:val="single" w:sz="2" w:space="0" w:color="CCCCCC"/>
-            </w:tcBorders>
-            <w:shd w:color="auto" w:fill="FFFFFF" w:val="clear"/>
-          </w:tcPr>
-          <w:p>
-            <w:pPr>
-              <w:pStyle w:val="Normal"/>
-              <w:rPr/>
-            </w:pPr>
+              <w:left w:val="single" w:sz="2" w:space="0" w:color="CCCCCC"/>
+              <w:bottom w:val="single" w:sz="2" w:space="0" w:color="CCCCCC"/>
+              <w:right w:val="single" w:sz="2" w:space="0" w:color="CCCCCC"/>
+            </w:tcBorders>
+            <w:shd w:val="clear" w:color="auto" w:fill="FFFFFF"/>
+          </w:tcPr>
+          <w:p>
             <w:r>
               <w:rPr>
                 <w:sz w:val="22"/>
@@ -2342,17 +2541,13 @@
             <w:tcW w:w="2102" w:type="dxa"/>
             <w:tcBorders>
               <w:top w:val="single" w:sz="2" w:space="0" w:color="CCCCCC"/>
-              <w:start w:val="single" w:sz="2" w:space="0" w:color="CCCCCC"/>
-              <w:bottom w:val="single" w:sz="2" w:space="0" w:color="CCCCCC"/>
-              <w:end w:val="single" w:sz="2" w:space="0" w:color="CCCCCC"/>
-            </w:tcBorders>
-            <w:shd w:color="auto" w:fill="FFFFFF" w:val="clear"/>
-          </w:tcPr>
-          <w:p>
-            <w:pPr>
-              <w:pStyle w:val="Normal"/>
-              <w:rPr/>
-            </w:pPr>
+              <w:left w:val="single" w:sz="2" w:space="0" w:color="CCCCCC"/>
+              <w:bottom w:val="single" w:sz="2" w:space="0" w:color="CCCCCC"/>
+              <w:right w:val="single" w:sz="2" w:space="0" w:color="CCCCCC"/>
+            </w:tcBorders>
+            <w:shd w:val="clear" w:color="auto" w:fill="FFFFFF"/>
+          </w:tcPr>
+          <w:p>
             <w:r>
               <w:rPr>
                 <w:sz w:val="22"/>
@@ -2367,17 +2562,13 @@
             <w:tcW w:w="2400" w:type="dxa"/>
             <w:tcBorders>
               <w:top w:val="single" w:sz="2" w:space="0" w:color="CCCCCC"/>
-              <w:start w:val="single" w:sz="2" w:space="0" w:color="CCCCCC"/>
-              <w:bottom w:val="single" w:sz="2" w:space="0" w:color="CCCCCC"/>
-              <w:end w:val="single" w:sz="2" w:space="0" w:color="CCCCCC"/>
-            </w:tcBorders>
-            <w:shd w:color="auto" w:fill="FFFFFF" w:val="clear"/>
-          </w:tcPr>
-          <w:p>
-            <w:pPr>
-              <w:pStyle w:val="Normal"/>
-              <w:rPr/>
-            </w:pPr>
+              <w:left w:val="single" w:sz="2" w:space="0" w:color="CCCCCC"/>
+              <w:bottom w:val="single" w:sz="2" w:space="0" w:color="CCCCCC"/>
+              <w:right w:val="single" w:sz="2" w:space="0" w:color="CCCCCC"/>
+            </w:tcBorders>
+            <w:shd w:val="clear" w:color="auto" w:fill="FFFFFF"/>
+          </w:tcPr>
+          <w:p>
             <w:r>
               <w:rPr>
                 <w:sz w:val="22"/>
@@ -2392,17 +2583,13 @@
             <w:tcW w:w="3327" w:type="dxa"/>
             <w:tcBorders>
               <w:top w:val="single" w:sz="2" w:space="0" w:color="CCCCCC"/>
-              <w:start w:val="single" w:sz="2" w:space="0" w:color="CCCCCC"/>
-              <w:bottom w:val="single" w:sz="2" w:space="0" w:color="CCCCCC"/>
-              <w:end w:val="single" w:sz="2" w:space="0" w:color="CCCCCC"/>
-            </w:tcBorders>
-            <w:shd w:color="auto" w:fill="FFFFFF" w:val="clear"/>
-          </w:tcPr>
-          <w:p>
-            <w:pPr>
-              <w:pStyle w:val="Normal"/>
-              <w:rPr/>
-            </w:pPr>
+              <w:left w:val="single" w:sz="2" w:space="0" w:color="CCCCCC"/>
+              <w:bottom w:val="single" w:sz="2" w:space="0" w:color="CCCCCC"/>
+              <w:right w:val="single" w:sz="2" w:space="0" w:color="CCCCCC"/>
+            </w:tcBorders>
+            <w:shd w:val="clear" w:color="auto" w:fill="FFFFFF"/>
+          </w:tcPr>
+          <w:p>
             <w:r>
               <w:rPr>
                 <w:sz w:val="22"/>
@@ -2414,23 +2601,18 @@
         </w:tc>
       </w:tr>
       <w:tr>
-        <w:trPr/>
         <w:tc>
           <w:tcPr>
             <w:tcW w:w="1197" w:type="dxa"/>
             <w:tcBorders>
               <w:top w:val="single" w:sz="2" w:space="0" w:color="CCCCCC"/>
-              <w:start w:val="single" w:sz="2" w:space="0" w:color="CCCCCC"/>
-              <w:bottom w:val="single" w:sz="2" w:space="0" w:color="CCCCCC"/>
-              <w:end w:val="single" w:sz="2" w:space="0" w:color="CCCCCC"/>
-            </w:tcBorders>
-            <w:shd w:color="auto" w:fill="E8F5E9" w:val="clear"/>
-          </w:tcPr>
-          <w:p>
-            <w:pPr>
-              <w:pStyle w:val="Normal"/>
-              <w:rPr/>
-            </w:pPr>
+              <w:left w:val="single" w:sz="2" w:space="0" w:color="CCCCCC"/>
+              <w:bottom w:val="single" w:sz="2" w:space="0" w:color="CCCCCC"/>
+              <w:right w:val="single" w:sz="2" w:space="0" w:color="CCCCCC"/>
+            </w:tcBorders>
+            <w:shd w:val="clear" w:color="auto" w:fill="E8F5E9"/>
+          </w:tcPr>
+          <w:p>
             <w:r>
               <w:rPr>
                 <w:b/>
@@ -2447,17 +2629,13 @@
             <w:tcW w:w="2102" w:type="dxa"/>
             <w:tcBorders>
               <w:top w:val="single" w:sz="2" w:space="0" w:color="CCCCCC"/>
-              <w:start w:val="single" w:sz="2" w:space="0" w:color="CCCCCC"/>
-              <w:bottom w:val="single" w:sz="2" w:space="0" w:color="CCCCCC"/>
-              <w:end w:val="single" w:sz="2" w:space="0" w:color="CCCCCC"/>
-            </w:tcBorders>
-            <w:shd w:color="auto" w:fill="E8F5E9" w:val="clear"/>
-          </w:tcPr>
-          <w:p>
-            <w:pPr>
-              <w:pStyle w:val="Normal"/>
-              <w:rPr/>
-            </w:pPr>
+              <w:left w:val="single" w:sz="2" w:space="0" w:color="CCCCCC"/>
+              <w:bottom w:val="single" w:sz="2" w:space="0" w:color="CCCCCC"/>
+              <w:right w:val="single" w:sz="2" w:space="0" w:color="CCCCCC"/>
+            </w:tcBorders>
+            <w:shd w:val="clear" w:color="auto" w:fill="E8F5E9"/>
+          </w:tcPr>
+          <w:p>
             <w:r>
               <w:rPr>
                 <w:b/>
@@ -2474,17 +2652,13 @@
             <w:tcW w:w="2400" w:type="dxa"/>
             <w:tcBorders>
               <w:top w:val="single" w:sz="2" w:space="0" w:color="CCCCCC"/>
-              <w:start w:val="single" w:sz="2" w:space="0" w:color="CCCCCC"/>
-              <w:bottom w:val="single" w:sz="2" w:space="0" w:color="CCCCCC"/>
-              <w:end w:val="single" w:sz="2" w:space="0" w:color="CCCCCC"/>
-            </w:tcBorders>
-            <w:shd w:color="auto" w:fill="E8F5E9" w:val="clear"/>
-          </w:tcPr>
-          <w:p>
-            <w:pPr>
-              <w:pStyle w:val="Normal"/>
-              <w:rPr/>
-            </w:pPr>
+              <w:left w:val="single" w:sz="2" w:space="0" w:color="CCCCCC"/>
+              <w:bottom w:val="single" w:sz="2" w:space="0" w:color="CCCCCC"/>
+              <w:right w:val="single" w:sz="2" w:space="0" w:color="CCCCCC"/>
+            </w:tcBorders>
+            <w:shd w:val="clear" w:color="auto" w:fill="E8F5E9"/>
+          </w:tcPr>
+          <w:p>
             <w:r>
               <w:rPr>
                 <w:b/>
@@ -2501,17 +2675,13 @@
             <w:tcW w:w="3327" w:type="dxa"/>
             <w:tcBorders>
               <w:top w:val="single" w:sz="2" w:space="0" w:color="CCCCCC"/>
-              <w:start w:val="single" w:sz="2" w:space="0" w:color="CCCCCC"/>
-              <w:bottom w:val="single" w:sz="2" w:space="0" w:color="CCCCCC"/>
-              <w:end w:val="single" w:sz="2" w:space="0" w:color="CCCCCC"/>
-            </w:tcBorders>
-            <w:shd w:color="auto" w:fill="E8F5E9" w:val="clear"/>
-          </w:tcPr>
-          <w:p>
-            <w:pPr>
-              <w:pStyle w:val="Normal"/>
-              <w:rPr/>
-            </w:pPr>
+              <w:left w:val="single" w:sz="2" w:space="0" w:color="CCCCCC"/>
+              <w:bottom w:val="single" w:sz="2" w:space="0" w:color="CCCCCC"/>
+              <w:right w:val="single" w:sz="2" w:space="0" w:color="CCCCCC"/>
+            </w:tcBorders>
+            <w:shd w:val="clear" w:color="auto" w:fill="E8F5E9"/>
+          </w:tcPr>
+          <w:p>
             <w:r>
               <w:rPr>
                 <w:b/>
@@ -2527,19 +2697,12 @@
     </w:tbl>
     <w:p>
       <w:pPr>
-        <w:pStyle w:val="Normal"/>
-        <w:spacing w:before="0" w:after="80"/>
-        <w:rPr/>
-      </w:pPr>
-      <w:r>
-        <w:rPr/>
-      </w:r>
-    </w:p>
-    <w:p>
-      <w:pPr>
-        <w:pStyle w:val="Normal"/>
-        <w:spacing w:before="0" w:after="120"/>
-        <w:rPr/>
+        <w:spacing w:after="80"/>
+      </w:pPr>
+    </w:p>
+    <w:p>
+      <w:pPr>
+        <w:spacing w:after="120"/>
       </w:pPr>
       <w:r>
         <w:rPr>
@@ -2551,15 +2714,16 @@
     </w:p>
     <w:p>
       <w:pPr>
-        <w:pStyle w:val="Normal"/>
-        <w:spacing w:before="0" w:after="80"/>
+        <w:spacing w:after="80"/>
         <w:jc w:val="center"/>
-        <w:rPr/>
-      </w:pPr>
-      <w:r>
-        <w:rPr/>
+      </w:pPr>
+      <w:r>
+        <w:rPr>
+          <w:noProof/>
+        </w:rPr>
+        <w:lastRenderedPageBreak/>
         <w:drawing>
-          <wp:inline distT="0" distB="0" distL="0" distR="0">
+          <wp:inline distT="0" distB="0" distL="0" distR="0" wp14:anchorId="7245E369" wp14:editId="7E32264E">
             <wp:extent cx="5048250" cy="2800350"/>
             <wp:effectExtent l="0" t="0" r="0" b="0"/>
             <wp:docPr id="2" name="Imagen2"/>
@@ -2576,7 +2740,7 @@
                     </pic:cNvPicPr>
                   </pic:nvPicPr>
                   <pic:blipFill>
-                    <a:blip r:embed="rId3"/>
+                    <a:blip r:embed="rId6"/>
                     <a:stretch>
                       <a:fillRect/>
                     </a:stretch>
@@ -2600,10 +2764,8 @@
     </w:p>
     <w:p>
       <w:pPr>
-        <w:pStyle w:val="Normal"/>
-        <w:spacing w:before="0" w:after="200"/>
+        <w:spacing w:after="200"/>
         <w:jc w:val="center"/>
-        <w:rPr/>
       </w:pPr>
       <w:r>
         <w:rPr>
@@ -2618,24 +2780,24 @@
     </w:p>
     <w:p>
       <w:pPr>
-        <w:pStyle w:val="Normal"/>
-        <w:spacing w:before="0" w:after="160"/>
-        <w:rPr/>
-      </w:pPr>
-      <w:r>
-        <w:rPr/>
-        <w:t>La gráfica refleja bien la lógica del criterio de parada: el WCD cae con fuerza al pasar de K=2 a K=3 (24.2%, por encima del umbral del 20%). El siguiente paso a K=4 da un 16.4%, por debajo del umbral, así que find_bestK se detiene y se queda con K=3 como mejor valor.</w:t>
-      </w:r>
-    </w:p>
-    <w:p>
-      <w:pPr>
-        <w:pStyle w:val="Normal"/>
-        <w:spacing w:before="0" w:after="80"/>
-        <w:rPr/>
-      </w:pPr>
-      <w:r>
-        <w:rPr/>
-      </w:r>
+        <w:spacing w:after="160"/>
+      </w:pPr>
+      <w:r>
+        <w:t xml:space="preserve">La gráfica refleja bien la lógica del criterio de parada: el WCD cae con fuerza al pasar de K=2 a K=3 (24.2%, por encima del umbral del 20%). El siguiente paso a K=4 da un 16.4%, por debajo del umbral, así que </w:t>
+      </w:r>
+      <w:proofErr w:type="spellStart"/>
+      <w:r>
+        <w:t>find_bestK</w:t>
+      </w:r>
+      <w:proofErr w:type="spellEnd"/>
+      <w:r>
+        <w:t xml:space="preserve"> se detiene y se queda con K=3 como mejor valor.</w:t>
+      </w:r>
+    </w:p>
+    <w:p>
+      <w:pPr>
+        <w:spacing w:after="80"/>
+      </w:pPr>
     </w:p>
     <w:p>
       <w:pPr>
@@ -2644,8 +2806,7 @@
           <w:ilvl w:val="0"/>
           <w:numId w:val="5"/>
         </w:numPr>
-        <w:spacing w:before="0" w:after="120"/>
-        <w:rPr/>
+        <w:spacing w:after="120"/>
       </w:pPr>
       <w:r>
         <w:rPr>
@@ -2655,8 +2816,15 @@
         <w:t>En Kmeans.py,</w:t>
       </w:r>
       <w:r>
-        <w:rPr/>
-        <w:t xml:space="preserve"> find_bestK usa un umbral del 20%, lo que lleva al mejor K=3.</w:t>
+        <w:t xml:space="preserve"> </w:t>
+      </w:r>
+      <w:proofErr w:type="spellStart"/>
+      <w:r>
+        <w:t>find_bestK</w:t>
+      </w:r>
+      <w:proofErr w:type="spellEnd"/>
+      <w:r>
+        <w:t xml:space="preserve"> usa un umbral del 20%, lo que lleva al mejor K=3.</w:t>
       </w:r>
     </w:p>
     <w:p>
@@ -2666,8 +2834,7 @@
           <w:ilvl w:val="0"/>
           <w:numId w:val="5"/>
         </w:numPr>
-        <w:spacing w:before="0" w:after="120"/>
-        <w:rPr/>
+        <w:spacing w:after="120"/>
       </w:pPr>
       <w:r>
         <w:rPr>
@@ -2677,8 +2844,39 @@
         <w:t>En app.py</w:t>
       </w:r>
       <w:r>
-        <w:rPr/>
-        <w:t xml:space="preserve"> se usa find_bestK(max_K=5) con inicialización kmeans++ y garment_mask.</w:t>
+        <w:t xml:space="preserve"> se usa </w:t>
+      </w:r>
+      <w:proofErr w:type="spellStart"/>
+      <w:r>
+        <w:t>find_bestK</w:t>
+      </w:r>
+      <w:proofErr w:type="spellEnd"/>
+      <w:r>
+        <w:t>(</w:t>
+      </w:r>
+      <w:proofErr w:type="spellStart"/>
+      <w:r>
+        <w:t>max_K</w:t>
+      </w:r>
+      <w:proofErr w:type="spellEnd"/>
+      <w:r>
+        <w:t xml:space="preserve">=5) con inicialización </w:t>
+      </w:r>
+      <w:proofErr w:type="spellStart"/>
+      <w:r>
+        <w:t>kmeans</w:t>
+      </w:r>
+      <w:proofErr w:type="spellEnd"/>
+      <w:r>
+        <w:t xml:space="preserve">++ y </w:t>
+      </w:r>
+      <w:proofErr w:type="spellStart"/>
+      <w:r>
+        <w:t>garment_mask</w:t>
+      </w:r>
+      <w:proofErr w:type="spellEnd"/>
+      <w:r>
+        <w:t>.</w:t>
       </w:r>
     </w:p>
     <w:p>
@@ -2688,8 +2886,7 @@
           <w:ilvl w:val="0"/>
           <w:numId w:val="5"/>
         </w:numPr>
-        <w:spacing w:before="0" w:after="120"/>
-        <w:rPr/>
+        <w:spacing w:after="120"/>
       </w:pPr>
       <w:r>
         <w:rPr>
@@ -2699,19 +2896,21 @@
         <w:t>En analysis.py</w:t>
       </w:r>
       <w:r>
-        <w:rPr/>
-        <w:t xml:space="preserve"> se compara K fijo (2, 3, 4, 5) con find_bestK.</w:t>
-      </w:r>
-    </w:p>
-    <w:p>
-      <w:pPr>
-        <w:pStyle w:val="Normal"/>
-        <w:spacing w:before="0" w:after="80"/>
-        <w:rPr/>
-      </w:pPr>
-      <w:r>
-        <w:rPr/>
-      </w:r>
+        <w:t xml:space="preserve"> se compara K fijo (2, 3, 4, 5) con </w:t>
+      </w:r>
+      <w:proofErr w:type="spellStart"/>
+      <w:r>
+        <w:t>find_bestK</w:t>
+      </w:r>
+      <w:proofErr w:type="spellEnd"/>
+      <w:r>
+        <w:t>.</w:t>
+      </w:r>
+    </w:p>
+    <w:p>
+      <w:pPr>
+        <w:spacing w:after="80"/>
+      </w:pPr>
     </w:p>
     <w:p>
       <w:pPr>
@@ -2729,12 +2928,9 @@
     </w:p>
     <w:p>
       <w:pPr>
-        <w:pStyle w:val="Normal"/>
-        <w:spacing w:before="0" w:after="160"/>
-        <w:rPr/>
-      </w:pPr>
-      <w:r>
-        <w:rPr/>
+        <w:spacing w:after="160"/>
+      </w:pPr>
+      <w:r>
         <w:t>K-Means es bastante sensible a cómo se eligen los centroides iniciales: si arrancan en un punto poco representativo, el resultado final empeora o el algoritmo tarda más en converger. Por eso la inicialización no es un detalle menor.</w:t>
       </w:r>
     </w:p>
@@ -2745,18 +2941,25 @@
           <w:ilvl w:val="0"/>
           <w:numId w:val="5"/>
         </w:numPr>
-        <w:spacing w:before="0" w:after="120"/>
-        <w:rPr/>
-      </w:pPr>
+        <w:spacing w:after="120"/>
+      </w:pPr>
+      <w:proofErr w:type="spellStart"/>
       <w:r>
         <w:rPr>
           <w:b/>
           <w:bCs/>
         </w:rPr>
-        <w:t>first:</w:t>
-      </w:r>
-      <w:r>
-        <w:rPr/>
+        <w:t>first</w:t>
+      </w:r>
+      <w:proofErr w:type="spellEnd"/>
+      <w:r>
+        <w:rPr>
+          <w:b/>
+          <w:bCs/>
+        </w:rPr>
+        <w:t>:</w:t>
+      </w:r>
+      <w:r>
         <w:t xml:space="preserve"> usa los primeros píxeles como centroides. Es rápido, pero puede no ser representativo.</w:t>
       </w:r>
     </w:p>
@@ -2767,18 +2970,25 @@
           <w:ilvl w:val="0"/>
           <w:numId w:val="5"/>
         </w:numPr>
-        <w:spacing w:before="0" w:after="120"/>
-        <w:rPr/>
-      </w:pPr>
+        <w:spacing w:after="120"/>
+      </w:pPr>
+      <w:proofErr w:type="spellStart"/>
       <w:r>
         <w:rPr>
           <w:b/>
           <w:bCs/>
         </w:rPr>
-        <w:t>random:</w:t>
-      </w:r>
-      <w:r>
-        <w:rPr/>
+        <w:t>random</w:t>
+      </w:r>
+      <w:proofErr w:type="spellEnd"/>
+      <w:r>
+        <w:rPr>
+          <w:b/>
+          <w:bCs/>
+        </w:rPr>
+        <w:t>:</w:t>
+      </w:r>
+      <w:r>
         <w:t xml:space="preserve"> elige píxeles aleatorios. Puede funcionar bien, pero no siempre da el mismo resultado.</w:t>
       </w:r>
     </w:p>
@@ -2789,65 +2999,141 @@
           <w:ilvl w:val="0"/>
           <w:numId w:val="5"/>
         </w:numPr>
-        <w:spacing w:before="0" w:after="120"/>
-        <w:rPr/>
-      </w:pPr>
+        <w:spacing w:after="120"/>
+      </w:pPr>
+      <w:proofErr w:type="spellStart"/>
       <w:r>
         <w:rPr>
           <w:b/>
           <w:bCs/>
         </w:rPr>
-        <w:t>custom (kmeans++):</w:t>
-      </w:r>
-      <w:r>
-        <w:rPr/>
+        <w:t>custom</w:t>
+      </w:r>
+      <w:proofErr w:type="spellEnd"/>
+      <w:r>
+        <w:rPr>
+          <w:b/>
+          <w:bCs/>
+        </w:rPr>
+        <w:t xml:space="preserve"> (</w:t>
+      </w:r>
+      <w:proofErr w:type="spellStart"/>
+      <w:r>
+        <w:rPr>
+          <w:b/>
+          <w:bCs/>
+        </w:rPr>
+        <w:t>kmeans</w:t>
+      </w:r>
+      <w:proofErr w:type="spellEnd"/>
+      <w:r>
+        <w:rPr>
+          <w:b/>
+          <w:bCs/>
+        </w:rPr>
+        <w:t>++):</w:t>
+      </w:r>
+      <w:r>
         <w:t xml:space="preserve"> separa los centroides iniciales maximizando las distancias entre ellos. Es el método por defecto en esta implementación.</w:t>
       </w:r>
     </w:p>
     <w:p>
       <w:pPr>
-        <w:pStyle w:val="Normal"/>
-        <w:spacing w:before="0" w:after="80"/>
-        <w:rPr/>
-      </w:pPr>
-      <w:r>
-        <w:rPr/>
-      </w:r>
-    </w:p>
-    <w:p>
-      <w:pPr>
-        <w:pStyle w:val="Normal"/>
-        <w:spacing w:before="0" w:after="160"/>
-        <w:rPr/>
-      </w:pPr>
-      <w:r>
-        <w:rPr/>
+        <w:spacing w:after="80"/>
+      </w:pPr>
+    </w:p>
+    <w:p>
+      <w:pPr>
+        <w:spacing w:after="160"/>
+      </w:pPr>
+      <w:r>
         <w:t>Con una buena inicialización se necesitan menos iteraciones para converger y, en general, los colores finales son más representativos.</w:t>
       </w:r>
     </w:p>
     <w:p>
-      <w:pPr>
-        <w:pStyle w:val="Normal"/>
-        <w:rPr/>
-      </w:pPr>
       <w:r>
         <w:rPr>
           <w:b/>
           <w:sz w:val="20"/>
         </w:rPr>
-        <w:t>Figura 3. Comparativa de metodos de inicializacion K-Means (K=3, 30 imagenes, garment_mask)</w:t>
-      </w:r>
-    </w:p>
-    <w:p>
-      <w:pPr>
-        <w:pStyle w:val="Normal"/>
+        <w:t xml:space="preserve">Figura 3. Comparativa de </w:t>
+      </w:r>
+      <w:proofErr w:type="spellStart"/>
+      <w:r>
+        <w:rPr>
+          <w:b/>
+          <w:sz w:val="20"/>
+        </w:rPr>
+        <w:t>metodos</w:t>
+      </w:r>
+      <w:proofErr w:type="spellEnd"/>
+      <w:r>
+        <w:rPr>
+          <w:b/>
+          <w:sz w:val="20"/>
+        </w:rPr>
+        <w:t xml:space="preserve"> de </w:t>
+      </w:r>
+      <w:proofErr w:type="spellStart"/>
+      <w:r>
+        <w:rPr>
+          <w:b/>
+          <w:sz w:val="20"/>
+        </w:rPr>
+        <w:t>inicializacion</w:t>
+      </w:r>
+      <w:proofErr w:type="spellEnd"/>
+      <w:r>
+        <w:rPr>
+          <w:b/>
+          <w:sz w:val="20"/>
+        </w:rPr>
+        <w:t xml:space="preserve"> K-Means (K=3, 30 </w:t>
+      </w:r>
+      <w:proofErr w:type="spellStart"/>
+      <w:r>
+        <w:rPr>
+          <w:b/>
+          <w:sz w:val="20"/>
+        </w:rPr>
+        <w:t>imagenes</w:t>
+      </w:r>
+      <w:proofErr w:type="spellEnd"/>
+      <w:r>
+        <w:rPr>
+          <w:b/>
+          <w:sz w:val="20"/>
+        </w:rPr>
+        <w:t xml:space="preserve">, </w:t>
+      </w:r>
+      <w:proofErr w:type="spellStart"/>
+      <w:r>
+        <w:rPr>
+          <w:b/>
+          <w:sz w:val="20"/>
+        </w:rPr>
+        <w:t>garment_mask</w:t>
+      </w:r>
+      <w:proofErr w:type="spellEnd"/>
+      <w:r>
+        <w:rPr>
+          <w:b/>
+          <w:sz w:val="20"/>
+        </w:rPr>
+        <w:t>)</w:t>
+      </w:r>
+    </w:p>
+    <w:p>
+      <w:pPr>
         <w:jc w:val="center"/>
-        <w:rPr/>
-      </w:pPr>
-      <w:r>
-        <w:rPr/>
+      </w:pPr>
+      <w:r>
+        <w:rPr>
+          <w:noProof/>
+        </w:rPr>
+        <w:lastRenderedPageBreak/>
         <w:drawing>
-          <wp:inline distT="0" distB="0" distL="0" distR="0">
+          <wp:inline distT="0" distB="0" distL="0" distR="0" wp14:anchorId="64F48594" wp14:editId="13B579BA">
             <wp:extent cx="5029200" cy="2874010"/>
             <wp:effectExtent l="0" t="0" r="0" b="0"/>
             <wp:docPr id="3" name="Picture 2"/>
@@ -2864,7 +3150,7 @@
                     </pic:cNvPicPr>
                   </pic:nvPicPr>
                   <pic:blipFill>
-                    <a:blip r:embed="rId4"/>
+                    <a:blip r:embed="rId7"/>
                     <a:stretch>
                       <a:fillRect/>
                     </a:stretch>
@@ -2902,12 +3188,9 @@
     </w:p>
     <w:p>
       <w:pPr>
-        <w:pStyle w:val="Normal"/>
-        <w:spacing w:before="0" w:after="160"/>
-        <w:rPr/>
-      </w:pPr>
-      <w:r>
-        <w:rPr/>
+        <w:spacing w:after="160"/>
+      </w:pPr>
+      <w:r>
         <w:t>En la versión inicial simplemente pasábamos a KNN la imagen en escala de grises aplanada, un vector de 4.800 valores tal cual. Funcionaba, pero añadimos una mejora: un descriptor de silueta (shape_features.py) que combina varias cosas:</w:t>
       </w:r>
     </w:p>
@@ -2918,11 +3201,9 @@
           <w:ilvl w:val="0"/>
           <w:numId w:val="5"/>
         </w:numPr>
-        <w:spacing w:before="0" w:after="120"/>
-        <w:rPr/>
-      </w:pPr>
-      <w:r>
-        <w:rPr/>
+        <w:spacing w:after="120"/>
+      </w:pPr>
+      <w:r>
         <w:t>Máscara de primer plano redimensionada a 32×32 (separa el fondo de la prenda).</w:t>
       </w:r>
     </w:p>
@@ -2933,12 +3214,18 @@
           <w:ilvl w:val="0"/>
           <w:numId w:val="5"/>
         </w:numPr>
-        <w:spacing w:before="0" w:after="120"/>
-        <w:rPr/>
-      </w:pPr>
-      <w:r>
-        <w:rPr/>
-        <w:t>Imagen en gris recortada al bounding-box, también redimensionada a 32×32.</w:t>
+        <w:spacing w:after="120"/>
+      </w:pPr>
+      <w:r>
+        <w:t xml:space="preserve">Imagen en gris recortada al </w:t>
+      </w:r>
+      <w:proofErr w:type="spellStart"/>
+      <w:r>
+        <w:t>bounding</w:t>
+      </w:r>
+      <w:proofErr w:type="spellEnd"/>
+      <w:r>
+        <w:t>-box, también redimensionada a 32×32.</w:t>
       </w:r>
     </w:p>
     <w:p>
@@ -2948,11 +3235,9 @@
           <w:ilvl w:val="0"/>
           <w:numId w:val="5"/>
         </w:numPr>
-        <w:spacing w:before="0" w:after="120"/>
-        <w:rPr/>
-      </w:pPr>
-      <w:r>
-        <w:rPr/>
+        <w:spacing w:after="120"/>
+      </w:pPr>
+      <w:r>
         <w:t>Proyecciones de filas y columnas de la máscara.</w:t>
       </w:r>
     </w:p>
@@ -2963,44 +3248,61 @@
           <w:ilvl w:val="0"/>
           <w:numId w:val="5"/>
         </w:numPr>
-        <w:spacing w:before="0" w:after="120"/>
-        <w:rPr/>
-      </w:pPr>
-      <w:r>
-        <w:rPr/>
-        <w:t>Descriptores escalares: aspect ratio, fill ratio, centro de masa, etc.</w:t>
-      </w:r>
-    </w:p>
-    <w:p>
-      <w:pPr>
-        <w:pStyle w:val="Normal"/>
-        <w:spacing w:before="0" w:after="80"/>
-        <w:rPr/>
-      </w:pPr>
-      <w:r>
-        <w:rPr/>
-      </w:r>
-    </w:p>
-    <w:p>
-      <w:pPr>
-        <w:pStyle w:val="Normal"/>
-        <w:spacing w:before="0" w:after="160"/>
-        <w:rPr/>
-      </w:pPr>
-      <w:r>
-        <w:rPr/>
-        <w:t>Este descriptor es mucho más robusto frente a variaciones de posición y de fondo. La diferencia se nota especialmente en prendas pequeñas dentro de la imagen, como las Sandals o las Flip Flops, donde el método anterior fallaba más.</w:t>
-      </w:r>
-    </w:p>
-    <w:p>
-      <w:pPr>
-        <w:pStyle w:val="Normal"/>
-        <w:spacing w:before="0" w:after="80"/>
-        <w:rPr/>
-      </w:pPr>
-      <w:r>
-        <w:rPr/>
-      </w:r>
+        <w:spacing w:after="120"/>
+      </w:pPr>
+      <w:r>
+        <w:t xml:space="preserve">Descriptores escalares: </w:t>
+      </w:r>
+      <w:proofErr w:type="spellStart"/>
+      <w:r>
+        <w:t>aspect</w:t>
+      </w:r>
+      <w:proofErr w:type="spellEnd"/>
+      <w:r>
+        <w:t xml:space="preserve"> ratio, </w:t>
+      </w:r>
+      <w:proofErr w:type="spellStart"/>
+      <w:r>
+        <w:t>fill</w:t>
+      </w:r>
+      <w:proofErr w:type="spellEnd"/>
+      <w:r>
+        <w:t xml:space="preserve"> ratio, centro de masa, etc.</w:t>
+      </w:r>
+    </w:p>
+    <w:p>
+      <w:pPr>
+        <w:spacing w:after="80"/>
+      </w:pPr>
+    </w:p>
+    <w:p>
+      <w:pPr>
+        <w:spacing w:after="160"/>
+      </w:pPr>
+      <w:r>
+        <w:t xml:space="preserve">Este descriptor es mucho más robusto frente a variaciones de posición y de fondo. La diferencia se nota especialmente en prendas pequeñas dentro de la imagen, como las </w:t>
+      </w:r>
+      <w:proofErr w:type="spellStart"/>
+      <w:r>
+        <w:t>Sandals</w:t>
+      </w:r>
+      <w:proofErr w:type="spellEnd"/>
+      <w:r>
+        <w:t xml:space="preserve"> o las Flip </w:t>
+      </w:r>
+      <w:proofErr w:type="spellStart"/>
+      <w:r>
+        <w:t>Flops</w:t>
+      </w:r>
+      <w:proofErr w:type="spellEnd"/>
+      <w:r>
+        <w:t>, donde el método anterior fallaba más.</w:t>
+      </w:r>
+    </w:p>
+    <w:p>
+      <w:pPr>
+        <w:spacing w:after="80"/>
+      </w:pPr>
     </w:p>
     <w:p>
       <w:pPr>
@@ -3018,12 +3320,9 @@
     </w:p>
     <w:p>
       <w:pPr>
-        <w:pStyle w:val="Normal"/>
-        <w:spacing w:before="0" w:after="160"/>
-        <w:rPr/>
-      </w:pPr>
-      <w:r>
-        <w:rPr/>
+        <w:spacing w:after="160"/>
+      </w:pPr>
+      <w:r>
         <w:t>Este apartado da una idea realista de cuánto tarda el sistema y qué recursos consume, algo importante de tener claro antes de pensar en escalarlo.</w:t>
       </w:r>
     </w:p>
@@ -3043,12 +3342,9 @@
     </w:p>
     <w:p>
       <w:pPr>
-        <w:pStyle w:val="Normal"/>
-        <w:spacing w:before="0" w:after="160"/>
-        <w:rPr/>
-      </w:pPr>
-      <w:r>
-        <w:rPr/>
+        <w:spacing w:after="160"/>
+      </w:pPr>
+      <w:r>
         <w:t>KNN tiene una particularidad muy práctica: el entrenamiento es casi instantáneo. No calcula ningún modelo; simplemente guarda las imágenes de entrenamiento para usarlas después.</w:t>
       </w:r>
     </w:p>
@@ -3059,8 +3355,7 @@
           <w:ilvl w:val="0"/>
           <w:numId w:val="5"/>
         </w:numPr>
-        <w:spacing w:before="0" w:after="120"/>
-        <w:rPr/>
+        <w:spacing w:after="120"/>
       </w:pPr>
       <w:r>
         <w:rPr>
@@ -3070,7 +3365,6 @@
         <w:t>Entrenamiento:</w:t>
       </w:r>
       <w:r>
-        <w:rPr/>
         <w:t xml:space="preserve"> rápido, solo almacena los datos.</w:t>
       </w:r>
     </w:p>
@@ -3081,18 +3375,17 @@
           <w:ilvl w:val="0"/>
           <w:numId w:val="5"/>
         </w:numPr>
-        <w:spacing w:before="0" w:after="120"/>
-        <w:rPr/>
+        <w:spacing w:after="120"/>
       </w:pPr>
       <w:r>
         <w:rPr>
           <w:b/>
           <w:bCs/>
         </w:rPr>
+        <w:lastRenderedPageBreak/>
         <w:t>Predicción:</w:t>
       </w:r>
       <w:r>
-        <w:rPr/>
         <w:t xml:space="preserve"> O(N·D) por muestra, donde N = imágenes de entrenamiento, D = dimensión del descriptor.</w:t>
       </w:r>
     </w:p>
@@ -3103,8 +3396,7 @@
           <w:ilvl w:val="0"/>
           <w:numId w:val="5"/>
         </w:numPr>
-        <w:spacing w:before="0" w:after="120"/>
-        <w:rPr/>
+        <w:spacing w:after="120"/>
       </w:pPr>
       <w:r>
         <w:rPr>
@@ -3114,8 +3406,15 @@
         <w:t>Memoria:</w:t>
       </w:r>
       <w:r>
-        <w:rPr/>
-        <w:t xml:space="preserve"> proporcional al tamaño del dataset de entrenamiento.</w:t>
+        <w:t xml:space="preserve"> proporcional al tamaño del </w:t>
+      </w:r>
+      <w:proofErr w:type="spellStart"/>
+      <w:r>
+        <w:t>dataset</w:t>
+      </w:r>
+      <w:proofErr w:type="spellEnd"/>
+      <w:r>
+        <w:t xml:space="preserve"> de entrenamiento.</w:t>
       </w:r>
     </w:p>
     <w:p>
@@ -3134,12 +3433,9 @@
     </w:p>
     <w:p>
       <w:pPr>
-        <w:pStyle w:val="Normal"/>
-        <w:spacing w:before="0" w:after="160"/>
-        <w:rPr/>
-      </w:pPr>
-      <w:r>
-        <w:rPr/>
+        <w:spacing w:after="160"/>
+      </w:pPr>
+      <w:r>
         <w:t>K-Means trabaja directamente sobre los píxeles de cada imagen, que en nuestro caso son 4.800 (60×80).</w:t>
       </w:r>
     </w:p>
@@ -3150,8 +3446,7 @@
           <w:ilvl w:val="0"/>
           <w:numId w:val="5"/>
         </w:numPr>
-        <w:spacing w:before="0" w:after="120"/>
-        <w:rPr/>
+        <w:spacing w:after="120"/>
       </w:pPr>
       <w:r>
         <w:rPr>
@@ -3161,7 +3456,6 @@
         <w:t>Coste por imagen:</w:t>
       </w:r>
       <w:r>
-        <w:rPr/>
         <w:t xml:space="preserve"> O(N·K·I), con N píxeles, K grupos e I iteraciones.</w:t>
       </w:r>
     </w:p>
@@ -3172,11 +3466,9 @@
           <w:ilvl w:val="0"/>
           <w:numId w:val="5"/>
         </w:numPr>
-        <w:spacing w:before="0" w:after="120"/>
-        <w:rPr/>
-      </w:pPr>
-      <w:r>
-        <w:rPr/>
+        <w:spacing w:after="120"/>
+      </w:pPr>
+      <w:r>
         <w:t>Con K entre 2 y 6, el sistema es rápido para imágenes de este tamaño.</w:t>
       </w:r>
     </w:p>
@@ -3191,18 +3483,28 @@
         <w:rPr>
           <w:color w:val="000000"/>
         </w:rPr>
-        <w:t>5.3 Eficiencia de find_bestK</w:t>
-      </w:r>
-    </w:p>
-    <w:p>
-      <w:pPr>
-        <w:pStyle w:val="Normal"/>
-        <w:spacing w:before="0" w:after="160"/>
-        <w:rPr/>
-      </w:pPr>
-      <w:r>
-        <w:rPr/>
-        <w:t>find_bestK lanza K-Means varias veces, una por cada valor de K que prueba. Ese coste extra existe, pero es asumible porque limitamos el número máximo de K a un valor pequeño (≤ 8).</w:t>
+        <w:t xml:space="preserve">5.3 Eficiencia de </w:t>
+      </w:r>
+      <w:proofErr w:type="spellStart"/>
+      <w:r>
+        <w:rPr>
+          <w:color w:val="000000"/>
+        </w:rPr>
+        <w:t>find_bestK</w:t>
+      </w:r>
+      <w:proofErr w:type="spellEnd"/>
+    </w:p>
+    <w:p>
+      <w:pPr>
+        <w:spacing w:after="160"/>
+      </w:pPr>
+      <w:proofErr w:type="spellStart"/>
+      <w:r>
+        <w:t>find_bestK</w:t>
+      </w:r>
+      <w:proofErr w:type="spellEnd"/>
+      <w:r>
+        <w:t xml:space="preserve"> lanza K-Means varias veces, una por cada valor de K que prueba. Ese coste extra existe, pero es asumible porque limitamos el número máximo de K a un valor pequeño (≤ 8).</w:t>
       </w:r>
     </w:p>
     <w:p>
@@ -3221,27 +3523,20 @@
     </w:p>
     <w:p>
       <w:pPr>
-        <w:pStyle w:val="Normal"/>
-        <w:spacing w:before="0" w:after="80"/>
-        <w:rPr/>
-      </w:pPr>
-      <w:r>
-        <w:rPr/>
-      </w:r>
+        <w:spacing w:after="80"/>
+      </w:pPr>
     </w:p>
     <w:tbl>
       <w:tblPr>
         <w:tblW w:w="9026" w:type="dxa"/>
-        <w:jc w:val="start"/>
-        <w:tblInd w:w="0" w:type="dxa"/>
         <w:tblLayout w:type="fixed"/>
         <w:tblCellMar>
           <w:top w:w="80" w:type="dxa"/>
-          <w:start w:w="120" w:type="dxa"/>
+          <w:left w:w="120" w:type="dxa"/>
           <w:bottom w:w="80" w:type="dxa"/>
-          <w:end w:w="120" w:type="dxa"/>
+          <w:right w:w="120" w:type="dxa"/>
         </w:tblCellMar>
-        <w:tblLook w:firstRow="1" w:noVBand="1" w:lastRow="0" w:firstColumn="1" w:lastColumn="0" w:noHBand="0" w:val="04a0"/>
+        <w:tblLook w:val="04A0" w:firstRow="1" w:lastRow="0" w:firstColumn="1" w:lastColumn="0" w:noHBand="0" w:noVBand="1"/>
       </w:tblPr>
       <w:tblGrid>
         <w:gridCol w:w="2000"/>
@@ -3249,23 +3544,18 @@
         <w:gridCol w:w="3513"/>
       </w:tblGrid>
       <w:tr>
-        <w:trPr/>
         <w:tc>
           <w:tcPr>
             <w:tcW w:w="2000" w:type="dxa"/>
             <w:tcBorders>
               <w:top w:val="single" w:sz="2" w:space="0" w:color="AAAAAA"/>
-              <w:start w:val="single" w:sz="2" w:space="0" w:color="AAAAAA"/>
+              <w:left w:val="single" w:sz="2" w:space="0" w:color="AAAAAA"/>
               <w:bottom w:val="single" w:sz="2" w:space="0" w:color="AAAAAA"/>
-              <w:end w:val="single" w:sz="2" w:space="0" w:color="AAAAAA"/>
-            </w:tcBorders>
-            <w:shd w:color="auto" w:fill="D5E8F0" w:val="clear"/>
-          </w:tcPr>
-          <w:p>
-            <w:pPr>
-              <w:pStyle w:val="Normal"/>
-              <w:rPr/>
-            </w:pPr>
+              <w:right w:val="single" w:sz="2" w:space="0" w:color="AAAAAA"/>
+            </w:tcBorders>
+            <w:shd w:val="clear" w:color="auto" w:fill="D5E8F0"/>
+          </w:tcPr>
+          <w:p>
             <w:r>
               <w:rPr>
                 <w:b/>
@@ -3280,17 +3570,13 @@
             <w:tcW w:w="3513" w:type="dxa"/>
             <w:tcBorders>
               <w:top w:val="single" w:sz="2" w:space="0" w:color="AAAAAA"/>
-              <w:start w:val="single" w:sz="2" w:space="0" w:color="AAAAAA"/>
+              <w:left w:val="single" w:sz="2" w:space="0" w:color="AAAAAA"/>
               <w:bottom w:val="single" w:sz="2" w:space="0" w:color="AAAAAA"/>
-              <w:end w:val="single" w:sz="2" w:space="0" w:color="AAAAAA"/>
-            </w:tcBorders>
-            <w:shd w:color="auto" w:fill="D5E8F0" w:val="clear"/>
-          </w:tcPr>
-          <w:p>
-            <w:pPr>
-              <w:pStyle w:val="Normal"/>
-              <w:rPr/>
-            </w:pPr>
+              <w:right w:val="single" w:sz="2" w:space="0" w:color="AAAAAA"/>
+            </w:tcBorders>
+            <w:shd w:val="clear" w:color="auto" w:fill="D5E8F0"/>
+          </w:tcPr>
+          <w:p>
             <w:r>
               <w:rPr>
                 <w:b/>
@@ -3305,17 +3591,13 @@
             <w:tcW w:w="3513" w:type="dxa"/>
             <w:tcBorders>
               <w:top w:val="single" w:sz="2" w:space="0" w:color="AAAAAA"/>
-              <w:start w:val="single" w:sz="2" w:space="0" w:color="AAAAAA"/>
+              <w:left w:val="single" w:sz="2" w:space="0" w:color="AAAAAA"/>
               <w:bottom w:val="single" w:sz="2" w:space="0" w:color="AAAAAA"/>
-              <w:end w:val="single" w:sz="2" w:space="0" w:color="AAAAAA"/>
-            </w:tcBorders>
-            <w:shd w:color="auto" w:fill="D5E8F0" w:val="clear"/>
-          </w:tcPr>
-          <w:p>
-            <w:pPr>
-              <w:pStyle w:val="Normal"/>
-              <w:rPr/>
-            </w:pPr>
+              <w:right w:val="single" w:sz="2" w:space="0" w:color="AAAAAA"/>
+            </w:tcBorders>
+            <w:shd w:val="clear" w:color="auto" w:fill="D5E8F0"/>
+          </w:tcPr>
+          <w:p>
             <w:r>
               <w:rPr>
                 <w:b/>
@@ -3327,23 +3609,18 @@
         </w:tc>
       </w:tr>
       <w:tr>
-        <w:trPr/>
         <w:tc>
           <w:tcPr>
             <w:tcW w:w="2000" w:type="dxa"/>
             <w:tcBorders>
               <w:top w:val="single" w:sz="2" w:space="0" w:color="CCCCCC"/>
-              <w:start w:val="single" w:sz="2" w:space="0" w:color="CCCCCC"/>
-              <w:bottom w:val="single" w:sz="2" w:space="0" w:color="CCCCCC"/>
-              <w:end w:val="single" w:sz="2" w:space="0" w:color="CCCCCC"/>
-            </w:tcBorders>
-            <w:shd w:color="auto" w:fill="FFFFFF" w:val="clear"/>
-          </w:tcPr>
-          <w:p>
-            <w:pPr>
-              <w:pStyle w:val="Normal"/>
-              <w:rPr/>
-            </w:pPr>
+              <w:left w:val="single" w:sz="2" w:space="0" w:color="CCCCCC"/>
+              <w:bottom w:val="single" w:sz="2" w:space="0" w:color="CCCCCC"/>
+              <w:right w:val="single" w:sz="2" w:space="0" w:color="CCCCCC"/>
+            </w:tcBorders>
+            <w:shd w:val="clear" w:color="auto" w:fill="FFFFFF"/>
+          </w:tcPr>
+          <w:p>
             <w:r>
               <w:rPr>
                 <w:b/>
@@ -3360,17 +3637,13 @@
             <w:tcW w:w="3513" w:type="dxa"/>
             <w:tcBorders>
               <w:top w:val="single" w:sz="2" w:space="0" w:color="CCCCCC"/>
-              <w:start w:val="single" w:sz="2" w:space="0" w:color="CCCCCC"/>
-              <w:bottom w:val="single" w:sz="2" w:space="0" w:color="CCCCCC"/>
-              <w:end w:val="single" w:sz="2" w:space="0" w:color="CCCCCC"/>
-            </w:tcBorders>
-            <w:shd w:color="auto" w:fill="FFFFFF" w:val="clear"/>
-          </w:tcPr>
-          <w:p>
-            <w:pPr>
-              <w:pStyle w:val="Normal"/>
-              <w:rPr/>
-            </w:pPr>
+              <w:left w:val="single" w:sz="2" w:space="0" w:color="CCCCCC"/>
+              <w:bottom w:val="single" w:sz="2" w:space="0" w:color="CCCCCC"/>
+              <w:right w:val="single" w:sz="2" w:space="0" w:color="CCCCCC"/>
+            </w:tcBorders>
+            <w:shd w:val="clear" w:color="auto" w:fill="FFFFFF"/>
+          </w:tcPr>
+          <w:p>
             <w:r>
               <w:rPr>
                 <w:sz w:val="22"/>
@@ -3385,17 +3658,13 @@
             <w:tcW w:w="3513" w:type="dxa"/>
             <w:tcBorders>
               <w:top w:val="single" w:sz="2" w:space="0" w:color="CCCCCC"/>
-              <w:start w:val="single" w:sz="2" w:space="0" w:color="CCCCCC"/>
-              <w:bottom w:val="single" w:sz="2" w:space="0" w:color="CCCCCC"/>
-              <w:end w:val="single" w:sz="2" w:space="0" w:color="CCCCCC"/>
-            </w:tcBorders>
-            <w:shd w:color="auto" w:fill="FFFFFF" w:val="clear"/>
-          </w:tcPr>
-          <w:p>
-            <w:pPr>
-              <w:pStyle w:val="Normal"/>
-              <w:rPr/>
-            </w:pPr>
+              <w:left w:val="single" w:sz="2" w:space="0" w:color="CCCCCC"/>
+              <w:bottom w:val="single" w:sz="2" w:space="0" w:color="CCCCCC"/>
+              <w:right w:val="single" w:sz="2" w:space="0" w:color="CCCCCC"/>
+            </w:tcBorders>
+            <w:shd w:val="clear" w:color="auto" w:fill="FFFFFF"/>
+          </w:tcPr>
+          <w:p>
             <w:r>
               <w:rPr>
                 <w:sz w:val="22"/>
@@ -3407,23 +3676,18 @@
         </w:tc>
       </w:tr>
       <w:tr>
-        <w:trPr/>
         <w:tc>
           <w:tcPr>
             <w:tcW w:w="2000" w:type="dxa"/>
             <w:tcBorders>
               <w:top w:val="single" w:sz="2" w:space="0" w:color="CCCCCC"/>
-              <w:start w:val="single" w:sz="2" w:space="0" w:color="CCCCCC"/>
-              <w:bottom w:val="single" w:sz="2" w:space="0" w:color="CCCCCC"/>
-              <w:end w:val="single" w:sz="2" w:space="0" w:color="CCCCCC"/>
-            </w:tcBorders>
-            <w:shd w:color="auto" w:fill="FFFFFF" w:val="clear"/>
-          </w:tcPr>
-          <w:p>
-            <w:pPr>
-              <w:pStyle w:val="Normal"/>
-              <w:rPr/>
-            </w:pPr>
+              <w:left w:val="single" w:sz="2" w:space="0" w:color="CCCCCC"/>
+              <w:bottom w:val="single" w:sz="2" w:space="0" w:color="CCCCCC"/>
+              <w:right w:val="single" w:sz="2" w:space="0" w:color="CCCCCC"/>
+            </w:tcBorders>
+            <w:shd w:val="clear" w:color="auto" w:fill="FFFFFF"/>
+          </w:tcPr>
+          <w:p>
             <w:r>
               <w:rPr>
                 <w:b/>
@@ -3440,17 +3704,13 @@
             <w:tcW w:w="3513" w:type="dxa"/>
             <w:tcBorders>
               <w:top w:val="single" w:sz="2" w:space="0" w:color="CCCCCC"/>
-              <w:start w:val="single" w:sz="2" w:space="0" w:color="CCCCCC"/>
-              <w:bottom w:val="single" w:sz="2" w:space="0" w:color="CCCCCC"/>
-              <w:end w:val="single" w:sz="2" w:space="0" w:color="CCCCCC"/>
-            </w:tcBorders>
-            <w:shd w:color="auto" w:fill="FFFFFF" w:val="clear"/>
-          </w:tcPr>
-          <w:p>
-            <w:pPr>
-              <w:pStyle w:val="Normal"/>
-              <w:rPr/>
-            </w:pPr>
+              <w:left w:val="single" w:sz="2" w:space="0" w:color="CCCCCC"/>
+              <w:bottom w:val="single" w:sz="2" w:space="0" w:color="CCCCCC"/>
+              <w:right w:val="single" w:sz="2" w:space="0" w:color="CCCCCC"/>
+            </w:tcBorders>
+            <w:shd w:val="clear" w:color="auto" w:fill="FFFFFF"/>
+          </w:tcPr>
+          <w:p>
             <w:r>
               <w:rPr>
                 <w:sz w:val="22"/>
@@ -3465,17 +3725,13 @@
             <w:tcW w:w="3513" w:type="dxa"/>
             <w:tcBorders>
               <w:top w:val="single" w:sz="2" w:space="0" w:color="CCCCCC"/>
-              <w:start w:val="single" w:sz="2" w:space="0" w:color="CCCCCC"/>
-              <w:bottom w:val="single" w:sz="2" w:space="0" w:color="CCCCCC"/>
-              <w:end w:val="single" w:sz="2" w:space="0" w:color="CCCCCC"/>
-            </w:tcBorders>
-            <w:shd w:color="auto" w:fill="FFFFFF" w:val="clear"/>
-          </w:tcPr>
-          <w:p>
-            <w:pPr>
-              <w:pStyle w:val="Normal"/>
-              <w:rPr/>
-            </w:pPr>
+              <w:left w:val="single" w:sz="2" w:space="0" w:color="CCCCCC"/>
+              <w:bottom w:val="single" w:sz="2" w:space="0" w:color="CCCCCC"/>
+              <w:right w:val="single" w:sz="2" w:space="0" w:color="CCCCCC"/>
+            </w:tcBorders>
+            <w:shd w:val="clear" w:color="auto" w:fill="FFFFFF"/>
+          </w:tcPr>
+          <w:p>
             <w:r>
               <w:rPr>
                 <w:sz w:val="22"/>
@@ -3487,23 +3743,19 @@
         </w:tc>
       </w:tr>
       <w:tr>
-        <w:trPr/>
         <w:tc>
           <w:tcPr>
             <w:tcW w:w="2000" w:type="dxa"/>
             <w:tcBorders>
               <w:top w:val="single" w:sz="2" w:space="0" w:color="CCCCCC"/>
-              <w:start w:val="single" w:sz="2" w:space="0" w:color="CCCCCC"/>
-              <w:bottom w:val="single" w:sz="2" w:space="0" w:color="CCCCCC"/>
-              <w:end w:val="single" w:sz="2" w:space="0" w:color="CCCCCC"/>
-            </w:tcBorders>
-            <w:shd w:color="auto" w:fill="FFFFFF" w:val="clear"/>
-          </w:tcPr>
-          <w:p>
-            <w:pPr>
-              <w:pStyle w:val="Normal"/>
-              <w:rPr/>
-            </w:pPr>
+              <w:left w:val="single" w:sz="2" w:space="0" w:color="CCCCCC"/>
+              <w:bottom w:val="single" w:sz="2" w:space="0" w:color="CCCCCC"/>
+              <w:right w:val="single" w:sz="2" w:space="0" w:color="CCCCCC"/>
+            </w:tcBorders>
+            <w:shd w:val="clear" w:color="auto" w:fill="FFFFFF"/>
+          </w:tcPr>
+          <w:p>
+            <w:proofErr w:type="spellStart"/>
             <w:r>
               <w:rPr>
                 <w:b/>
@@ -3513,6 +3765,7 @@
               </w:rPr>
               <w:t>find_bestK</w:t>
             </w:r>
+            <w:proofErr w:type="spellEnd"/>
           </w:p>
         </w:tc>
         <w:tc>
@@ -3520,17 +3773,13 @@
             <w:tcW w:w="3513" w:type="dxa"/>
             <w:tcBorders>
               <w:top w:val="single" w:sz="2" w:space="0" w:color="CCCCCC"/>
-              <w:start w:val="single" w:sz="2" w:space="0" w:color="CCCCCC"/>
-              <w:bottom w:val="single" w:sz="2" w:space="0" w:color="CCCCCC"/>
-              <w:end w:val="single" w:sz="2" w:space="0" w:color="CCCCCC"/>
-            </w:tcBorders>
-            <w:shd w:color="auto" w:fill="FFFFFF" w:val="clear"/>
-          </w:tcPr>
-          <w:p>
-            <w:pPr>
-              <w:pStyle w:val="Normal"/>
-              <w:rPr/>
-            </w:pPr>
+              <w:left w:val="single" w:sz="2" w:space="0" w:color="CCCCCC"/>
+              <w:bottom w:val="single" w:sz="2" w:space="0" w:color="CCCCCC"/>
+              <w:right w:val="single" w:sz="2" w:space="0" w:color="CCCCCC"/>
+            </w:tcBorders>
+            <w:shd w:val="clear" w:color="auto" w:fill="FFFFFF"/>
+          </w:tcPr>
+          <w:p>
             <w:r>
               <w:rPr>
                 <w:sz w:val="22"/>
@@ -3545,17 +3794,13 @@
             <w:tcW w:w="3513" w:type="dxa"/>
             <w:tcBorders>
               <w:top w:val="single" w:sz="2" w:space="0" w:color="CCCCCC"/>
-              <w:start w:val="single" w:sz="2" w:space="0" w:color="CCCCCC"/>
-              <w:bottom w:val="single" w:sz="2" w:space="0" w:color="CCCCCC"/>
-              <w:end w:val="single" w:sz="2" w:space="0" w:color="CCCCCC"/>
-            </w:tcBorders>
-            <w:shd w:color="auto" w:fill="FFFFFF" w:val="clear"/>
-          </w:tcPr>
-          <w:p>
-            <w:pPr>
-              <w:pStyle w:val="Normal"/>
-              <w:rPr/>
-            </w:pPr>
+              <w:left w:val="single" w:sz="2" w:space="0" w:color="CCCCCC"/>
+              <w:bottom w:val="single" w:sz="2" w:space="0" w:color="CCCCCC"/>
+              <w:right w:val="single" w:sz="2" w:space="0" w:color="CCCCCC"/>
+            </w:tcBorders>
+            <w:shd w:val="clear" w:color="auto" w:fill="FFFFFF"/>
+          </w:tcPr>
+          <w:p>
             <w:r>
               <w:rPr>
                 <w:sz w:val="22"/>
@@ -3569,13 +3814,8 @@
     </w:tbl>
     <w:p>
       <w:pPr>
-        <w:pStyle w:val="Normal"/>
-        <w:spacing w:before="0" w:after="80"/>
-        <w:rPr/>
-      </w:pPr>
-      <w:r>
-        <w:rPr/>
-      </w:r>
+        <w:spacing w:after="80"/>
+      </w:pPr>
     </w:p>
     <w:p>
       <w:pPr>
@@ -3593,65 +3833,77 @@
     </w:p>
     <w:p>
       <w:pPr>
-        <w:pStyle w:val="Normal"/>
-        <w:spacing w:before="0" w:after="160"/>
-        <w:rPr/>
-      </w:pPr>
-      <w:r>
-        <w:rPr/>
-        <w:t>Más allá del ajuste de parámetros, la tabla siguiente resume el rendimiento del sistema completo sobre el conjunto de test: cuánto acierta al identificar el tipo de prenda (forma), cuánto al detectar el color, y cuánto cuando exige acertar ambas etiquetas a la vez.</w:t>
-      </w:r>
-    </w:p>
-    <w:p>
-      <w:pPr>
-        <w:pStyle w:val="Normal"/>
-        <w:spacing w:before="0" w:after="120"/>
-        <w:rPr/>
+        <w:spacing w:after="160"/>
+      </w:pPr>
+      <w:r>
+        <w:t xml:space="preserve">Más allá del ajuste de parámetros, la tabla siguiente resume el rendimiento del sistema completo sobre el conjunto </w:t>
+      </w:r>
+      <w:proofErr w:type="gramStart"/>
+      <w:r>
+        <w:t>de test</w:t>
+      </w:r>
+      <w:proofErr w:type="gramEnd"/>
+      <w:r>
+        <w:t>: cuánto acierta al identificar el tipo de prenda (forma), cuánto al detectar el color, y cuánto cuando exige acertar ambas etiquetas a la vez.</w:t>
+      </w:r>
+    </w:p>
+    <w:p>
+      <w:pPr>
+        <w:spacing w:after="120"/>
       </w:pPr>
       <w:r>
         <w:rPr>
           <w:b/>
           <w:bCs/>
         </w:rPr>
-        <w:t>Tabla 3. Precisión global del sistema de etiquetado (conjunto de test)</w:t>
+        <w:t xml:space="preserve">Tabla 3. Precisión global del sistema de etiquetado (conjunto </w:t>
+      </w:r>
+      <w:proofErr w:type="gramStart"/>
+      <w:r>
+        <w:rPr>
+          <w:b/>
+          <w:bCs/>
+        </w:rPr>
+        <w:t>de test</w:t>
+      </w:r>
+      <w:proofErr w:type="gramEnd"/>
+      <w:r>
+        <w:rPr>
+          <w:b/>
+          <w:bCs/>
+        </w:rPr>
+        <w:t>)</w:t>
       </w:r>
     </w:p>
     <w:tbl>
       <w:tblPr>
         <w:tblW w:w="9026" w:type="dxa"/>
-        <w:jc w:val="start"/>
-        <w:tblInd w:w="0" w:type="dxa"/>
         <w:tblLayout w:type="fixed"/>
         <w:tblCellMar>
           <w:top w:w="80" w:type="dxa"/>
-          <w:start w:w="120" w:type="dxa"/>
+          <w:left w:w="120" w:type="dxa"/>
           <w:bottom w:w="80" w:type="dxa"/>
-          <w:end w:w="120" w:type="dxa"/>
+          <w:right w:w="120" w:type="dxa"/>
         </w:tblCellMar>
-        <w:tblLook w:firstRow="1" w:noVBand="1" w:lastRow="0" w:firstColumn="1" w:lastColumn="0" w:noHBand="0" w:val="04a0"/>
+        <w:tblLook w:val="04A0" w:firstRow="1" w:lastRow="0" w:firstColumn="1" w:lastColumn="0" w:noHBand="0" w:noVBand="1"/>
       </w:tblPr>
       <w:tblGrid>
         <w:gridCol w:w="5826"/>
         <w:gridCol w:w="3200"/>
       </w:tblGrid>
       <w:tr>
-        <w:trPr/>
         <w:tc>
           <w:tcPr>
             <w:tcW w:w="5826" w:type="dxa"/>
             <w:tcBorders>
               <w:top w:val="single" w:sz="2" w:space="0" w:color="AAAAAA"/>
-              <w:start w:val="single" w:sz="2" w:space="0" w:color="AAAAAA"/>
+              <w:left w:val="single" w:sz="2" w:space="0" w:color="AAAAAA"/>
               <w:bottom w:val="single" w:sz="2" w:space="0" w:color="AAAAAA"/>
-              <w:end w:val="single" w:sz="2" w:space="0" w:color="AAAAAA"/>
-            </w:tcBorders>
-            <w:shd w:color="auto" w:fill="D5E8F0" w:val="clear"/>
-          </w:tcPr>
-          <w:p>
-            <w:pPr>
-              <w:pStyle w:val="Normal"/>
-              <w:rPr/>
-            </w:pPr>
+              <w:right w:val="single" w:sz="2" w:space="0" w:color="AAAAAA"/>
+            </w:tcBorders>
+            <w:shd w:val="clear" w:color="auto" w:fill="D5E8F0"/>
+          </w:tcPr>
+          <w:p>
             <w:r>
               <w:rPr>
                 <w:b/>
@@ -3666,17 +3918,13 @@
             <w:tcW w:w="3200" w:type="dxa"/>
             <w:tcBorders>
               <w:top w:val="single" w:sz="2" w:space="0" w:color="AAAAAA"/>
-              <w:start w:val="single" w:sz="2" w:space="0" w:color="AAAAAA"/>
+              <w:left w:val="single" w:sz="2" w:space="0" w:color="AAAAAA"/>
               <w:bottom w:val="single" w:sz="2" w:space="0" w:color="AAAAAA"/>
-              <w:end w:val="single" w:sz="2" w:space="0" w:color="AAAAAA"/>
-            </w:tcBorders>
-            <w:shd w:color="auto" w:fill="D5E8F0" w:val="clear"/>
-          </w:tcPr>
-          <w:p>
-            <w:pPr>
-              <w:pStyle w:val="Normal"/>
-              <w:rPr/>
-            </w:pPr>
+              <w:right w:val="single" w:sz="2" w:space="0" w:color="AAAAAA"/>
+            </w:tcBorders>
+            <w:shd w:val="clear" w:color="auto" w:fill="D5E8F0"/>
+          </w:tcPr>
+          <w:p>
             <w:r>
               <w:rPr>
                 <w:b/>
@@ -3688,23 +3936,18 @@
         </w:tc>
       </w:tr>
       <w:tr>
-        <w:trPr/>
         <w:tc>
           <w:tcPr>
             <w:tcW w:w="5826" w:type="dxa"/>
             <w:tcBorders>
               <w:top w:val="single" w:sz="2" w:space="0" w:color="CCCCCC"/>
-              <w:start w:val="single" w:sz="2" w:space="0" w:color="CCCCCC"/>
-              <w:bottom w:val="single" w:sz="2" w:space="0" w:color="CCCCCC"/>
-              <w:end w:val="single" w:sz="2" w:space="0" w:color="CCCCCC"/>
-            </w:tcBorders>
-            <w:shd w:color="auto" w:fill="FFFFFF" w:val="clear"/>
-          </w:tcPr>
-          <w:p>
-            <w:pPr>
-              <w:pStyle w:val="Normal"/>
-              <w:rPr/>
-            </w:pPr>
+              <w:left w:val="single" w:sz="2" w:space="0" w:color="CCCCCC"/>
+              <w:bottom w:val="single" w:sz="2" w:space="0" w:color="CCCCCC"/>
+              <w:right w:val="single" w:sz="2" w:space="0" w:color="CCCCCC"/>
+            </w:tcBorders>
+            <w:shd w:val="clear" w:color="auto" w:fill="FFFFFF"/>
+          </w:tcPr>
+          <w:p>
             <w:r>
               <w:rPr>
                 <w:sz w:val="22"/>
@@ -3719,17 +3962,13 @@
             <w:tcW w:w="3200" w:type="dxa"/>
             <w:tcBorders>
               <w:top w:val="single" w:sz="2" w:space="0" w:color="CCCCCC"/>
-              <w:start w:val="single" w:sz="2" w:space="0" w:color="CCCCCC"/>
-              <w:bottom w:val="single" w:sz="2" w:space="0" w:color="CCCCCC"/>
-              <w:end w:val="single" w:sz="2" w:space="0" w:color="CCCCCC"/>
-            </w:tcBorders>
-            <w:shd w:color="auto" w:fill="FFFFFF" w:val="clear"/>
-          </w:tcPr>
-          <w:p>
-            <w:pPr>
-              <w:pStyle w:val="Normal"/>
-              <w:rPr/>
-            </w:pPr>
+              <w:left w:val="single" w:sz="2" w:space="0" w:color="CCCCCC"/>
+              <w:bottom w:val="single" w:sz="2" w:space="0" w:color="CCCCCC"/>
+              <w:right w:val="single" w:sz="2" w:space="0" w:color="CCCCCC"/>
+            </w:tcBorders>
+            <w:shd w:val="clear" w:color="auto" w:fill="FFFFFF"/>
+          </w:tcPr>
+          <w:p>
             <w:r>
               <w:rPr>
                 <w:sz w:val="22"/>
@@ -3741,23 +3980,18 @@
         </w:tc>
       </w:tr>
       <w:tr>
-        <w:trPr/>
         <w:tc>
           <w:tcPr>
             <w:tcW w:w="5826" w:type="dxa"/>
             <w:tcBorders>
               <w:top w:val="single" w:sz="2" w:space="0" w:color="CCCCCC"/>
-              <w:start w:val="single" w:sz="2" w:space="0" w:color="CCCCCC"/>
-              <w:bottom w:val="single" w:sz="2" w:space="0" w:color="CCCCCC"/>
-              <w:end w:val="single" w:sz="2" w:space="0" w:color="CCCCCC"/>
-            </w:tcBorders>
-            <w:shd w:color="auto" w:fill="FFFFFF" w:val="clear"/>
-          </w:tcPr>
-          <w:p>
-            <w:pPr>
-              <w:pStyle w:val="Normal"/>
-              <w:rPr/>
-            </w:pPr>
+              <w:left w:val="single" w:sz="2" w:space="0" w:color="CCCCCC"/>
+              <w:bottom w:val="single" w:sz="2" w:space="0" w:color="CCCCCC"/>
+              <w:right w:val="single" w:sz="2" w:space="0" w:color="CCCCCC"/>
+            </w:tcBorders>
+            <w:shd w:val="clear" w:color="auto" w:fill="FFFFFF"/>
+          </w:tcPr>
+          <w:p>
             <w:r>
               <w:rPr>
                 <w:sz w:val="22"/>
@@ -3772,52 +4006,36 @@
             <w:tcW w:w="3200" w:type="dxa"/>
             <w:tcBorders>
               <w:top w:val="single" w:sz="2" w:space="0" w:color="CCCCCC"/>
-              <w:start w:val="single" w:sz="2" w:space="0" w:color="CCCCCC"/>
-              <w:bottom w:val="single" w:sz="2" w:space="0" w:color="CCCCCC"/>
-              <w:end w:val="single" w:sz="2" w:space="0" w:color="CCCCCC"/>
-            </w:tcBorders>
-            <w:shd w:color="auto" w:fill="FFFFFF" w:val="clear"/>
-          </w:tcPr>
-          <w:p>
-            <w:pPr>
-              <w:pStyle w:val="Normal"/>
-              <w:rPr/>
-            </w:pPr>
-            <w:r>
-              <w:rPr>
-                <w:sz w:val="22"/>
-                <w:szCs w:val="22"/>
-              </w:rPr>
-              <w:t>93</w:t>
-            </w:r>
-            <w:r>
-              <w:rPr>
-                <w:sz w:val="22"/>
-                <w:szCs w:val="22"/>
-              </w:rPr>
-              <w:t>.00%</w:t>
+              <w:left w:val="single" w:sz="2" w:space="0" w:color="CCCCCC"/>
+              <w:bottom w:val="single" w:sz="2" w:space="0" w:color="CCCCCC"/>
+              <w:right w:val="single" w:sz="2" w:space="0" w:color="CCCCCC"/>
+            </w:tcBorders>
+            <w:shd w:val="clear" w:color="auto" w:fill="FFFFFF"/>
+          </w:tcPr>
+          <w:p>
+            <w:r>
+              <w:rPr>
+                <w:sz w:val="22"/>
+                <w:szCs w:val="22"/>
+              </w:rPr>
+              <w:t>93.00%</w:t>
             </w:r>
           </w:p>
         </w:tc>
       </w:tr>
       <w:tr>
-        <w:trPr/>
         <w:tc>
           <w:tcPr>
             <w:tcW w:w="5826" w:type="dxa"/>
             <w:tcBorders>
               <w:top w:val="single" w:sz="2" w:space="0" w:color="CCCCCC"/>
-              <w:start w:val="single" w:sz="2" w:space="0" w:color="CCCCCC"/>
-              <w:bottom w:val="single" w:sz="2" w:space="0" w:color="CCCCCC"/>
-              <w:end w:val="single" w:sz="2" w:space="0" w:color="CCCCCC"/>
-            </w:tcBorders>
-            <w:shd w:color="auto" w:fill="EAF3F8" w:val="clear"/>
-          </w:tcPr>
-          <w:p>
-            <w:pPr>
-              <w:pStyle w:val="Normal"/>
-              <w:rPr/>
-            </w:pPr>
+              <w:left w:val="single" w:sz="2" w:space="0" w:color="CCCCCC"/>
+              <w:bottom w:val="single" w:sz="2" w:space="0" w:color="CCCCCC"/>
+              <w:right w:val="single" w:sz="2" w:space="0" w:color="CCCCCC"/>
+            </w:tcBorders>
+            <w:shd w:val="clear" w:color="auto" w:fill="EAF3F8"/>
+          </w:tcPr>
+          <w:p>
             <w:r>
               <w:rPr>
                 <w:b/>
@@ -3834,17 +4052,13 @@
             <w:tcW w:w="3200" w:type="dxa"/>
             <w:tcBorders>
               <w:top w:val="single" w:sz="2" w:space="0" w:color="CCCCCC"/>
-              <w:start w:val="single" w:sz="2" w:space="0" w:color="CCCCCC"/>
-              <w:bottom w:val="single" w:sz="2" w:space="0" w:color="CCCCCC"/>
-              <w:end w:val="single" w:sz="2" w:space="0" w:color="CCCCCC"/>
-            </w:tcBorders>
-            <w:shd w:color="auto" w:fill="EAF3F8" w:val="clear"/>
-          </w:tcPr>
-          <w:p>
-            <w:pPr>
-              <w:pStyle w:val="Normal"/>
-              <w:rPr/>
-            </w:pPr>
+              <w:left w:val="single" w:sz="2" w:space="0" w:color="CCCCCC"/>
+              <w:bottom w:val="single" w:sz="2" w:space="0" w:color="CCCCCC"/>
+              <w:right w:val="single" w:sz="2" w:space="0" w:color="CCCCCC"/>
+            </w:tcBorders>
+            <w:shd w:val="clear" w:color="auto" w:fill="EAF3F8"/>
+          </w:tcPr>
+          <w:p>
             <w:r>
               <w:rPr>
                 <w:b/>
@@ -3852,16 +4066,7 @@
                 <w:sz w:val="22"/>
                 <w:szCs w:val="22"/>
               </w:rPr>
-              <w:t>81</w:t>
-            </w:r>
-            <w:r>
-              <w:rPr>
-                <w:b/>
-                <w:bCs/>
-                <w:sz w:val="22"/>
-                <w:szCs w:val="22"/>
-              </w:rPr>
-              <w:t>.00%</w:t>
+              <w:t>81.00%</w:t>
             </w:r>
           </w:p>
         </w:tc>
@@ -3869,35 +4074,49 @@
     </w:tbl>
     <w:p>
       <w:pPr>
-        <w:pStyle w:val="Normal"/>
         <w:spacing w:before="160" w:after="160"/>
-        <w:rPr/>
-      </w:pPr>
-      <w:r>
-        <w:rPr/>
-        <w:t>* shape_accuracy diferente de KNN %, ya que lo calcula con pixeles crudos</w:t>
-      </w:r>
-    </w:p>
-    <w:p>
-      <w:pPr>
-        <w:pStyle w:val="Normal"/>
+      </w:pPr>
+      <w:r>
+        <w:t xml:space="preserve">* </w:t>
+      </w:r>
+      <w:proofErr w:type="spellStart"/>
+      <w:r>
+        <w:t>shape_accuracy</w:t>
+      </w:r>
+      <w:proofErr w:type="spellEnd"/>
+      <w:r>
+        <w:t xml:space="preserve"> diferente de KNN %, ya que lo calcula con pixeles crudos</w:t>
+      </w:r>
+    </w:p>
+    <w:p>
+      <w:pPr>
         <w:spacing w:before="160" w:after="160"/>
-        <w:rPr/>
-      </w:pPr>
-      <w:r>
-        <w:rPr/>
-        <w:t>El sistema identifica la forma con bastante fiabilidad (87.78%) y el color algo por debajo (82.00%). La precisión conjunta cae al 70.00% porque exige acertar las dos etiquetas en la misma imagen: cada error de forma o de color se descuenta del total, así que esta cifra es siempre menor o igual que las dos anteriores y refleja el rendimiento real de cara a una búsqueda como “pink dress”.</w:t>
-      </w:r>
-    </w:p>
-    <w:p>
-      <w:pPr>
-        <w:pStyle w:val="Normal"/>
-        <w:spacing w:before="0" w:after="80"/>
-        <w:rPr/>
-      </w:pPr>
-      <w:r>
-        <w:rPr/>
-      </w:r>
+      </w:pPr>
+      <w:r>
+        <w:lastRenderedPageBreak/>
+        <w:t>El sistema identifica la forma con bastante fiabilidad (87.78%) y el color algo por debajo (82.00%). La precisión conjunta cae al 70.00% porque exige acertar las dos etiquetas en la misma imagen: cada error de forma o de color se descuenta del total, así que esta cifra es siempre menor o igual que las dos anteriores y refleja el rendimiento real de cara a una búsqueda como “</w:t>
+      </w:r>
+      <w:proofErr w:type="spellStart"/>
+      <w:r>
+        <w:t>pink</w:t>
+      </w:r>
+      <w:proofErr w:type="spellEnd"/>
+      <w:r>
+        <w:t xml:space="preserve"> </w:t>
+      </w:r>
+      <w:proofErr w:type="spellStart"/>
+      <w:r>
+        <w:t>dress</w:t>
+      </w:r>
+      <w:proofErr w:type="spellEnd"/>
+      <w:r>
+        <w:t>”.</w:t>
+      </w:r>
+    </w:p>
+    <w:p>
+      <w:pPr>
+        <w:spacing w:after="80"/>
+      </w:pPr>
     </w:p>
     <w:p>
       <w:pPr>
@@ -3915,406 +4134,451 @@
     </w:p>
     <w:p>
       <w:pPr>
-        <w:pStyle w:val="Normal"/>
-        <w:spacing w:before="0" w:after="160"/>
-        <w:rPr/>
-      </w:pPr>
-      <w:r>
-        <w:rPr/>
+        <w:spacing w:after="160"/>
+      </w:pPr>
+      <w:r>
         <w:t>Este proyecto demuestra que no hacen falta algoritmos sofisticados para etiquetar ropa de forma fiable. Con KNN reconocemos el tipo de prenda y con K-Means resumimos sus colores principales, y con eso basta para cumplir el objetivo.</w:t>
       </w:r>
     </w:p>
     <w:p>
       <w:pPr>
-        <w:pStyle w:val="Normal"/>
         <w:numPr>
           <w:ilvl w:val="0"/>
           <w:numId w:val="3"/>
         </w:numPr>
-        <w:spacing w:before="0" w:after="160"/>
-        <w:rPr/>
-      </w:pPr>
-      <w:r>
-        <w:rPr/>
-        <w:t>KNN funciona bien sobre todo gracias al “shape features”, que aguanta mucho mejor los cambios de posición y de fondo que la imagen en gris sin más. También ayuda que las imágenes estén bien preparadas y tengan todas el mismo formato.</w:t>
-      </w:r>
-    </w:p>
-    <w:p>
-      <w:pPr>
-        <w:pStyle w:val="Normal"/>
+        <w:spacing w:after="160"/>
+      </w:pPr>
+      <w:r>
+        <w:t>KNN funciona bien sobre todo gracias al “</w:t>
+      </w:r>
+      <w:proofErr w:type="spellStart"/>
+      <w:r>
+        <w:t>shape</w:t>
+      </w:r>
+      <w:proofErr w:type="spellEnd"/>
+      <w:r>
+        <w:t xml:space="preserve"> </w:t>
+      </w:r>
+      <w:proofErr w:type="spellStart"/>
+      <w:r>
+        <w:t>features</w:t>
+      </w:r>
+      <w:proofErr w:type="spellEnd"/>
+      <w:r>
+        <w:t xml:space="preserve">”, que aguanta mucho mejor los cambios de posición y de fondo que la imagen en gris sin más. También ayuda que las imágenes estén bien preparadas y tengan </w:t>
+      </w:r>
+      <w:proofErr w:type="gramStart"/>
+      <w:r>
+        <w:t>todas el mismo formato</w:t>
+      </w:r>
+      <w:proofErr w:type="gramEnd"/>
+      <w:r>
+        <w:t>.</w:t>
+      </w:r>
+    </w:p>
+    <w:p>
+      <w:pPr>
         <w:numPr>
           <w:ilvl w:val="0"/>
           <w:numId w:val="3"/>
         </w:numPr>
-        <w:spacing w:before="0" w:after="160"/>
-        <w:rPr/>
-      </w:pPr>
-      <w:r>
-        <w:rPr/>
-        <w:t>En KNN usamos K=1 con shape features porque es el valor que da más accuracy en el test (91.30%), 19.28 puntos por encima del método original con píxeles en gris (72.02% con K=5).</w:t>
-      </w:r>
-    </w:p>
-    <w:p>
-      <w:pPr>
-        <w:pStyle w:val="Normal"/>
-        <w:spacing w:before="0" w:after="160"/>
-        <w:rPr/>
-      </w:pPr>
-      <w:r>
-        <w:rPr/>
-      </w:r>
-    </w:p>
-    <w:p>
-      <w:pPr>
-        <w:pStyle w:val="Normal"/>
+        <w:spacing w:after="160"/>
+      </w:pPr>
+      <w:r>
+        <w:t xml:space="preserve">En KNN usamos K=1 con </w:t>
+      </w:r>
+      <w:proofErr w:type="spellStart"/>
+      <w:r>
+        <w:t>shape</w:t>
+      </w:r>
+      <w:proofErr w:type="spellEnd"/>
+      <w:r>
+        <w:t xml:space="preserve"> </w:t>
+      </w:r>
+      <w:proofErr w:type="spellStart"/>
+      <w:r>
+        <w:t>features</w:t>
+      </w:r>
+      <w:proofErr w:type="spellEnd"/>
+      <w:r>
+        <w:t xml:space="preserve"> porque es el valor que da más </w:t>
+      </w:r>
+      <w:proofErr w:type="spellStart"/>
+      <w:r>
+        <w:t>accuracy</w:t>
+      </w:r>
+      <w:proofErr w:type="spellEnd"/>
+      <w:r>
+        <w:t xml:space="preserve"> en el test (91.30%), 19.28 puntos por encima del método original con píxeles en gris (72.02% con K=5).</w:t>
+      </w:r>
+    </w:p>
+    <w:p>
+      <w:pPr>
         <w:numPr>
           <w:ilvl w:val="0"/>
           <w:numId w:val="3"/>
         </w:numPr>
-        <w:spacing w:before="0" w:after="160"/>
-        <w:rPr/>
-      </w:pPr>
-      <w:r>
-        <w:rPr/>
-        <w:t>Usamos accuracy como métrica porque el dataset está equilibrado y fallar en una clase cuesta lo mismo que fallar en otra.</w:t>
-      </w:r>
-    </w:p>
-    <w:p>
-      <w:pPr>
-        <w:pStyle w:val="Normal"/>
+        <w:spacing w:after="160"/>
+      </w:pPr>
+      <w:r>
+        <w:t xml:space="preserve">Usamos </w:t>
+      </w:r>
+      <w:proofErr w:type="spellStart"/>
+      <w:r>
+        <w:t>accuracy</w:t>
+      </w:r>
+      <w:proofErr w:type="spellEnd"/>
+      <w:r>
+        <w:t xml:space="preserve"> como métrica porque el </w:t>
+      </w:r>
+      <w:proofErr w:type="spellStart"/>
+      <w:r>
+        <w:t>dataset</w:t>
+      </w:r>
+      <w:proofErr w:type="spellEnd"/>
+      <w:r>
+        <w:t xml:space="preserve"> está equilibrado y fallar en una clase cuesta lo mismo que fallar en otra.</w:t>
+      </w:r>
+    </w:p>
+    <w:p>
+      <w:pPr>
         <w:numPr>
           <w:ilvl w:val="0"/>
           <w:numId w:val="3"/>
         </w:numPr>
-        <w:spacing w:before="0" w:after="160"/>
-        <w:rPr/>
-      </w:pPr>
-      <w:r>
-        <w:rPr/>
-        <w:t>K-Means resume bien cada imagen en unos pocos colores dominantes. El número de colores no lo fijamos a mano: find_bestK se queda con K=3 por su cuenta, parando en cuanto la mejora del WCD baja del 20%.</w:t>
-      </w:r>
-    </w:p>
-    <w:p>
-      <w:pPr>
-        <w:pStyle w:val="Normal"/>
+        <w:spacing w:after="160"/>
+      </w:pPr>
+      <w:r>
+        <w:t xml:space="preserve">K-Means resume bien cada imagen en unos pocos colores dominantes. El número de colores no lo fijamos a mano: </w:t>
+      </w:r>
+      <w:proofErr w:type="spellStart"/>
+      <w:r>
+        <w:t>find_bestK</w:t>
+      </w:r>
+      <w:proofErr w:type="spellEnd"/>
+      <w:r>
+        <w:t xml:space="preserve"> se queda con K=3 por su cuenta, parando en cuanto la mejora del WCD baja del 20%.</w:t>
+      </w:r>
+    </w:p>
+    <w:p>
+      <w:pPr>
         <w:numPr>
           <w:ilvl w:val="0"/>
           <w:numId w:val="3"/>
         </w:numPr>
-        <w:spacing w:before="0" w:after="160"/>
-        <w:rPr/>
-      </w:pPr>
-      <w:r>
-        <w:rPr/>
-        <w:t>La forma de elegir los centroides iniciales también cuenta. Usamos kmeans++ porque los separa bien desde el principio, converge en menos pasos y los colores que salen son más representativos.</w:t>
-      </w:r>
-    </w:p>
-    <w:p>
-      <w:pPr>
-        <w:pStyle w:val="Normal"/>
+        <w:spacing w:after="160"/>
+      </w:pPr>
+      <w:r>
+        <w:t xml:space="preserve">La forma de elegir los centroides iniciales también cuenta. Usamos </w:t>
+      </w:r>
+      <w:proofErr w:type="spellStart"/>
+      <w:r>
+        <w:t>kmeans</w:t>
+      </w:r>
+      <w:proofErr w:type="spellEnd"/>
+      <w:r>
+        <w:t>++ porque los separa bien desde el principio, converge en menos pasos y los colores que salen son más representativos.</w:t>
+      </w:r>
+    </w:p>
+    <w:p>
+      <w:pPr>
         <w:numPr>
           <w:ilvl w:val="0"/>
           <w:numId w:val="3"/>
         </w:numPr>
-        <w:spacing w:before="0" w:after="160"/>
-        <w:rPr/>
-      </w:pPr>
-      <w:r>
-        <w:rPr/>
+        <w:spacing w:after="160"/>
+      </w:pPr>
+      <w:r>
         <w:t>La K importa en los dos algoritmos, aunque significan cosas distintas: en KNN son los vecinos que se consultan y en K-Means los grupos de color que se extraen.</w:t>
       </w:r>
     </w:p>
     <w:p>
       <w:pPr>
-        <w:pStyle w:val="Normal"/>
         <w:numPr>
           <w:ilvl w:val="0"/>
           <w:numId w:val="3"/>
         </w:numPr>
-        <w:spacing w:before="0" w:after="160"/>
-        <w:rPr/>
-      </w:pPr>
-      <w:r>
-        <w:rPr/>
-        <w:t>El sistema va muy bien con datasets pequeños, pero podría ralentizarse al crecer.</w:t>
-      </w:r>
-    </w:p>
-    <w:p>
-      <w:pPr>
-        <w:pStyle w:val="Normal"/>
-        <w:spacing w:before="0" w:after="160"/>
-        <w:rPr/>
-      </w:pPr>
-      <w:r>
-        <w:rPr/>
-      </w:r>
+        <w:spacing w:after="160"/>
+      </w:pPr>
+      <w:r>
+        <w:t xml:space="preserve">El sistema va muy bien con </w:t>
+      </w:r>
+      <w:proofErr w:type="spellStart"/>
+      <w:r>
+        <w:t>datasets</w:t>
+      </w:r>
+      <w:proofErr w:type="spellEnd"/>
+      <w:r>
+        <w:t xml:space="preserve"> pequeños, pero podría ralentizarse al crecer.</w:t>
+      </w:r>
+    </w:p>
+    <w:p>
+      <w:pPr>
+        <w:spacing w:after="160"/>
+      </w:pPr>
     </w:p>
     <w:sectPr>
-      <w:type w:val="nextPage"/>
       <w:pgSz w:w="11906" w:h="16838"/>
-      <w:pgMar w:left="1440" w:right="1440" w:gutter="0" w:header="0" w:top="1440" w:footer="0" w:bottom="1440"/>
-      <w:pgNumType w:fmt="decimal"/>
-      <w:formProt w:val="false"/>
-      <w:textDirection w:val="lrTb"/>
-      <w:docGrid w:type="default" w:linePitch="360" w:charSpace="0"/>
+      <w:pgMar w:top="1440" w:right="1440" w:bottom="1440" w:left="1440" w:header="0" w:footer="0" w:gutter="0"/>
+      <w:cols w:space="720"/>
+      <w:formProt w:val="0"/>
+      <w:docGrid w:linePitch="360"/>
     </w:sectPr>
   </w:body>
 </w:document>
 </file>
 
 <file path=word/numbering.xml><?xml version="1.0" encoding="utf-8"?>
-<w:numbering xmlns:w="http://schemas.openxmlformats.org/wordprocessingml/2006/main" xmlns:o="urn:schemas-microsoft-com:office:office" xmlns:r="http://schemas.openxmlformats.org/officeDocument/2006/relationships" xmlns:v="urn:schemas-microsoft-com:vml" xmlns:mc="http://schemas.openxmlformats.org/markup-compatibility/2006" xmlns:w14="http://schemas.microsoft.com/office/word/2010/wordml" mc:Ignorable="w14">
-  <w:abstractNum w:abstractNumId="1">
+<w:numbering xmlns:wpc="http://schemas.microsoft.com/office/word/2010/wordprocessingCanvas" xmlns:cx="http://schemas.microsoft.com/office/drawing/2014/chartex" xmlns:cx1="http://schemas.microsoft.com/office/drawing/2015/9/8/chartex" xmlns:cx2="http://schemas.microsoft.com/office/drawing/2015/10/21/chartex" xmlns:cx3="http://schemas.microsoft.com/office/drawing/2016/5/9/chartex" xmlns:cx4="http://schemas.microsoft.com/office/drawing/2016/5/10/chartex" xmlns:cx5="http://schemas.microsoft.com/office/drawing/2016/5/11/chartex" xmlns:cx6="http://schemas.microsoft.com/office/drawing/2016/5/12/chartex" xmlns:cx7="http://schemas.microsoft.com/office/drawing/2016/5/13/chartex" xmlns:cx8="http://schemas.microsoft.com/office/drawing/2016/5/14/chartex" xmlns:mc="http://schemas.openxmlformats.org/markup-compatibility/2006" xmlns:aink="http://schemas.microsoft.com/office/drawing/2016/ink" xmlns:am3d="http://schemas.microsoft.com/office/drawing/2017/model3d" xmlns:o="urn:schemas-microsoft-com:office:office" xmlns:oel="http://schemas.microsoft.com/office/2019/extlst" xmlns:r="http://schemas.openxmlformats.org/officeDocument/2006/relationships" xmlns:m="http://schemas.openxmlformats.org/officeDocument/2006/math" xmlns:v="urn:schemas-microsoft-com:vml" xmlns:wp14="http://schemas.microsoft.com/office/word/2010/wordprocessingDrawing" xmlns:wp="http://schemas.openxmlformats.org/drawingml/2006/wordprocessingDrawing" xmlns:w10="urn:schemas-microsoft-com:office:word" xmlns:w="http://schemas.openxmlformats.org/wordprocessingml/2006/main" xmlns:w14="http://schemas.microsoft.com/office/word/2010/wordml" xmlns:w15="http://schemas.microsoft.com/office/word/2012/wordml" xmlns:w16cex="http://schemas.microsoft.com/office/word/2018/wordml/cex" xmlns:w16cid="http://schemas.microsoft.com/office/word/2016/wordml/cid" xmlns:w16="http://schemas.microsoft.com/office/word/2018/wordml" xmlns:w16du="http://schemas.microsoft.com/office/word/2023/wordml/word16du" xmlns:w16sdtdh="http://schemas.microsoft.com/office/word/2020/wordml/sdtdatahash" xmlns:w16sdtfl="http://schemas.microsoft.com/office/word/2024/wordml/sdtformatlock" xmlns:w16se="http://schemas.microsoft.com/office/word/2015/wordml/symex" xmlns:wpg="http://schemas.microsoft.com/office/word/2010/wordprocessingGroup" xmlns:wpi="http://schemas.microsoft.com/office/word/2010/wordprocessingInk" xmlns:wne="http://schemas.microsoft.com/office/word/2006/wordml" xmlns:wps="http://schemas.microsoft.com/office/word/2010/wordprocessingShape" mc:Ignorable="w14 w15 w16se w16cid w16 w16cex w16sdtdh w16sdtfl w16du wp14">
+  <w:abstractNum w:abstractNumId="0" w15:restartNumberingAfterBreak="0">
+    <w:nsid w:val="05D56C99"/>
+    <w:multiLevelType w:val="multilevel"/>
+    <w:tmpl w:val="F7A4E198"/>
+    <w:lvl w:ilvl="0">
+      <w:start w:val="1"/>
+      <w:numFmt w:val="none"/>
+      <w:suff w:val="nothing"/>
+      <w:lvlText w:val=""/>
+      <w:lvlJc w:val="left"/>
+      <w:pPr>
+        <w:tabs>
+          <w:tab w:val="num" w:pos="0"/>
+        </w:tabs>
+        <w:ind w:left="0" w:firstLine="0"/>
+      </w:pPr>
+    </w:lvl>
+    <w:lvl w:ilvl="1">
+      <w:start w:val="1"/>
+      <w:numFmt w:val="none"/>
+      <w:suff w:val="nothing"/>
+      <w:lvlText w:val=""/>
+      <w:lvlJc w:val="left"/>
+      <w:pPr>
+        <w:tabs>
+          <w:tab w:val="num" w:pos="0"/>
+        </w:tabs>
+        <w:ind w:left="0" w:firstLine="0"/>
+      </w:pPr>
+    </w:lvl>
+    <w:lvl w:ilvl="2">
+      <w:start w:val="1"/>
+      <w:numFmt w:val="none"/>
+      <w:suff w:val="nothing"/>
+      <w:lvlText w:val=""/>
+      <w:lvlJc w:val="left"/>
+      <w:pPr>
+        <w:tabs>
+          <w:tab w:val="num" w:pos="0"/>
+        </w:tabs>
+        <w:ind w:left="0" w:firstLine="0"/>
+      </w:pPr>
+    </w:lvl>
+    <w:lvl w:ilvl="3">
+      <w:start w:val="1"/>
+      <w:numFmt w:val="none"/>
+      <w:suff w:val="nothing"/>
+      <w:lvlText w:val=""/>
+      <w:lvlJc w:val="left"/>
+      <w:pPr>
+        <w:tabs>
+          <w:tab w:val="num" w:pos="0"/>
+        </w:tabs>
+        <w:ind w:left="0" w:firstLine="0"/>
+      </w:pPr>
+    </w:lvl>
+    <w:lvl w:ilvl="4">
+      <w:start w:val="1"/>
+      <w:numFmt w:val="none"/>
+      <w:suff w:val="nothing"/>
+      <w:lvlText w:val=""/>
+      <w:lvlJc w:val="left"/>
+      <w:pPr>
+        <w:tabs>
+          <w:tab w:val="num" w:pos="0"/>
+        </w:tabs>
+        <w:ind w:left="0" w:firstLine="0"/>
+      </w:pPr>
+    </w:lvl>
+    <w:lvl w:ilvl="5">
+      <w:start w:val="1"/>
+      <w:numFmt w:val="none"/>
+      <w:suff w:val="nothing"/>
+      <w:lvlText w:val=""/>
+      <w:lvlJc w:val="left"/>
+      <w:pPr>
+        <w:tabs>
+          <w:tab w:val="num" w:pos="0"/>
+        </w:tabs>
+        <w:ind w:left="0" w:firstLine="0"/>
+      </w:pPr>
+    </w:lvl>
+    <w:lvl w:ilvl="6">
+      <w:start w:val="1"/>
+      <w:numFmt w:val="none"/>
+      <w:suff w:val="nothing"/>
+      <w:lvlText w:val=""/>
+      <w:lvlJc w:val="left"/>
+      <w:pPr>
+        <w:tabs>
+          <w:tab w:val="num" w:pos="0"/>
+        </w:tabs>
+        <w:ind w:left="0" w:firstLine="0"/>
+      </w:pPr>
+    </w:lvl>
+    <w:lvl w:ilvl="7">
+      <w:start w:val="1"/>
+      <w:numFmt w:val="none"/>
+      <w:suff w:val="nothing"/>
+      <w:lvlText w:val=""/>
+      <w:lvlJc w:val="left"/>
+      <w:pPr>
+        <w:tabs>
+          <w:tab w:val="num" w:pos="0"/>
+        </w:tabs>
+        <w:ind w:left="0" w:firstLine="0"/>
+      </w:pPr>
+    </w:lvl>
+    <w:lvl w:ilvl="8">
+      <w:start w:val="1"/>
+      <w:numFmt w:val="none"/>
+      <w:suff w:val="nothing"/>
+      <w:lvlText w:val=""/>
+      <w:lvlJc w:val="left"/>
+      <w:pPr>
+        <w:tabs>
+          <w:tab w:val="num" w:pos="0"/>
+        </w:tabs>
+        <w:ind w:left="0" w:firstLine="0"/>
+      </w:pPr>
+    </w:lvl>
+  </w:abstractNum>
+  <w:abstractNum w:abstractNumId="1" w15:restartNumberingAfterBreak="0">
+    <w:nsid w:val="3E1625D9"/>
+    <w:multiLevelType w:val="multilevel"/>
+    <w:tmpl w:val="C42073B8"/>
     <w:lvl w:ilvl="0">
       <w:start w:val="1"/>
       <w:numFmt w:val="decimal"/>
       <w:lvlText w:val="%1."/>
-      <w:lvlJc w:val="start"/>
+      <w:lvlJc w:val="left"/>
       <w:pPr>
         <w:tabs>
           <w:tab w:val="num" w:pos="0"/>
         </w:tabs>
-        <w:ind w:start="720" w:hanging="360"/>
-      </w:pPr>
-      <w:rPr/>
+        <w:ind w:left="720" w:hanging="360"/>
+      </w:pPr>
     </w:lvl>
     <w:lvl w:ilvl="1">
       <w:start w:val="1"/>
       <w:numFmt w:val="decimal"/>
       <w:lvlText w:val="%2."/>
-      <w:lvlJc w:val="start"/>
+      <w:lvlJc w:val="left"/>
       <w:pPr>
         <w:tabs>
           <w:tab w:val="num" w:pos="1080"/>
         </w:tabs>
-        <w:ind w:start="1080" w:hanging="360"/>
-      </w:pPr>
-      <w:rPr/>
+        <w:ind w:left="1080" w:hanging="360"/>
+      </w:pPr>
     </w:lvl>
     <w:lvl w:ilvl="2">
       <w:start w:val="1"/>
       <w:numFmt w:val="decimal"/>
       <w:lvlText w:val="%3."/>
-      <w:lvlJc w:val="start"/>
+      <w:lvlJc w:val="left"/>
       <w:pPr>
         <w:tabs>
           <w:tab w:val="num" w:pos="1440"/>
         </w:tabs>
-        <w:ind w:start="1440" w:hanging="360"/>
-      </w:pPr>
-      <w:rPr/>
+        <w:ind w:left="1440" w:hanging="360"/>
+      </w:pPr>
     </w:lvl>
     <w:lvl w:ilvl="3">
       <w:start w:val="1"/>
       <w:numFmt w:val="decimal"/>
       <w:lvlText w:val="%4."/>
-      <w:lvlJc w:val="start"/>
+      <w:lvlJc w:val="left"/>
       <w:pPr>
         <w:tabs>
           <w:tab w:val="num" w:pos="1800"/>
         </w:tabs>
-        <w:ind w:start="1800" w:hanging="360"/>
-      </w:pPr>
-      <w:rPr/>
+        <w:ind w:left="1800" w:hanging="360"/>
+      </w:pPr>
     </w:lvl>
     <w:lvl w:ilvl="4">
       <w:start w:val="1"/>
       <w:numFmt w:val="decimal"/>
       <w:lvlText w:val="%5."/>
-      <w:lvlJc w:val="start"/>
+      <w:lvlJc w:val="left"/>
       <w:pPr>
         <w:tabs>
           <w:tab w:val="num" w:pos="2160"/>
         </w:tabs>
-        <w:ind w:start="2160" w:hanging="360"/>
-      </w:pPr>
-      <w:rPr/>
+        <w:ind w:left="2160" w:hanging="360"/>
+      </w:pPr>
     </w:lvl>
     <w:lvl w:ilvl="5">
       <w:start w:val="1"/>
       <w:numFmt w:val="decimal"/>
       <w:lvlText w:val="%6."/>
-      <w:lvlJc w:val="start"/>
+      <w:lvlJc w:val="left"/>
       <w:pPr>
         <w:tabs>
           <w:tab w:val="num" w:pos="2520"/>
         </w:tabs>
-        <w:ind w:start="2520" w:hanging="360"/>
-      </w:pPr>
-      <w:rPr/>
+        <w:ind w:left="2520" w:hanging="360"/>
+      </w:pPr>
     </w:lvl>
     <w:lvl w:ilvl="6">
       <w:start w:val="1"/>
       <w:numFmt w:val="decimal"/>
       <w:lvlText w:val="%7."/>
-      <w:lvlJc w:val="start"/>
+      <w:lvlJc w:val="left"/>
       <w:pPr>
         <w:tabs>
           <w:tab w:val="num" w:pos="2880"/>
         </w:tabs>
-        <w:ind w:start="2880" w:hanging="360"/>
-      </w:pPr>
-      <w:rPr/>
+        <w:ind w:left="2880" w:hanging="360"/>
+      </w:pPr>
     </w:lvl>
     <w:lvl w:ilvl="7">
       <w:start w:val="1"/>
       <w:numFmt w:val="decimal"/>
       <w:lvlText w:val="%8."/>
-      <w:lvlJc w:val="start"/>
+      <w:lvlJc w:val="left"/>
       <w:pPr>
         <w:tabs>
           <w:tab w:val="num" w:pos="3240"/>
         </w:tabs>
-        <w:ind w:start="3240" w:hanging="360"/>
-      </w:pPr>
-      <w:rPr/>
+        <w:ind w:left="3240" w:hanging="360"/>
+      </w:pPr>
     </w:lvl>
     <w:lvl w:ilvl="8">
       <w:start w:val="1"/>
       <w:numFmt w:val="decimal"/>
       <w:lvlText w:val="%9."/>
-      <w:lvlJc w:val="start"/>
+      <w:lvlJc w:val="left"/>
       <w:pPr>
         <w:tabs>
           <w:tab w:val="num" w:pos="3600"/>
         </w:tabs>
-        <w:ind w:start="3600" w:hanging="360"/>
-      </w:pPr>
-      <w:rPr/>
+        <w:ind w:left="3600" w:hanging="360"/>
+      </w:pPr>
     </w:lvl>
   </w:abstractNum>
-  <w:abstractNum w:abstractNumId="2">
+  <w:abstractNum w:abstractNumId="2" w15:restartNumberingAfterBreak="0">
+    <w:nsid w:val="45906434"/>
+    <w:multiLevelType w:val="multilevel"/>
+    <w:tmpl w:val="BCEAF026"/>
     <w:lvl w:ilvl="0">
       <w:start w:val="1"/>
       <w:numFmt w:val="bullet"/>
       <w:lvlText w:val=""/>
-      <w:lvlJc w:val="start"/>
-      <w:pPr>
-        <w:tabs>
-          <w:tab w:val="num" w:pos="0"/>
-        </w:tabs>
-        <w:ind w:start="720" w:hanging="360"/>
-      </w:pPr>
-      <w:rPr>
-        <w:rFonts w:ascii="Symbol" w:hAnsi="Symbol" w:cs="Symbol" w:hint="default"/>
-      </w:rPr>
-    </w:lvl>
-    <w:lvl w:ilvl="1">
-      <w:start w:val="1"/>
-      <w:numFmt w:val="decimal"/>
-      <w:lvlText w:val="%2."/>
-      <w:lvlJc w:val="start"/>
-      <w:pPr>
-        <w:tabs>
-          <w:tab w:val="num" w:pos="1080"/>
-        </w:tabs>
-        <w:ind w:start="1080" w:hanging="360"/>
-      </w:pPr>
-      <w:rPr/>
-    </w:lvl>
-    <w:lvl w:ilvl="2">
-      <w:start w:val="1"/>
-      <w:numFmt w:val="decimal"/>
-      <w:lvlText w:val="%3."/>
-      <w:lvlJc w:val="start"/>
-      <w:pPr>
-        <w:tabs>
-          <w:tab w:val="num" w:pos="1440"/>
-        </w:tabs>
-        <w:ind w:start="1440" w:hanging="360"/>
-      </w:pPr>
-      <w:rPr/>
-    </w:lvl>
-    <w:lvl w:ilvl="3">
-      <w:start w:val="1"/>
-      <w:numFmt w:val="decimal"/>
-      <w:lvlText w:val="%4."/>
-      <w:lvlJc w:val="start"/>
-      <w:pPr>
-        <w:tabs>
-          <w:tab w:val="num" w:pos="1800"/>
-        </w:tabs>
-        <w:ind w:start="1800" w:hanging="360"/>
-      </w:pPr>
-      <w:rPr/>
-    </w:lvl>
-    <w:lvl w:ilvl="4">
-      <w:start w:val="1"/>
-      <w:numFmt w:val="decimal"/>
-      <w:lvlText w:val="%5."/>
-      <w:lvlJc w:val="start"/>
-      <w:pPr>
-        <w:tabs>
-          <w:tab w:val="num" w:pos="2160"/>
-        </w:tabs>
-        <w:ind w:start="2160" w:hanging="360"/>
-      </w:pPr>
-      <w:rPr/>
-    </w:lvl>
-    <w:lvl w:ilvl="5">
-      <w:start w:val="1"/>
-      <w:numFmt w:val="decimal"/>
-      <w:lvlText w:val="%6."/>
-      <w:lvlJc w:val="start"/>
-      <w:pPr>
-        <w:tabs>
-          <w:tab w:val="num" w:pos="2520"/>
-        </w:tabs>
-        <w:ind w:start="2520" w:hanging="360"/>
-      </w:pPr>
-      <w:rPr/>
-    </w:lvl>
-    <w:lvl w:ilvl="6">
-      <w:start w:val="1"/>
-      <w:numFmt w:val="decimal"/>
-      <w:lvlText w:val="%7."/>
-      <w:lvlJc w:val="start"/>
-      <w:pPr>
-        <w:tabs>
-          <w:tab w:val="num" w:pos="2880"/>
-        </w:tabs>
-        <w:ind w:start="2880" w:hanging="360"/>
-      </w:pPr>
-      <w:rPr/>
-    </w:lvl>
-    <w:lvl w:ilvl="7">
-      <w:start w:val="1"/>
-      <w:numFmt w:val="decimal"/>
-      <w:lvlText w:val="%8."/>
-      <w:lvlJc w:val="start"/>
-      <w:pPr>
-        <w:tabs>
-          <w:tab w:val="num" w:pos="3240"/>
-        </w:tabs>
-        <w:ind w:start="3240" w:hanging="360"/>
-      </w:pPr>
-      <w:rPr/>
-    </w:lvl>
-    <w:lvl w:ilvl="8">
-      <w:start w:val="1"/>
-      <w:numFmt w:val="decimal"/>
-      <w:lvlText w:val="%9."/>
-      <w:lvlJc w:val="start"/>
-      <w:pPr>
-        <w:tabs>
-          <w:tab w:val="num" w:pos="3600"/>
-        </w:tabs>
-        <w:ind w:start="3600" w:hanging="360"/>
-      </w:pPr>
-      <w:rPr/>
-    </w:lvl>
-  </w:abstractNum>
-  <w:abstractNum w:abstractNumId="3">
-    <w:lvl w:ilvl="0">
-      <w:start w:val="1"/>
-      <w:numFmt w:val="bullet"/>
-      <w:lvlText w:val=""/>
-      <w:lvlJc w:val="start"/>
+      <w:lvlJc w:val="left"/>
       <w:pPr>
         <w:tabs>
           <w:tab w:val="num" w:pos="720"/>
         </w:tabs>
-        <w:ind w:start="720" w:hanging="360"/>
+        <w:ind w:left="720" w:hanging="360"/>
       </w:pPr>
       <w:rPr>
         <w:rFonts w:ascii="Symbol" w:hAnsi="Symbol" w:cs="Symbol" w:hint="default"/>
@@ -4325,12 +4589,12 @@
       <w:start w:val="1"/>
       <w:numFmt w:val="bullet"/>
       <w:lvlText w:val="o"/>
-      <w:lvlJc w:val="start"/>
+      <w:lvlJc w:val="left"/>
       <w:pPr>
         <w:tabs>
           <w:tab w:val="num" w:pos="1440"/>
         </w:tabs>
-        <w:ind w:start="1440" w:hanging="360"/>
+        <w:ind w:left="1440" w:hanging="360"/>
       </w:pPr>
       <w:rPr>
         <w:rFonts w:ascii="Courier New" w:hAnsi="Courier New" w:cs="Courier New" w:hint="default"/>
@@ -4341,12 +4605,12 @@
       <w:start w:val="1"/>
       <w:numFmt w:val="bullet"/>
       <w:lvlText w:val=""/>
-      <w:lvlJc w:val="start"/>
+      <w:lvlJc w:val="left"/>
       <w:pPr>
         <w:tabs>
           <w:tab w:val="num" w:pos="2160"/>
         </w:tabs>
-        <w:ind w:start="2160" w:hanging="360"/>
+        <w:ind w:left="2160" w:hanging="360"/>
       </w:pPr>
       <w:rPr>
         <w:rFonts w:ascii="Wingdings" w:hAnsi="Wingdings" w:cs="Wingdings" w:hint="default"/>
@@ -4357,12 +4621,12 @@
       <w:start w:val="1"/>
       <w:numFmt w:val="bullet"/>
       <w:lvlText w:val=""/>
-      <w:lvlJc w:val="start"/>
+      <w:lvlJc w:val="left"/>
       <w:pPr>
         <w:tabs>
           <w:tab w:val="num" w:pos="2880"/>
         </w:tabs>
-        <w:ind w:start="2880" w:hanging="360"/>
+        <w:ind w:left="2880" w:hanging="360"/>
       </w:pPr>
       <w:rPr>
         <w:rFonts w:ascii="Wingdings" w:hAnsi="Wingdings" w:cs="Wingdings" w:hint="default"/>
@@ -4373,12 +4637,12 @@
       <w:start w:val="1"/>
       <w:numFmt w:val="bullet"/>
       <w:lvlText w:val=""/>
-      <w:lvlJc w:val="start"/>
+      <w:lvlJc w:val="left"/>
       <w:pPr>
         <w:tabs>
           <w:tab w:val="num" w:pos="3600"/>
         </w:tabs>
-        <w:ind w:start="3600" w:hanging="360"/>
+        <w:ind w:left="3600" w:hanging="360"/>
       </w:pPr>
       <w:rPr>
         <w:rFonts w:ascii="Wingdings" w:hAnsi="Wingdings" w:cs="Wingdings" w:hint="default"/>
@@ -4389,12 +4653,12 @@
       <w:start w:val="1"/>
       <w:numFmt w:val="bullet"/>
       <w:lvlText w:val=""/>
-      <w:lvlJc w:val="start"/>
+      <w:lvlJc w:val="left"/>
       <w:pPr>
         <w:tabs>
           <w:tab w:val="num" w:pos="4320"/>
         </w:tabs>
-        <w:ind w:start="4320" w:hanging="360"/>
+        <w:ind w:left="4320" w:hanging="360"/>
       </w:pPr>
       <w:rPr>
         <w:rFonts w:ascii="Wingdings" w:hAnsi="Wingdings" w:cs="Wingdings" w:hint="default"/>
@@ -4405,12 +4669,12 @@
       <w:start w:val="1"/>
       <w:numFmt w:val="bullet"/>
       <w:lvlText w:val=""/>
-      <w:lvlJc w:val="start"/>
+      <w:lvlJc w:val="left"/>
       <w:pPr>
         <w:tabs>
           <w:tab w:val="num" w:pos="5040"/>
         </w:tabs>
-        <w:ind w:start="5040" w:hanging="360"/>
+        <w:ind w:left="5040" w:hanging="360"/>
       </w:pPr>
       <w:rPr>
         <w:rFonts w:ascii="Wingdings" w:hAnsi="Wingdings" w:cs="Wingdings" w:hint="default"/>
@@ -4421,12 +4685,12 @@
       <w:start w:val="1"/>
       <w:numFmt w:val="bullet"/>
       <w:lvlText w:val=""/>
-      <w:lvlJc w:val="start"/>
+      <w:lvlJc w:val="left"/>
       <w:pPr>
         <w:tabs>
           <w:tab w:val="num" w:pos="5760"/>
         </w:tabs>
-        <w:ind w:start="5760" w:hanging="360"/>
+        <w:ind w:left="5760" w:hanging="360"/>
       </w:pPr>
       <w:rPr>
         <w:rFonts w:ascii="Wingdings" w:hAnsi="Wingdings" w:cs="Wingdings" w:hint="default"/>
@@ -4437,12 +4701,12 @@
       <w:start w:val="1"/>
       <w:numFmt w:val="bullet"/>
       <w:lvlText w:val=""/>
-      <w:lvlJc w:val="start"/>
+      <w:lvlJc w:val="left"/>
       <w:pPr>
         <w:tabs>
           <w:tab w:val="num" w:pos="6480"/>
         </w:tabs>
-        <w:ind w:start="6480" w:hanging="360"/>
+        <w:ind w:left="6480" w:hanging="360"/>
       </w:pPr>
       <w:rPr>
         <w:rFonts w:ascii="Wingdings" w:hAnsi="Wingdings" w:cs="Wingdings" w:hint="default"/>
@@ -4450,136 +4714,20 @@
       </w:rPr>
     </w:lvl>
   </w:abstractNum>
-  <w:abstractNum w:abstractNumId="4">
-    <w:lvl w:ilvl="0">
-      <w:start w:val="1"/>
-      <w:numFmt w:val="decimal"/>
-      <w:lvlText w:val="%1."/>
-      <w:lvlJc w:val="start"/>
-      <w:pPr>
-        <w:tabs>
-          <w:tab w:val="num" w:pos="0"/>
-        </w:tabs>
-        <w:ind w:start="720" w:hanging="360"/>
-      </w:pPr>
-      <w:rPr/>
-    </w:lvl>
-    <w:lvl w:ilvl="1">
-      <w:start w:val="1"/>
-      <w:numFmt w:val="decimal"/>
-      <w:lvlText w:val="%2."/>
-      <w:lvlJc w:val="start"/>
-      <w:pPr>
-        <w:tabs>
-          <w:tab w:val="num" w:pos="1080"/>
-        </w:tabs>
-        <w:ind w:start="1080" w:hanging="360"/>
-      </w:pPr>
-      <w:rPr/>
-    </w:lvl>
-    <w:lvl w:ilvl="2">
-      <w:start w:val="1"/>
-      <w:numFmt w:val="decimal"/>
-      <w:lvlText w:val="%3."/>
-      <w:lvlJc w:val="start"/>
-      <w:pPr>
-        <w:tabs>
-          <w:tab w:val="num" w:pos="1440"/>
-        </w:tabs>
-        <w:ind w:start="1440" w:hanging="360"/>
-      </w:pPr>
-      <w:rPr/>
-    </w:lvl>
-    <w:lvl w:ilvl="3">
-      <w:start w:val="1"/>
-      <w:numFmt w:val="decimal"/>
-      <w:lvlText w:val="%4."/>
-      <w:lvlJc w:val="start"/>
-      <w:pPr>
-        <w:tabs>
-          <w:tab w:val="num" w:pos="1800"/>
-        </w:tabs>
-        <w:ind w:start="1800" w:hanging="360"/>
-      </w:pPr>
-      <w:rPr/>
-    </w:lvl>
-    <w:lvl w:ilvl="4">
-      <w:start w:val="1"/>
-      <w:numFmt w:val="decimal"/>
-      <w:lvlText w:val="%5."/>
-      <w:lvlJc w:val="start"/>
-      <w:pPr>
-        <w:tabs>
-          <w:tab w:val="num" w:pos="2160"/>
-        </w:tabs>
-        <w:ind w:start="2160" w:hanging="360"/>
-      </w:pPr>
-      <w:rPr/>
-    </w:lvl>
-    <w:lvl w:ilvl="5">
-      <w:start w:val="1"/>
-      <w:numFmt w:val="decimal"/>
-      <w:lvlText w:val="%6."/>
-      <w:lvlJc w:val="start"/>
-      <w:pPr>
-        <w:tabs>
-          <w:tab w:val="num" w:pos="2520"/>
-        </w:tabs>
-        <w:ind w:start="2520" w:hanging="360"/>
-      </w:pPr>
-      <w:rPr/>
-    </w:lvl>
-    <w:lvl w:ilvl="6">
-      <w:start w:val="1"/>
-      <w:numFmt w:val="decimal"/>
-      <w:lvlText w:val="%7."/>
-      <w:lvlJc w:val="start"/>
-      <w:pPr>
-        <w:tabs>
-          <w:tab w:val="num" w:pos="2880"/>
-        </w:tabs>
-        <w:ind w:start="2880" w:hanging="360"/>
-      </w:pPr>
-      <w:rPr/>
-    </w:lvl>
-    <w:lvl w:ilvl="7">
-      <w:start w:val="1"/>
-      <w:numFmt w:val="decimal"/>
-      <w:lvlText w:val="%8."/>
-      <w:lvlJc w:val="start"/>
-      <w:pPr>
-        <w:tabs>
-          <w:tab w:val="num" w:pos="3240"/>
-        </w:tabs>
-        <w:ind w:start="3240" w:hanging="360"/>
-      </w:pPr>
-      <w:rPr/>
-    </w:lvl>
-    <w:lvl w:ilvl="8">
-      <w:start w:val="1"/>
-      <w:numFmt w:val="decimal"/>
-      <w:lvlText w:val="%9."/>
-      <w:lvlJc w:val="start"/>
-      <w:pPr>
-        <w:tabs>
-          <w:tab w:val="num" w:pos="3600"/>
-        </w:tabs>
-        <w:ind w:start="3600" w:hanging="360"/>
-      </w:pPr>
-      <w:rPr/>
-    </w:lvl>
-  </w:abstractNum>
-  <w:abstractNum w:abstractNumId="5">
+  <w:abstractNum w:abstractNumId="3" w15:restartNumberingAfterBreak="0">
+    <w:nsid w:val="491B60C1"/>
+    <w:multiLevelType w:val="multilevel"/>
+    <w:tmpl w:val="3B00DBFE"/>
     <w:lvl w:ilvl="0">
       <w:start w:val="1"/>
       <w:numFmt w:val="bullet"/>
       <w:lvlText w:val=""/>
-      <w:lvlJc w:val="start"/>
+      <w:lvlJc w:val="left"/>
       <w:pPr>
         <w:tabs>
           <w:tab w:val="num" w:pos="0"/>
         </w:tabs>
-        <w:ind w:start="720" w:hanging="360"/>
+        <w:ind w:left="720" w:hanging="360"/>
       </w:pPr>
       <w:rPr>
         <w:rFonts w:ascii="Symbol" w:hAnsi="Symbol" w:cs="Symbol" w:hint="default"/>
@@ -4589,252 +4737,354 @@
       <w:start w:val="1"/>
       <w:numFmt w:val="decimal"/>
       <w:lvlText w:val="%2."/>
-      <w:lvlJc w:val="start"/>
+      <w:lvlJc w:val="left"/>
       <w:pPr>
         <w:tabs>
           <w:tab w:val="num" w:pos="1080"/>
         </w:tabs>
-        <w:ind w:start="1080" w:hanging="360"/>
-      </w:pPr>
-      <w:rPr/>
+        <w:ind w:left="1080" w:hanging="360"/>
+      </w:pPr>
     </w:lvl>
     <w:lvl w:ilvl="2">
       <w:start w:val="1"/>
       <w:numFmt w:val="decimal"/>
       <w:lvlText w:val="%3."/>
-      <w:lvlJc w:val="start"/>
+      <w:lvlJc w:val="left"/>
       <w:pPr>
         <w:tabs>
           <w:tab w:val="num" w:pos="1440"/>
         </w:tabs>
-        <w:ind w:start="1440" w:hanging="360"/>
-      </w:pPr>
-      <w:rPr/>
+        <w:ind w:left="1440" w:hanging="360"/>
+      </w:pPr>
     </w:lvl>
     <w:lvl w:ilvl="3">
       <w:start w:val="1"/>
       <w:numFmt w:val="decimal"/>
       <w:lvlText w:val="%4."/>
-      <w:lvlJc w:val="start"/>
+      <w:lvlJc w:val="left"/>
       <w:pPr>
         <w:tabs>
           <w:tab w:val="num" w:pos="1800"/>
         </w:tabs>
-        <w:ind w:start="1800" w:hanging="360"/>
-      </w:pPr>
-      <w:rPr/>
+        <w:ind w:left="1800" w:hanging="360"/>
+      </w:pPr>
     </w:lvl>
     <w:lvl w:ilvl="4">
       <w:start w:val="1"/>
       <w:numFmt w:val="decimal"/>
       <w:lvlText w:val="%5."/>
-      <w:lvlJc w:val="start"/>
+      <w:lvlJc w:val="left"/>
       <w:pPr>
         <w:tabs>
           <w:tab w:val="num" w:pos="2160"/>
         </w:tabs>
-        <w:ind w:start="2160" w:hanging="360"/>
-      </w:pPr>
-      <w:rPr/>
+        <w:ind w:left="2160" w:hanging="360"/>
+      </w:pPr>
     </w:lvl>
     <w:lvl w:ilvl="5">
       <w:start w:val="1"/>
       <w:numFmt w:val="decimal"/>
       <w:lvlText w:val="%6."/>
-      <w:lvlJc w:val="start"/>
+      <w:lvlJc w:val="left"/>
       <w:pPr>
         <w:tabs>
           <w:tab w:val="num" w:pos="2520"/>
         </w:tabs>
-        <w:ind w:start="2520" w:hanging="360"/>
-      </w:pPr>
-      <w:rPr/>
+        <w:ind w:left="2520" w:hanging="360"/>
+      </w:pPr>
     </w:lvl>
     <w:lvl w:ilvl="6">
       <w:start w:val="1"/>
       <w:numFmt w:val="decimal"/>
       <w:lvlText w:val="%7."/>
-      <w:lvlJc w:val="start"/>
+      <w:lvlJc w:val="left"/>
       <w:pPr>
         <w:tabs>
           <w:tab w:val="num" w:pos="2880"/>
         </w:tabs>
-        <w:ind w:start="2880" w:hanging="360"/>
-      </w:pPr>
-      <w:rPr/>
+        <w:ind w:left="2880" w:hanging="360"/>
+      </w:pPr>
     </w:lvl>
     <w:lvl w:ilvl="7">
       <w:start w:val="1"/>
       <w:numFmt w:val="decimal"/>
       <w:lvlText w:val="%8."/>
-      <w:lvlJc w:val="start"/>
+      <w:lvlJc w:val="left"/>
       <w:pPr>
         <w:tabs>
           <w:tab w:val="num" w:pos="3240"/>
         </w:tabs>
-        <w:ind w:start="3240" w:hanging="360"/>
-      </w:pPr>
-      <w:rPr/>
+        <w:ind w:left="3240" w:hanging="360"/>
+      </w:pPr>
     </w:lvl>
     <w:lvl w:ilvl="8">
       <w:start w:val="1"/>
       <w:numFmt w:val="decimal"/>
       <w:lvlText w:val="%9."/>
-      <w:lvlJc w:val="start"/>
+      <w:lvlJc w:val="left"/>
       <w:pPr>
         <w:tabs>
           <w:tab w:val="num" w:pos="3600"/>
         </w:tabs>
-        <w:ind w:start="3600" w:hanging="360"/>
-      </w:pPr>
-      <w:rPr/>
+        <w:ind w:left="3600" w:hanging="360"/>
+      </w:pPr>
     </w:lvl>
   </w:abstractNum>
-  <w:abstractNum w:abstractNumId="6">
+  <w:abstractNum w:abstractNumId="4" w15:restartNumberingAfterBreak="0">
+    <w:nsid w:val="4D5F034C"/>
+    <w:multiLevelType w:val="multilevel"/>
+    <w:tmpl w:val="477CC640"/>
     <w:lvl w:ilvl="0">
       <w:start w:val="1"/>
-      <w:numFmt w:val="none"/>
-      <w:suff w:val="nothing"/>
-      <w:lvlText w:val=""/>
-      <w:lvlJc w:val="start"/>
+      <w:numFmt w:val="bullet"/>
+      <w:lvlText w:val=""/>
+      <w:lvlJc w:val="left"/>
       <w:pPr>
         <w:tabs>
           <w:tab w:val="num" w:pos="0"/>
         </w:tabs>
-        <w:ind w:start="0" w:hanging="0"/>
-      </w:pPr>
+        <w:ind w:left="720" w:hanging="360"/>
+      </w:pPr>
+      <w:rPr>
+        <w:rFonts w:ascii="Symbol" w:hAnsi="Symbol" w:cs="Symbol" w:hint="default"/>
+      </w:rPr>
     </w:lvl>
     <w:lvl w:ilvl="1">
       <w:start w:val="1"/>
-      <w:numFmt w:val="none"/>
-      <w:suff w:val="nothing"/>
-      <w:lvlText w:val=""/>
-      <w:lvlJc w:val="start"/>
+      <w:numFmt w:val="decimal"/>
+      <w:lvlText w:val="%2."/>
+      <w:lvlJc w:val="left"/>
+      <w:pPr>
+        <w:tabs>
+          <w:tab w:val="num" w:pos="1080"/>
+        </w:tabs>
+        <w:ind w:left="1080" w:hanging="360"/>
+      </w:pPr>
+    </w:lvl>
+    <w:lvl w:ilvl="2">
+      <w:start w:val="1"/>
+      <w:numFmt w:val="decimal"/>
+      <w:lvlText w:val="%3."/>
+      <w:lvlJc w:val="left"/>
+      <w:pPr>
+        <w:tabs>
+          <w:tab w:val="num" w:pos="1440"/>
+        </w:tabs>
+        <w:ind w:left="1440" w:hanging="360"/>
+      </w:pPr>
+    </w:lvl>
+    <w:lvl w:ilvl="3">
+      <w:start w:val="1"/>
+      <w:numFmt w:val="decimal"/>
+      <w:lvlText w:val="%4."/>
+      <w:lvlJc w:val="left"/>
+      <w:pPr>
+        <w:tabs>
+          <w:tab w:val="num" w:pos="1800"/>
+        </w:tabs>
+        <w:ind w:left="1800" w:hanging="360"/>
+      </w:pPr>
+    </w:lvl>
+    <w:lvl w:ilvl="4">
+      <w:start w:val="1"/>
+      <w:numFmt w:val="decimal"/>
+      <w:lvlText w:val="%5."/>
+      <w:lvlJc w:val="left"/>
+      <w:pPr>
+        <w:tabs>
+          <w:tab w:val="num" w:pos="2160"/>
+        </w:tabs>
+        <w:ind w:left="2160" w:hanging="360"/>
+      </w:pPr>
+    </w:lvl>
+    <w:lvl w:ilvl="5">
+      <w:start w:val="1"/>
+      <w:numFmt w:val="decimal"/>
+      <w:lvlText w:val="%6."/>
+      <w:lvlJc w:val="left"/>
+      <w:pPr>
+        <w:tabs>
+          <w:tab w:val="num" w:pos="2520"/>
+        </w:tabs>
+        <w:ind w:left="2520" w:hanging="360"/>
+      </w:pPr>
+    </w:lvl>
+    <w:lvl w:ilvl="6">
+      <w:start w:val="1"/>
+      <w:numFmt w:val="decimal"/>
+      <w:lvlText w:val="%7."/>
+      <w:lvlJc w:val="left"/>
+      <w:pPr>
+        <w:tabs>
+          <w:tab w:val="num" w:pos="2880"/>
+        </w:tabs>
+        <w:ind w:left="2880" w:hanging="360"/>
+      </w:pPr>
+    </w:lvl>
+    <w:lvl w:ilvl="7">
+      <w:start w:val="1"/>
+      <w:numFmt w:val="decimal"/>
+      <w:lvlText w:val="%8."/>
+      <w:lvlJc w:val="left"/>
+      <w:pPr>
+        <w:tabs>
+          <w:tab w:val="num" w:pos="3240"/>
+        </w:tabs>
+        <w:ind w:left="3240" w:hanging="360"/>
+      </w:pPr>
+    </w:lvl>
+    <w:lvl w:ilvl="8">
+      <w:start w:val="1"/>
+      <w:numFmt w:val="decimal"/>
+      <w:lvlText w:val="%9."/>
+      <w:lvlJc w:val="left"/>
+      <w:pPr>
+        <w:tabs>
+          <w:tab w:val="num" w:pos="3600"/>
+        </w:tabs>
+        <w:ind w:left="3600" w:hanging="360"/>
+      </w:pPr>
+    </w:lvl>
+  </w:abstractNum>
+  <w:abstractNum w:abstractNumId="5" w15:restartNumberingAfterBreak="0">
+    <w:nsid w:val="730F5634"/>
+    <w:multiLevelType w:val="multilevel"/>
+    <w:tmpl w:val="8EF26724"/>
+    <w:lvl w:ilvl="0">
+      <w:start w:val="1"/>
+      <w:numFmt w:val="decimal"/>
+      <w:lvlText w:val="%1."/>
+      <w:lvlJc w:val="left"/>
       <w:pPr>
         <w:tabs>
           <w:tab w:val="num" w:pos="0"/>
         </w:tabs>
-        <w:ind w:start="0" w:hanging="0"/>
+        <w:ind w:left="720" w:hanging="360"/>
+      </w:pPr>
+    </w:lvl>
+    <w:lvl w:ilvl="1">
+      <w:start w:val="1"/>
+      <w:numFmt w:val="decimal"/>
+      <w:lvlText w:val="%2."/>
+      <w:lvlJc w:val="left"/>
+      <w:pPr>
+        <w:tabs>
+          <w:tab w:val="num" w:pos="1080"/>
+        </w:tabs>
+        <w:ind w:left="1080" w:hanging="360"/>
       </w:pPr>
     </w:lvl>
     <w:lvl w:ilvl="2">
       <w:start w:val="1"/>
-      <w:numFmt w:val="none"/>
-      <w:suff w:val="nothing"/>
-      <w:lvlText w:val=""/>
-      <w:lvlJc w:val="start"/>
+      <w:numFmt w:val="decimal"/>
+      <w:lvlText w:val="%3."/>
+      <w:lvlJc w:val="left"/>
       <w:pPr>
         <w:tabs>
-          <w:tab w:val="num" w:pos="0"/>
+          <w:tab w:val="num" w:pos="1440"/>
         </w:tabs>
-        <w:ind w:start="0" w:hanging="0"/>
+        <w:ind w:left="1440" w:hanging="360"/>
       </w:pPr>
     </w:lvl>
     <w:lvl w:ilvl="3">
       <w:start w:val="1"/>
-      <w:numFmt w:val="none"/>
-      <w:suff w:val="nothing"/>
-      <w:lvlText w:val=""/>
-      <w:lvlJc w:val="start"/>
+      <w:numFmt w:val="decimal"/>
+      <w:lvlText w:val="%4."/>
+      <w:lvlJc w:val="left"/>
       <w:pPr>
         <w:tabs>
-          <w:tab w:val="num" w:pos="0"/>
+          <w:tab w:val="num" w:pos="1800"/>
         </w:tabs>
-        <w:ind w:start="0" w:hanging="0"/>
+        <w:ind w:left="1800" w:hanging="360"/>
       </w:pPr>
     </w:lvl>
     <w:lvl w:ilvl="4">
       <w:start w:val="1"/>
-      <w:numFmt w:val="none"/>
-      <w:suff w:val="nothing"/>
-      <w:lvlText w:val=""/>
-      <w:lvlJc w:val="start"/>
+      <w:numFmt w:val="decimal"/>
+      <w:lvlText w:val="%5."/>
+      <w:lvlJc w:val="left"/>
       <w:pPr>
         <w:tabs>
-          <w:tab w:val="num" w:pos="0"/>
+          <w:tab w:val="num" w:pos="2160"/>
         </w:tabs>
-        <w:ind w:start="0" w:hanging="0"/>
+        <w:ind w:left="2160" w:hanging="360"/>
       </w:pPr>
     </w:lvl>
     <w:lvl w:ilvl="5">
       <w:start w:val="1"/>
-      <w:numFmt w:val="none"/>
-      <w:suff w:val="nothing"/>
-      <w:lvlText w:val=""/>
-      <w:lvlJc w:val="start"/>
+      <w:numFmt w:val="decimal"/>
+      <w:lvlText w:val="%6."/>
+      <w:lvlJc w:val="left"/>
       <w:pPr>
         <w:tabs>
-          <w:tab w:val="num" w:pos="0"/>
+          <w:tab w:val="num" w:pos="2520"/>
         </w:tabs>
-        <w:ind w:start="0" w:hanging="0"/>
+        <w:ind w:left="2520" w:hanging="360"/>
       </w:pPr>
     </w:lvl>
     <w:lvl w:ilvl="6">
       <w:start w:val="1"/>
-      <w:numFmt w:val="none"/>
-      <w:suff w:val="nothing"/>
-      <w:lvlText w:val=""/>
-      <w:lvlJc w:val="start"/>
+      <w:numFmt w:val="decimal"/>
+      <w:lvlText w:val="%7."/>
+      <w:lvlJc w:val="left"/>
       <w:pPr>
         <w:tabs>
-          <w:tab w:val="num" w:pos="0"/>
+          <w:tab w:val="num" w:pos="2880"/>
         </w:tabs>
-        <w:ind w:start="0" w:hanging="0"/>
+        <w:ind w:left="2880" w:hanging="360"/>
       </w:pPr>
     </w:lvl>
     <w:lvl w:ilvl="7">
       <w:start w:val="1"/>
-      <w:numFmt w:val="none"/>
-      <w:suff w:val="nothing"/>
-      <w:lvlText w:val=""/>
-      <w:lvlJc w:val="start"/>
+      <w:numFmt w:val="decimal"/>
+      <w:lvlText w:val="%8."/>
+      <w:lvlJc w:val="left"/>
       <w:pPr>
         <w:tabs>
-          <w:tab w:val="num" w:pos="0"/>
+          <w:tab w:val="num" w:pos="3240"/>
         </w:tabs>
-        <w:ind w:start="0" w:hanging="0"/>
+        <w:ind w:left="3240" w:hanging="360"/>
       </w:pPr>
     </w:lvl>
     <w:lvl w:ilvl="8">
       <w:start w:val="1"/>
-      <w:numFmt w:val="none"/>
-      <w:suff w:val="nothing"/>
-      <w:lvlText w:val=""/>
-      <w:lvlJc w:val="start"/>
+      <w:numFmt w:val="decimal"/>
+      <w:lvlText w:val="%9."/>
+      <w:lvlJc w:val="left"/>
       <w:pPr>
         <w:tabs>
-          <w:tab w:val="num" w:pos="0"/>
+          <w:tab w:val="num" w:pos="3600"/>
         </w:tabs>
-        <w:ind w:start="0" w:hanging="0"/>
+        <w:ind w:left="3600" w:hanging="360"/>
       </w:pPr>
     </w:lvl>
   </w:abstractNum>
-  <w:num w:numId="1">
+  <w:num w:numId="1" w16cid:durableId="1242134993">
     <w:abstractNumId w:val="1"/>
   </w:num>
-  <w:num w:numId="2">
+  <w:num w:numId="2" w16cid:durableId="992102246">
+    <w:abstractNumId w:val="3"/>
+  </w:num>
+  <w:num w:numId="3" w16cid:durableId="2042126999">
     <w:abstractNumId w:val="2"/>
   </w:num>
-  <w:num w:numId="3">
-    <w:abstractNumId w:val="3"/>
+  <w:num w:numId="4" w16cid:durableId="83577917">
+    <w:abstractNumId w:val="5"/>
   </w:num>
-  <w:num w:numId="4">
+  <w:num w:numId="5" w16cid:durableId="1313438505">
     <w:abstractNumId w:val="4"/>
   </w:num>
-  <w:num w:numId="5">
+  <w:num w:numId="6" w16cid:durableId="1960798322">
+    <w:abstractNumId w:val="0"/>
+  </w:num>
+  <w:num w:numId="7" w16cid:durableId="1515652311">
     <w:abstractNumId w:val="5"/>
-  </w:num>
-  <w:num w:numId="6">
-    <w:abstractNumId w:val="6"/>
-  </w:num>
-  <w:num w:numId="7">
-    <w:abstractNumId w:val="4"/>
     <w:lvlOverride w:ilvl="0">
       <w:startOverride w:val="1"/>
     </w:lvlOverride>
   </w:num>
-  <w:num w:numId="8">
-    <w:abstractNumId w:val="5"/>
+  <w:num w:numId="8" w16cid:durableId="2131707298">
+    <w:abstractNumId w:val="4"/>
     <w:lvlOverride w:ilvl="0">
       <w:startOverride w:val="1"/>
     </w:lvlOverride>
@@ -4843,11 +5093,11 @@
 </file>
 
 <file path=word/styles.xml><?xml version="1.0" encoding="utf-8"?>
-<w:styles xmlns:w="http://schemas.openxmlformats.org/wordprocessingml/2006/main" xmlns:w14="http://schemas.microsoft.com/office/word/2010/wordml" xmlns:mc="http://schemas.openxmlformats.org/markup-compatibility/2006" mc:Ignorable="w14">
+<w:styles xmlns:mc="http://schemas.openxmlformats.org/markup-compatibility/2006" xmlns:r="http://schemas.openxmlformats.org/officeDocument/2006/relationships" xmlns:w="http://schemas.openxmlformats.org/wordprocessingml/2006/main" xmlns:w14="http://schemas.microsoft.com/office/word/2010/wordml" xmlns:w15="http://schemas.microsoft.com/office/word/2012/wordml" xmlns:w16cex="http://schemas.microsoft.com/office/word/2018/wordml/cex" xmlns:w16cid="http://schemas.microsoft.com/office/word/2016/wordml/cid" xmlns:w16="http://schemas.microsoft.com/office/word/2018/wordml" xmlns:w16du="http://schemas.microsoft.com/office/word/2023/wordml/word16du" xmlns:w16sdtdh="http://schemas.microsoft.com/office/word/2020/wordml/sdtdatahash" xmlns:w16sdtfl="http://schemas.microsoft.com/office/word/2024/wordml/sdtformatlock" xmlns:w16se="http://schemas.microsoft.com/office/word/2015/wordml/symex" mc:Ignorable="w14 w15 w16se w16cid w16 w16cex w16sdtdh w16sdtfl w16du">
   <w:docDefaults>
     <w:rPrDefault>
       <w:rPr>
-        <w:rFonts w:ascii="Arial" w:hAnsi="Arial" w:eastAsia="Arial" w:cs="Arial"/>
+        <w:rFonts w:ascii="Arial" w:eastAsia="Arial" w:hAnsi="Arial" w:cs="Arial"/>
         <w:sz w:val="24"/>
         <w:szCs w:val="24"/>
         <w:lang w:val="es-ES" w:eastAsia="zh-CN" w:bidi="hi-IN"/>
@@ -4855,21 +5105,21 @@
     </w:rPrDefault>
     <w:pPrDefault>
       <w:pPr>
-        <w:suppressAutoHyphens w:val="true"/>
+        <w:suppressAutoHyphens/>
       </w:pPr>
     </w:pPrDefault>
   </w:docDefaults>
   <w:latentStyles w:defLockedState="0" w:defUIPriority="99" w:defSemiHidden="0" w:defUnhideWhenUsed="0" w:defQFormat="0" w:count="376">
     <w:lsdException w:name="Normal" w:uiPriority="0" w:qFormat="1"/>
     <w:lsdException w:name="heading 1" w:uiPriority="9" w:qFormat="1"/>
-    <w:lsdException w:name="heading 2" w:uiPriority="9" w:semiHidden="1" w:unhideWhenUsed="1" w:qFormat="1"/>
-    <w:lsdException w:name="heading 3" w:uiPriority="9" w:semiHidden="1" w:unhideWhenUsed="1" w:qFormat="1"/>
-    <w:lsdException w:name="heading 4" w:uiPriority="9" w:semiHidden="1" w:unhideWhenUsed="1" w:qFormat="1"/>
-    <w:lsdException w:name="heading 5" w:uiPriority="9" w:semiHidden="1" w:unhideWhenUsed="1" w:qFormat="1"/>
-    <w:lsdException w:name="heading 6" w:uiPriority="9" w:semiHidden="1" w:unhideWhenUsed="1" w:qFormat="1"/>
-    <w:lsdException w:name="heading 7" w:uiPriority="9" w:semiHidden="1" w:unhideWhenUsed="1" w:qFormat="1"/>
-    <w:lsdException w:name="heading 8" w:uiPriority="9" w:semiHidden="1" w:unhideWhenUsed="1" w:qFormat="1"/>
-    <w:lsdException w:name="heading 9" w:uiPriority="9" w:semiHidden="1" w:unhideWhenUsed="1" w:qFormat="1"/>
+    <w:lsdException w:name="heading 2" w:semiHidden="1" w:uiPriority="9" w:unhideWhenUsed="1" w:qFormat="1"/>
+    <w:lsdException w:name="heading 3" w:semiHidden="1" w:uiPriority="9" w:unhideWhenUsed="1" w:qFormat="1"/>
+    <w:lsdException w:name="heading 4" w:semiHidden="1" w:uiPriority="9" w:unhideWhenUsed="1" w:qFormat="1"/>
+    <w:lsdException w:name="heading 5" w:semiHidden="1" w:uiPriority="9" w:unhideWhenUsed="1" w:qFormat="1"/>
+    <w:lsdException w:name="heading 6" w:semiHidden="1" w:uiPriority="9" w:unhideWhenUsed="1" w:qFormat="1"/>
+    <w:lsdException w:name="heading 7" w:semiHidden="1" w:uiPriority="9" w:unhideWhenUsed="1" w:qFormat="1"/>
+    <w:lsdException w:name="heading 8" w:semiHidden="1" w:uiPriority="9" w:unhideWhenUsed="1" w:qFormat="1"/>
+    <w:lsdException w:name="heading 9" w:semiHidden="1" w:uiPriority="9" w:unhideWhenUsed="1" w:qFormat="1"/>
     <w:lsdException w:name="index 1" w:semiHidden="1" w:unhideWhenUsed="1"/>
     <w:lsdException w:name="index 2" w:semiHidden="1" w:unhideWhenUsed="1"/>
     <w:lsdException w:name="index 3" w:semiHidden="1" w:unhideWhenUsed="1"/>
@@ -4879,22 +5129,22 @@
     <w:lsdException w:name="index 7" w:semiHidden="1" w:unhideWhenUsed="1"/>
     <w:lsdException w:name="index 8" w:semiHidden="1" w:unhideWhenUsed="1"/>
     <w:lsdException w:name="index 9" w:semiHidden="1" w:unhideWhenUsed="1"/>
-    <w:lsdException w:name="toc 1" w:uiPriority="39" w:semiHidden="1" w:unhideWhenUsed="1"/>
-    <w:lsdException w:name="toc 2" w:uiPriority="39" w:semiHidden="1" w:unhideWhenUsed="1"/>
-    <w:lsdException w:name="toc 3" w:uiPriority="39" w:semiHidden="1" w:unhideWhenUsed="1"/>
-    <w:lsdException w:name="toc 4" w:uiPriority="39" w:semiHidden="1" w:unhideWhenUsed="1"/>
-    <w:lsdException w:name="toc 5" w:uiPriority="39" w:semiHidden="1" w:unhideWhenUsed="1"/>
-    <w:lsdException w:name="toc 6" w:uiPriority="39" w:semiHidden="1" w:unhideWhenUsed="1"/>
-    <w:lsdException w:name="toc 7" w:uiPriority="39" w:semiHidden="1" w:unhideWhenUsed="1"/>
-    <w:lsdException w:name="toc 8" w:uiPriority="39" w:semiHidden="1" w:unhideWhenUsed="1"/>
-    <w:lsdException w:name="toc 9" w:uiPriority="39" w:semiHidden="1" w:unhideWhenUsed="1"/>
+    <w:lsdException w:name="toc 1" w:semiHidden="1" w:uiPriority="39" w:unhideWhenUsed="1"/>
+    <w:lsdException w:name="toc 2" w:semiHidden="1" w:uiPriority="39" w:unhideWhenUsed="1"/>
+    <w:lsdException w:name="toc 3" w:semiHidden="1" w:uiPriority="39" w:unhideWhenUsed="1"/>
+    <w:lsdException w:name="toc 4" w:semiHidden="1" w:uiPriority="39" w:unhideWhenUsed="1"/>
+    <w:lsdException w:name="toc 5" w:semiHidden="1" w:uiPriority="39" w:unhideWhenUsed="1"/>
+    <w:lsdException w:name="toc 6" w:semiHidden="1" w:uiPriority="39" w:unhideWhenUsed="1"/>
+    <w:lsdException w:name="toc 7" w:semiHidden="1" w:uiPriority="39" w:unhideWhenUsed="1"/>
+    <w:lsdException w:name="toc 8" w:semiHidden="1" w:uiPriority="39" w:unhideWhenUsed="1"/>
+    <w:lsdException w:name="toc 9" w:semiHidden="1" w:uiPriority="39" w:unhideWhenUsed="1"/>
     <w:lsdException w:name="Normal Indent" w:semiHidden="1" w:unhideWhenUsed="1"/>
     <w:lsdException w:name="footnote text" w:semiHidden="1" w:unhideWhenUsed="1"/>
     <w:lsdException w:name="annotation text" w:semiHidden="1" w:unhideWhenUsed="1"/>
     <w:lsdException w:name="header" w:semiHidden="1" w:unhideWhenUsed="1"/>
     <w:lsdException w:name="footer" w:semiHidden="1" w:unhideWhenUsed="1"/>
     <w:lsdException w:name="index heading" w:semiHidden="1" w:unhideWhenUsed="1"/>
-    <w:lsdException w:name="caption" w:uiPriority="35" w:semiHidden="1" w:unhideWhenUsed="1" w:qFormat="1"/>
+    <w:lsdException w:name="caption" w:semiHidden="1" w:uiPriority="35" w:unhideWhenUsed="1" w:qFormat="1"/>
     <w:lsdException w:name="table of figures" w:semiHidden="1" w:unhideWhenUsed="1"/>
     <w:lsdException w:name="envelope address" w:semiHidden="1" w:unhideWhenUsed="1"/>
     <w:lsdException w:name="envelope return" w:semiHidden="1" w:unhideWhenUsed="1"/>
@@ -4925,7 +5175,7 @@
     <w:lsdException w:name="Title" w:uiPriority="10" w:qFormat="1"/>
     <w:lsdException w:name="Closing" w:semiHidden="1" w:unhideWhenUsed="1"/>
     <w:lsdException w:name="Signature" w:semiHidden="1" w:unhideWhenUsed="1"/>
-    <w:lsdException w:name="Default Paragraph Font" w:uiPriority="1" w:semiHidden="1" w:unhideWhenUsed="1"/>
+    <w:lsdException w:name="Default Paragraph Font" w:semiHidden="1" w:uiPriority="1" w:unhideWhenUsed="1"/>
     <w:lsdException w:name="Body Text" w:semiHidden="1" w:unhideWhenUsed="1"/>
     <w:lsdException w:name="Body Text Indent" w:semiHidden="1" w:unhideWhenUsed="1"/>
     <w:lsdException w:name="List Continue" w:semiHidden="1" w:unhideWhenUsed="1"/>
@@ -5125,8 +5375,8 @@
     <w:lsdException w:name="Subtle Reference" w:uiPriority="31" w:qFormat="1"/>
     <w:lsdException w:name="Intense Reference" w:uiPriority="32" w:qFormat="1"/>
     <w:lsdException w:name="Book Title" w:uiPriority="33" w:qFormat="1"/>
-    <w:lsdException w:name="Bibliography" w:uiPriority="37" w:semiHidden="1" w:unhideWhenUsed="1"/>
-    <w:lsdException w:name="TOC Heading" w:uiPriority="39" w:semiHidden="1" w:unhideWhenUsed="1" w:qFormat="1"/>
+    <w:lsdException w:name="Bibliography" w:semiHidden="1" w:uiPriority="37" w:unhideWhenUsed="1"/>
+    <w:lsdException w:name="TOC Heading" w:semiHidden="1" w:uiPriority="39" w:unhideWhenUsed="1" w:qFormat="1"/>
     <w:lsdException w:name="Plain Table 1" w:uiPriority="41"/>
     <w:lsdException w:name="Plain Table 2" w:uiPriority="42"/>
     <w:lsdException w:name="Plain Table 3" w:uiPriority="43"/>
@@ -5237,24 +5487,9 @@
     <w:lsdException w:name="Unresolved Mention" w:semiHidden="1" w:unhideWhenUsed="1"/>
     <w:lsdException w:name="Smart Link" w:semiHidden="1" w:unhideWhenUsed="1"/>
   </w:latentStyles>
-  <w:style w:type="paragraph" w:styleId="Normal" w:default="1">
+  <w:style w:type="paragraph" w:default="1" w:styleId="Normal">
     <w:name w:val="Normal"/>
     <w:qFormat/>
-    <w:pPr>
-      <w:widowControl/>
-      <w:suppressAutoHyphens w:val="true"/>
-      <w:bidi w:val="0"/>
-      <w:spacing w:before="0" w:after="0"/>
-      <w:jc w:val="start"/>
-    </w:pPr>
-    <w:rPr>
-      <w:rFonts w:ascii="Arial" w:hAnsi="Arial" w:eastAsia="Arial" w:cs="Arial"/>
-      <w:color w:val="auto"/>
-      <w:kern w:val="0"/>
-      <w:sz w:val="24"/>
-      <w:szCs w:val="24"/>
-      <w:lang w:val="es-ES" w:eastAsia="zh-CN" w:bidi="hi-IN"/>
-    </w:rPr>
   </w:style>
   <w:style w:type="paragraph" w:styleId="Heading1">
     <w:name w:val="heading 1"/>
@@ -5266,7 +5501,7 @@
       <w:outlineLvl w:val="0"/>
     </w:pPr>
     <w:rPr>
-      <w:rFonts w:ascii="Arial" w:hAnsi="Arial" w:eastAsia="Arial"/>
+      <w:rFonts w:ascii="Arial" w:eastAsia="Arial" w:hAnsi="Arial"/>
       <w:b/>
       <w:bCs/>
       <w:color w:val="1F3864"/>
@@ -5285,7 +5520,7 @@
       <w:outlineLvl w:val="1"/>
     </w:pPr>
     <w:rPr>
-      <w:rFonts w:ascii="Arial" w:hAnsi="Arial" w:eastAsia="Arial"/>
+      <w:rFonts w:ascii="Arial" w:eastAsia="Arial" w:hAnsi="Arial"/>
       <w:b/>
       <w:bCs/>
       <w:color w:val="2E75B6"/>
@@ -5298,11 +5533,11 @@
     <w:unhideWhenUsed/>
     <w:qFormat/>
     <w:pPr>
-      <w:spacing w:before="240" w:after="140"/>
+      <w:spacing w:after="140"/>
       <w:outlineLvl w:val="2"/>
     </w:pPr>
     <w:rPr>
-      <w:rFonts w:ascii="Arial" w:hAnsi="Arial" w:eastAsia="Arial"/>
+      <w:rFonts w:ascii="Arial" w:eastAsia="Arial" w:hAnsi="Arial"/>
       <w:b/>
       <w:bCs/>
       <w:color w:val="404040"/>
@@ -5354,12 +5589,32 @@
       <w:color w:val="1F4D78"/>
     </w:rPr>
   </w:style>
-  <w:style w:type="character" w:styleId="DefaultParagraphFont" w:default="1">
+  <w:style w:type="character" w:default="1" w:styleId="DefaultParagraphFont">
     <w:name w:val="Default Paragraph Font"/>
     <w:uiPriority w:val="1"/>
+    <w:semiHidden/>
     <w:unhideWhenUsed/>
-    <w:qFormat/>
-    <w:rPr/>
+  </w:style>
+  <w:style w:type="table" w:default="1" w:styleId="TableNormal">
+    <w:name w:val="Normal Table"/>
+    <w:uiPriority w:val="99"/>
+    <w:semiHidden/>
+    <w:unhideWhenUsed/>
+    <w:tblPr>
+      <w:tblInd w:w="0" w:type="dxa"/>
+      <w:tblCellMar>
+        <w:top w:w="0" w:type="dxa"/>
+        <w:left w:w="108" w:type="dxa"/>
+        <w:bottom w:w="0" w:type="dxa"/>
+        <w:right w:w="108" w:type="dxa"/>
+      </w:tblCellMar>
+    </w:tblPr>
+  </w:style>
+  <w:style w:type="numbering" w:default="1" w:styleId="NoList">
+    <w:name w:val="No List"/>
+    <w:uiPriority w:val="99"/>
+    <w:semiHidden/>
+    <w:unhideWhenUsed/>
   </w:style>
   <w:style w:type="character" w:styleId="Hyperlink">
     <w:name w:val="Hyperlink"/>
@@ -5370,7 +5625,7 @@
       <w:u w:val="single"/>
     </w:rPr>
   </w:style>
-  <w:style w:type="character" w:styleId="Caracteresdenotaalpie" w:customStyle="1">
+  <w:style w:type="character" w:customStyle="1" w:styleId="Caracteresdenotaalpie">
     <w:name w:val="Caracteres de nota al pie"/>
     <w:uiPriority w:val="99"/>
     <w:semiHidden/>
@@ -5380,7 +5635,7 @@
       <w:vertAlign w:val="superscript"/>
     </w:rPr>
   </w:style>
-  <w:style w:type="character" w:styleId="Caracteresdenotaalpieuser">
+  <w:style w:type="character" w:customStyle="1" w:styleId="Caracteresdenotaalpieuser">
     <w:name w:val="Caracteres de nota al pie (user)"/>
     <w:qFormat/>
     <w:rPr>
@@ -5393,8 +5648,9 @@
       <w:vertAlign w:val="superscript"/>
     </w:rPr>
   </w:style>
-  <w:style w:type="character" w:styleId="FootnoteTextChar" w:customStyle="1">
+  <w:style w:type="character" w:customStyle="1" w:styleId="FootnoteTextChar">
     <w:name w:val="Footnote Text Char"/>
+    <w:link w:val="FootnoteText"/>
     <w:uiPriority w:val="99"/>
     <w:semiHidden/>
     <w:unhideWhenUsed/>
@@ -5404,7 +5660,7 @@
       <w:szCs w:val="20"/>
     </w:rPr>
   </w:style>
-  <w:style w:type="character" w:styleId="Caracteresdenotafinal" w:customStyle="1">
+  <w:style w:type="character" w:customStyle="1" w:styleId="Caracteresdenotafinal">
     <w:name w:val="Caracteres de nota final"/>
     <w:uiPriority w:val="99"/>
     <w:semiHidden/>
@@ -5414,7 +5670,7 @@
       <w:vertAlign w:val="superscript"/>
     </w:rPr>
   </w:style>
-  <w:style w:type="character" w:styleId="Caracteresdenotafinaluser">
+  <w:style w:type="character" w:customStyle="1" w:styleId="Caracteresdenotafinaluser">
     <w:name w:val="Caracteres de nota final (user)"/>
     <w:qFormat/>
     <w:rPr>
@@ -5427,8 +5683,9 @@
       <w:vertAlign w:val="superscript"/>
     </w:rPr>
   </w:style>
-  <w:style w:type="character" w:styleId="EndnoteTextChar" w:customStyle="1">
+  <w:style w:type="character" w:customStyle="1" w:styleId="EndnoteTextChar">
     <w:name w:val="Endnote Text Char"/>
+    <w:link w:val="EndnoteText"/>
     <w:uiPriority w:val="99"/>
     <w:semiHidden/>
     <w:unhideWhenUsed/>
@@ -5438,17 +5695,17 @@
       <w:szCs w:val="20"/>
     </w:rPr>
   </w:style>
-  <w:style w:type="paragraph" w:styleId="Ttulo" w:customStyle="1">
+  <w:style w:type="paragraph" w:customStyle="1" w:styleId="Ttulo">
     <w:name w:val="Título"/>
     <w:basedOn w:val="Normal"/>
     <w:next w:val="BodyText"/>
     <w:qFormat/>
     <w:pPr>
-      <w:keepNext w:val="true"/>
+      <w:keepNext/>
       <w:spacing w:before="240" w:after="120"/>
     </w:pPr>
     <w:rPr>
-      <w:rFonts w:ascii="Liberation Sans" w:hAnsi="Liberation Sans" w:eastAsia="Microsoft YaHei"/>
+      <w:rFonts w:ascii="Liberation Sans" w:eastAsia="Microsoft YaHei" w:hAnsi="Liberation Sans"/>
       <w:sz w:val="28"/>
       <w:szCs w:val="28"/>
     </w:rPr>
@@ -5457,15 +5714,12 @@
     <w:name w:val="Body Text"/>
     <w:basedOn w:val="Normal"/>
     <w:pPr>
-      <w:spacing w:lineRule="auto" w:line="276" w:before="0" w:after="140"/>
+      <w:spacing w:after="140" w:line="276" w:lineRule="auto"/>
     </w:pPr>
-    <w:rPr/>
   </w:style>
   <w:style w:type="paragraph" w:styleId="List">
     <w:name w:val="List"/>
     <w:basedOn w:val="BodyText"/>
-    <w:pPr/>
-    <w:rPr/>
   </w:style>
   <w:style w:type="paragraph" w:styleId="Caption">
     <w:name w:val="caption"/>
@@ -5480,91 +5734,58 @@
       <w:iCs/>
     </w:rPr>
   </w:style>
-  <w:style w:type="paragraph" w:styleId="ndice" w:customStyle="1">
+  <w:style w:type="paragraph" w:customStyle="1" w:styleId="ndice">
     <w:name w:val="Índice"/>
     <w:basedOn w:val="Normal"/>
     <w:qFormat/>
     <w:pPr>
       <w:suppressLineNumbers/>
     </w:pPr>
-    <w:rPr/>
   </w:style>
-  <w:style w:type="paragraph" w:styleId="Ttulouser">
+  <w:style w:type="paragraph" w:customStyle="1" w:styleId="Ttulouser">
     <w:name w:val="Título (user)"/>
     <w:basedOn w:val="Normal"/>
     <w:next w:val="BodyText"/>
     <w:qFormat/>
     <w:pPr>
-      <w:keepNext w:val="true"/>
+      <w:keepNext/>
       <w:spacing w:before="240" w:after="120"/>
     </w:pPr>
     <w:rPr>
-      <w:rFonts w:ascii="Liberation Sans" w:hAnsi="Liberation Sans" w:eastAsia="Microsoft YaHei" w:cs="Arial"/>
+      <w:rFonts w:ascii="Liberation Sans" w:eastAsia="Microsoft YaHei" w:hAnsi="Liberation Sans"/>
       <w:sz w:val="28"/>
       <w:szCs w:val="28"/>
     </w:rPr>
   </w:style>
-  <w:style w:type="paragraph" w:styleId="ndiceuser">
+  <w:style w:type="paragraph" w:customStyle="1" w:styleId="ndiceuser">
     <w:name w:val="Índice (user)"/>
     <w:basedOn w:val="Normal"/>
     <w:qFormat/>
     <w:pPr>
       <w:suppressLineNumbers/>
     </w:pPr>
-    <w:rPr>
-      <w:rFonts w:cs="Arial"/>
-    </w:rPr>
   </w:style>
   <w:style w:type="paragraph" w:styleId="Title">
     <w:name w:val="Title"/>
     <w:basedOn w:val="Ttulo"/>
     <w:uiPriority w:val="10"/>
     <w:qFormat/>
-    <w:pPr/>
     <w:rPr>
       <w:sz w:val="56"/>
       <w:szCs w:val="56"/>
     </w:rPr>
   </w:style>
-  <w:style w:type="paragraph" w:styleId="StrongEmphasis" w:customStyle="1">
+  <w:style w:type="paragraph" w:customStyle="1" w:styleId="StrongEmphasis">
     <w:name w:val="Strong Emphasis"/>
     <w:qFormat/>
-    <w:pPr>
-      <w:widowControl/>
-      <w:suppressAutoHyphens w:val="true"/>
-      <w:bidi w:val="0"/>
-      <w:spacing w:before="0" w:after="0"/>
-      <w:jc w:val="start"/>
-    </w:pPr>
     <w:rPr>
-      <w:rFonts w:ascii="Arial" w:hAnsi="Arial" w:eastAsia="Arial" w:cs="Arial"/>
       <w:b/>
       <w:bCs/>
-      <w:color w:val="auto"/>
-      <w:kern w:val="0"/>
-      <w:sz w:val="24"/>
-      <w:szCs w:val="24"/>
-      <w:lang w:val="es-ES" w:eastAsia="zh-CN" w:bidi="hi-IN"/>
     </w:rPr>
   </w:style>
   <w:style w:type="paragraph" w:styleId="ListParagraph">
     <w:name w:val="List Paragraph"/>
     <w:qFormat/>
-    <w:pPr>
-      <w:widowControl/>
-      <w:suppressAutoHyphens w:val="true"/>
-      <w:bidi w:val="0"/>
-      <w:spacing w:before="0" w:after="0"/>
-      <w:jc w:val="start"/>
-    </w:pPr>
-    <w:rPr>
-      <w:rFonts w:ascii="Arial" w:hAnsi="Arial" w:eastAsia="Arial" w:cs="Arial"/>
-      <w:color w:val="auto"/>
-      <w:kern w:val="0"/>
-      <w:sz w:val="24"/>
-      <w:szCs w:val="24"/>
-      <w:lang w:val="es-ES" w:eastAsia="zh-CN" w:bidi="hi-IN"/>
-    </w:rPr>
   </w:style>
   <w:style w:type="paragraph" w:styleId="FootnoteText">
     <w:name w:val="footnote text"/>
@@ -5573,7 +5794,6 @@
     <w:uiPriority w:val="99"/>
     <w:semiHidden/>
     <w:unhideWhenUsed/>
-    <w:pPr/>
     <w:rPr>
       <w:sz w:val="20"/>
       <w:szCs w:val="20"/>
@@ -5586,87 +5806,72 @@
     <w:uiPriority w:val="99"/>
     <w:semiHidden/>
     <w:unhideWhenUsed/>
-    <w:pPr/>
     <w:rPr>
       <w:sz w:val="20"/>
       <w:szCs w:val="20"/>
     </w:rPr>
   </w:style>
-  <w:style w:type="numbering" w:styleId="Ningunalistauser" w:default="1">
+  <w:style w:type="numbering" w:customStyle="1" w:styleId="Ningunalistauser">
     <w:name w:val="Ninguna lista (user)"/>
     <w:uiPriority w:val="99"/>
     <w:semiHidden/>
     <w:unhideWhenUsed/>
     <w:qFormat/>
   </w:style>
-  <w:style w:type="table" w:default="1" w:styleId="TableNormal">
-    <w:name w:val="Normal Table"/>
-    <w:uiPriority w:val="99"/>
-    <w:semiHidden/>
-    <w:unhideWhenUsed/>
-    <w:tblPr>
-      <w:tblCellMar>
-        <w:top w:w="0" w:type="dxa"/>
-        <w:left w:w="108" w:type="dxa"/>
-        <w:bottom w:w="0" w:type="dxa"/>
-        <w:right w:w="108" w:type="dxa"/>
-      </w:tblCellMar>
-    </w:tblPr>
-  </w:style>
 </w:styles>
 </file>
 
 <file path=word/theme/theme1.xml><?xml version="1.0" encoding="utf-8"?>
-<a:theme xmlns:a="http://schemas.openxmlformats.org/drawingml/2006/main" xmlns:r="http://schemas.openxmlformats.org/officeDocument/2006/relationships" name="Office">
+<a:theme xmlns:a="http://schemas.openxmlformats.org/drawingml/2006/main" name="Office">
   <a:themeElements>
     <a:clrScheme name="LibreOffice">
       <a:dk1>
         <a:srgbClr val="000000"/>
       </a:dk1>
       <a:lt1>
-        <a:srgbClr val="ffffff"/>
+        <a:srgbClr val="FFFFFF"/>
       </a:lt1>
       <a:dk2>
         <a:srgbClr val="000000"/>
       </a:dk2>
       <a:lt2>
-        <a:srgbClr val="ffffff"/>
+        <a:srgbClr val="FFFFFF"/>
       </a:lt2>
       <a:accent1>
-        <a:srgbClr val="18a303"/>
+        <a:srgbClr val="18A303"/>
       </a:accent1>
       <a:accent2>
-        <a:srgbClr val="0369a3"/>
+        <a:srgbClr val="0369A3"/>
       </a:accent2>
       <a:accent3>
-        <a:srgbClr val="a33e03"/>
+        <a:srgbClr val="A33E03"/>
       </a:accent3>
       <a:accent4>
-        <a:srgbClr val="8e03a3"/>
+        <a:srgbClr val="8E03A3"/>
       </a:accent4>
       <a:accent5>
-        <a:srgbClr val="c99c00"/>
+        <a:srgbClr val="C99C00"/>
       </a:accent5>
       <a:accent6>
-        <a:srgbClr val="c9211e"/>
+        <a:srgbClr val="C9211E"/>
       </a:accent6>
       <a:hlink>
-        <a:srgbClr val="0000ee"/>
+        <a:srgbClr val="0000EE"/>
       </a:hlink>
       <a:folHlink>
-        <a:srgbClr val="551a8b"/>
+        <a:srgbClr val="551A8B"/>
       </a:folHlink>
     </a:clrScheme>
     <a:fontScheme name="Office">
       <a:majorFont>
-        <a:latin typeface="Arial" pitchFamily="0" charset="1"/>
-        <a:ea typeface="DejaVu Sans" pitchFamily="0" charset="1"/>
-        <a:cs typeface="DejaVu Sans" pitchFamily="0" charset="1"/>
+        <a:latin typeface="Arial"/>
+        <a:ea typeface="DejaVu Sans"/>
+        <a:cs typeface="DejaVu Sans"/>
       </a:majorFont>
       <a:minorFont>
-        <a:latin typeface="Arial" pitchFamily="0" charset="1"/>
-        <a:ea typeface="DejaVu Sans" pitchFamily="0" charset="1"/>
-        <a:cs typeface="DejaVu Sans" pitchFamily="0" charset="1"/>
+        <a:latin typeface="Arial"/>
+        <a:ea typeface="DejaVu Sans"/>
+        <a:cs typeface="DejaVu Sans"/>
       </a:minorFont>
     </a:fontScheme>
     <a:fmtScheme>
@@ -5719,5 +5924,7 @@
       </a:bgFillStyleLst>
     </a:fmtScheme>
   </a:themeElements>
+  <a:objectDefaults/>
+  <a:extraClrSchemeLst/>
 </a:theme>
 </file>